--- a/11-变流电路/02-逆变电路/修正正弦波逆变电路/修正正弦波逆变电路.docx
+++ b/11-变流电路/02-逆变电路/修正正弦波逆变电路/修正正弦波逆变电路.docx
@@ -2342,6 +2342,20 @@
     </w:p>
     <w:bookmarkEnd w:id="26"/>
     <w:bookmarkEnd w:id="27"/>
+    <w:p>
+      <w:pPr>
+        <w:spacing w:before="360"/>
+        <w:jc w:val="center"/>
+      </w:pPr>
+      <w:r>
+        <w:rPr>
+          <w:rFonts w:ascii="Times New Roman" w:hAnsi="Times New Roman"/>
+          <w:color w:val="555555"/>
+          <w:sz w:val="21"/>
+        </w:rPr>
+        <w:t>材料收集者：杜文杰</w:t>
+      </w:r>
+    </w:p>
     <w:sectPr>
       <w:headerReference r:id="rId9" w:type="default"/>
       <w:footerReference r:id="rId10" w:type="default"/>

--- a/11-变流电路/02-逆变电路/修正正弦波逆变电路/修正正弦波逆变电路.docx
+++ b/11-变流电路/02-逆变电路/修正正弦波逆变电路/修正正弦波逆变电路.docx
@@ -1,6 +1,6 @@
 
 <file path=word/document.xml><?xml version="1.0" encoding="utf-8"?>
-<w:document xmlns:w="http://schemas.openxmlformats.org/wordprocessingml/2006/main" xmlns:m="http://schemas.openxmlformats.org/officeDocument/2006/math" xmlns:r="http://schemas.openxmlformats.org/officeDocument/2006/relationships" xmlns:o="urn:schemas-microsoft-com:office:office" xmlns:v="urn:schemas-microsoft-com:vml" xmlns:w10="urn:schemas-microsoft-com:office:word" xmlns:a="http://schemas.openxmlformats.org/drawingml/2006/main" xmlns:pic="http://schemas.openxmlformats.org/drawingml/2006/picture" xmlns:wp="http://schemas.openxmlformats.org/drawingml/2006/wordprocessingDrawing">
+<w:document xmlns:m="http://schemas.openxmlformats.org/officeDocument/2006/math" xmlns:r="http://schemas.openxmlformats.org/officeDocument/2006/relationships" xmlns:w="http://schemas.openxmlformats.org/wordprocessingml/2006/main" xmlns:o="urn:schemas-microsoft-com:office:office" xmlns:v="urn:schemas-microsoft-com:vml" xmlns:w10="urn:schemas-microsoft-com:office:word" xmlns:a="http://schemas.openxmlformats.org/drawingml/2006/main" xmlns:pic="http://schemas.openxmlformats.org/drawingml/2006/picture" xmlns:wp="http://schemas.openxmlformats.org/drawingml/2006/wordprocessingDrawing">
   <w:body>
     <w:bookmarkStart w:id="27" w:name="修正正弦波逆变电路"/>
     <w:p>
@@ -9,7 +9,7 @@
       </w:pPr>
       <w:r>
         <w:rPr>
-          <w:rFonts w:hint="eastAsia"/>
+          <w:rFonts w:hint="eastAsia" w:eastAsia="黑体"/>
         </w:rPr>
         <w:t xml:space="preserve">修正正弦波逆变电路</w:t>
       </w:r>
@@ -21,7 +21,7 @@
       </w:pPr>
       <w:r>
         <w:rPr>
-          <w:rFonts w:hint="eastAsia"/>
+          <w:rFonts w:hint="eastAsia" w:eastAsia="黑体"/>
         </w:rPr>
         <w:t xml:space="preserve">拓扑描述</w:t>
       </w:r>
@@ -32,16 +32,19 @@
       </w:pPr>
       <w:r>
         <w:rPr>
-          <w:rFonts w:hint="eastAsia"/>
+          <w:rFonts w:hint="eastAsia" w:eastAsia="黑体"/>
         </w:rPr>
         <w:t xml:space="preserve">由</w:t>
       </w:r>
       <w:r>
+        <w:rPr>
+          <w:rFonts w:eastAsia="黑体"/>
+        </w:rPr>
         <w:t xml:space="preserve"> </w:t>
       </w:r>
       <w:r>
         <w:rPr>
-          <w:rFonts w:hint="eastAsia"/>
+          <w:rFonts w:hint="eastAsia" w:eastAsia="黑体"/>
           <w:b/>
           <w:bCs/>
         </w:rPr>
@@ -49,6 +52,7 @@
       </w:r>
       <w:r>
         <w:rPr>
+          <w:rFonts w:eastAsia="黑体"/>
           <w:b/>
           <w:bCs/>
         </w:rPr>
@@ -56,7 +60,7 @@
       </w:r>
       <w:r>
         <w:rPr>
-          <w:rFonts w:hint="eastAsia"/>
+          <w:rFonts w:hint="eastAsia" w:eastAsia="黑体"/>
           <w:b/>
           <w:bCs/>
         </w:rPr>
@@ -64,6 +68,7 @@
       </w:r>
       <w:r>
         <w:rPr>
+          <w:rFonts w:eastAsia="黑体"/>
           <w:b/>
           <w:bCs/>
         </w:rPr>
@@ -85,6 +90,7 @@
       </m:oMath>
       <w:r>
         <w:rPr>
+          <w:rFonts w:eastAsia="黑体"/>
           <w:b/>
           <w:bCs/>
         </w:rPr>
@@ -106,18 +112,21 @@
       </m:oMath>
       <w:r>
         <w:rPr>
-          <w:rFonts w:hint="eastAsia"/>
+          <w:rFonts w:hint="eastAsia" w:eastAsia="黑体"/>
           <w:b/>
           <w:bCs/>
         </w:rPr>
         <w:t xml:space="preserve">，各反并联续流二极管，亦可用推挽）</w:t>
       </w:r>
       <w:r>
+        <w:rPr>
+          <w:rFonts w:eastAsia="黑体"/>
+        </w:rPr>
         <w:t xml:space="preserve">、</w:t>
       </w:r>
       <w:r>
         <w:rPr>
-          <w:rFonts w:hint="eastAsia"/>
+          <w:rFonts w:hint="eastAsia" w:eastAsia="黑体"/>
           <w:b/>
           <w:bCs/>
         </w:rPr>
@@ -125,6 +134,7 @@
       </w:r>
       <w:r>
         <w:rPr>
+          <w:rFonts w:eastAsia="黑体"/>
           <w:b/>
           <w:bCs/>
         </w:rPr>
@@ -136,17 +146,20 @@
         </m:r>
       </m:oMath>
       <w:r>
+        <w:rPr>
+          <w:rFonts w:eastAsia="黑体"/>
+        </w:rPr>
         <w:t xml:space="preserve"> </w:t>
       </w:r>
       <w:r>
         <w:rPr>
-          <w:rFonts w:hint="eastAsia"/>
+          <w:rFonts w:hint="eastAsia" w:eastAsia="黑体"/>
         </w:rPr>
         <w:t xml:space="preserve">组成。电路关键节点：</w:t>
       </w:r>
       <w:r>
         <w:rPr>
-          <w:rFonts w:hint="eastAsia"/>
+          <w:rFonts w:hint="eastAsia" w:eastAsia="黑体"/>
           <w:b/>
           <w:bCs/>
         </w:rPr>
@@ -154,6 +167,7 @@
       </w:r>
       <w:r>
         <w:rPr>
+          <w:rFonts w:eastAsia="黑体"/>
           <w:b/>
           <w:bCs/>
         </w:rPr>
@@ -161,7 +175,7 @@
       </w:r>
       <w:r>
         <w:rPr>
-          <w:rFonts w:hint="eastAsia"/>
+          <w:rFonts w:hint="eastAsia" w:eastAsia="黑体"/>
           <w:b/>
           <w:bCs/>
         </w:rPr>
@@ -169,6 +183,7 @@
       </w:r>
       <w:r>
         <w:rPr>
+          <w:rFonts w:eastAsia="黑体"/>
           <w:b/>
           <w:bCs/>
         </w:rPr>
@@ -181,13 +196,13 @@
       </m:oMath>
       <w:r>
         <w:rPr>
-          <w:rFonts w:hint="eastAsia"/>
+          <w:rFonts w:hint="eastAsia" w:eastAsia="黑体"/>
         </w:rPr>
         <w:t xml:space="preserve">；</w:t>
       </w:r>
       <w:r>
         <w:rPr>
-          <w:rFonts w:hint="eastAsia"/>
+          <w:rFonts w:hint="eastAsia" w:eastAsia="黑体"/>
           <w:b/>
           <w:bCs/>
         </w:rPr>
@@ -195,6 +210,7 @@
       </w:r>
       <w:r>
         <w:rPr>
+          <w:rFonts w:eastAsia="黑体"/>
           <w:b/>
           <w:bCs/>
         </w:rPr>
@@ -202,7 +218,7 @@
       </w:r>
       <w:r>
         <w:rPr>
-          <w:rFonts w:hint="eastAsia"/>
+          <w:rFonts w:hint="eastAsia" w:eastAsia="黑体"/>
           <w:b/>
           <w:bCs/>
         </w:rPr>
@@ -210,6 +226,7 @@
       </w:r>
       <w:r>
         <w:rPr>
+          <w:rFonts w:eastAsia="黑体"/>
           <w:b/>
           <w:bCs/>
         </w:rPr>
@@ -222,13 +239,13 @@
       </m:oMath>
       <w:r>
         <w:rPr>
-          <w:rFonts w:hint="eastAsia"/>
+          <w:rFonts w:hint="eastAsia" w:eastAsia="黑体"/>
         </w:rPr>
         <w:t xml:space="preserve">；</w:t>
       </w:r>
       <w:r>
         <w:rPr>
-          <w:rFonts w:hint="eastAsia"/>
+          <w:rFonts w:hint="eastAsia" w:eastAsia="黑体"/>
           <w:b/>
           <w:bCs/>
         </w:rPr>
@@ -236,6 +253,7 @@
       </w:r>
       <w:r>
         <w:rPr>
+          <w:rFonts w:eastAsia="黑体"/>
           <w:b/>
           <w:bCs/>
         </w:rPr>
@@ -243,7 +261,7 @@
       </w:r>
       <w:r>
         <w:rPr>
-          <w:rFonts w:hint="eastAsia"/>
+          <w:rFonts w:hint="eastAsia" w:eastAsia="黑体"/>
           <w:b/>
           <w:bCs/>
         </w:rPr>
@@ -283,13 +301,13 @@
       </m:oMath>
       <w:r>
         <w:rPr>
-          <w:rFonts w:hint="eastAsia"/>
+          <w:rFonts w:hint="eastAsia" w:eastAsia="黑体"/>
         </w:rPr>
         <w:t xml:space="preserve">；</w:t>
       </w:r>
       <w:r>
         <w:rPr>
-          <w:rFonts w:hint="eastAsia"/>
+          <w:rFonts w:hint="eastAsia" w:eastAsia="黑体"/>
           <w:b/>
           <w:bCs/>
         </w:rPr>
@@ -297,6 +315,7 @@
       </w:r>
       <w:r>
         <w:rPr>
+          <w:rFonts w:eastAsia="黑体"/>
           <w:b/>
           <w:bCs/>
         </w:rPr>
@@ -304,7 +323,7 @@
       </w:r>
       <w:r>
         <w:rPr>
-          <w:rFonts w:hint="eastAsia"/>
+          <w:rFonts w:hint="eastAsia" w:eastAsia="黑体"/>
           <w:b/>
           <w:bCs/>
         </w:rPr>
@@ -312,11 +331,14 @@
       </w:r>
       <w:r>
         <w:rPr>
-          <w:rFonts w:hint="eastAsia"/>
+          <w:rFonts w:hint="eastAsia" w:eastAsia="黑体"/>
         </w:rPr>
         <w:t xml:space="preserve">（变压器一次侧接</w:t>
       </w:r>
       <w:r>
+        <w:rPr>
+          <w:rFonts w:eastAsia="黑体"/>
+        </w:rPr>
         <w:t xml:space="preserve"> </w:t>
       </w:r>
       <m:oMath>
@@ -334,6 +356,9 @@
         </m:sSub>
       </m:oMath>
       <w:r>
+        <w:rPr>
+          <w:rFonts w:eastAsia="黑体"/>
+        </w:rPr>
         <w:t xml:space="preserve">、</w:t>
       </w:r>
       <m:oMath>
@@ -352,7 +377,7 @@
       </m:oMath>
       <w:r>
         <w:rPr>
-          <w:rFonts w:hint="eastAsia"/>
+          <w:rFonts w:hint="eastAsia" w:eastAsia="黑体"/>
         </w:rPr>
         <w:t xml:space="preserve">，二次侧经滤波接负载）。</w:t>
       </w:r>
@@ -361,7 +386,7 @@
       <w:pPr/>
       <w:r>
         <w:rPr>
-          <w:rFonts w:hint="eastAsia"/>
+          <w:rFonts w:hint="eastAsia" w:eastAsia="黑体"/>
         </w:rPr>
         <w:t xml:space="preserve">各元件管脚连接：</w:t>
       </w:r>
@@ -380,24 +405,33 @@
         </m:sSub>
       </m:oMath>
       <w:r>
+        <w:rPr>
+          <w:rFonts w:eastAsia="黑体"/>
+        </w:rPr>
         <w:t xml:space="preserve"> </w:t>
       </w:r>
       <w:r>
         <w:rPr>
-          <w:rFonts w:hint="eastAsia"/>
+          <w:rFonts w:hint="eastAsia" w:eastAsia="黑体"/>
         </w:rPr>
         <w:t xml:space="preserve">的</w:t>
       </w:r>
       <w:r>
+        <w:rPr>
+          <w:rFonts w:eastAsia="黑体"/>
+        </w:rPr>
         <w:t xml:space="preserve"> C </w:t>
       </w:r>
       <w:r>
         <w:rPr>
-          <w:rFonts w:hint="eastAsia"/>
+          <w:rFonts w:hint="eastAsia" w:eastAsia="黑体"/>
         </w:rPr>
         <w:t xml:space="preserve">接</w:t>
       </w:r>
       <w:r>
+        <w:rPr>
+          <w:rFonts w:eastAsia="黑体"/>
+        </w:rPr>
         <w:t xml:space="preserve"> </w:t>
       </w:r>
       <m:oMath>
@@ -406,15 +440,21 @@
         </m:r>
       </m:oMath>
       <w:r>
+        <w:rPr>
+          <w:rFonts w:eastAsia="黑体"/>
+        </w:rPr>
         <w:t xml:space="preserve">、E </w:t>
       </w:r>
       <w:r>
         <w:rPr>
-          <w:rFonts w:hint="eastAsia"/>
+          <w:rFonts w:hint="eastAsia" w:eastAsia="黑体"/>
         </w:rPr>
         <w:t xml:space="preserve">接</w:t>
       </w:r>
       <w:r>
+        <w:rPr>
+          <w:rFonts w:eastAsia="黑体"/>
+        </w:rPr>
         <w:t xml:space="preserve"> </w:t>
       </w:r>
       <m:oMath>
@@ -432,11 +472,14 @@
         </m:sSub>
       </m:oMath>
       <w:r>
+        <w:rPr>
+          <w:rFonts w:eastAsia="黑体"/>
+        </w:rPr>
         <w:t xml:space="preserve">、G </w:t>
       </w:r>
       <w:r>
         <w:rPr>
-          <w:rFonts w:hint="eastAsia"/>
+          <w:rFonts w:hint="eastAsia" w:eastAsia="黑体"/>
         </w:rPr>
         <w:t xml:space="preserve">接驱动；</w:t>
       </w:r>
@@ -455,24 +498,33 @@
         </m:sSub>
       </m:oMath>
       <w:r>
+        <w:rPr>
+          <w:rFonts w:eastAsia="黑体"/>
+        </w:rPr>
         <w:t xml:space="preserve"> </w:t>
       </w:r>
       <w:r>
         <w:rPr>
-          <w:rFonts w:hint="eastAsia"/>
+          <w:rFonts w:hint="eastAsia" w:eastAsia="黑体"/>
         </w:rPr>
         <w:t xml:space="preserve">的</w:t>
       </w:r>
       <w:r>
+        <w:rPr>
+          <w:rFonts w:eastAsia="黑体"/>
+        </w:rPr>
         <w:t xml:space="preserve"> C </w:t>
       </w:r>
       <w:r>
         <w:rPr>
-          <w:rFonts w:hint="eastAsia"/>
+          <w:rFonts w:hint="eastAsia" w:eastAsia="黑体"/>
         </w:rPr>
         <w:t xml:space="preserve">接</w:t>
       </w:r>
       <w:r>
+        <w:rPr>
+          <w:rFonts w:eastAsia="黑体"/>
+        </w:rPr>
         <w:t xml:space="preserve"> </w:t>
       </w:r>
       <m:oMath>
@@ -490,15 +542,21 @@
         </m:sSub>
       </m:oMath>
       <w:r>
+        <w:rPr>
+          <w:rFonts w:eastAsia="黑体"/>
+        </w:rPr>
         <w:t xml:space="preserve">、E </w:t>
       </w:r>
       <w:r>
         <w:rPr>
-          <w:rFonts w:hint="eastAsia"/>
+          <w:rFonts w:hint="eastAsia" w:eastAsia="黑体"/>
         </w:rPr>
         <w:t xml:space="preserve">接</w:t>
       </w:r>
       <w:r>
+        <w:rPr>
+          <w:rFonts w:eastAsia="黑体"/>
+        </w:rPr>
         <w:t xml:space="preserve"> </w:t>
       </w:r>
       <m:oMath>
@@ -507,11 +565,14 @@
         </m:r>
       </m:oMath>
       <w:r>
+        <w:rPr>
+          <w:rFonts w:eastAsia="黑体"/>
+        </w:rPr>
         <w:t xml:space="preserve">、G </w:t>
       </w:r>
       <w:r>
         <w:rPr>
-          <w:rFonts w:hint="eastAsia"/>
+          <w:rFonts w:hint="eastAsia" w:eastAsia="黑体"/>
         </w:rPr>
         <w:t xml:space="preserve">接驱动；</w:t>
       </w:r>
@@ -530,24 +591,33 @@
         </m:sSub>
       </m:oMath>
       <w:r>
+        <w:rPr>
+          <w:rFonts w:eastAsia="黑体"/>
+        </w:rPr>
         <w:t xml:space="preserve"> </w:t>
       </w:r>
       <w:r>
         <w:rPr>
-          <w:rFonts w:hint="eastAsia"/>
+          <w:rFonts w:hint="eastAsia" w:eastAsia="黑体"/>
         </w:rPr>
         <w:t xml:space="preserve">的</w:t>
       </w:r>
       <w:r>
+        <w:rPr>
+          <w:rFonts w:eastAsia="黑体"/>
+        </w:rPr>
         <w:t xml:space="preserve"> C </w:t>
       </w:r>
       <w:r>
         <w:rPr>
-          <w:rFonts w:hint="eastAsia"/>
+          <w:rFonts w:hint="eastAsia" w:eastAsia="黑体"/>
         </w:rPr>
         <w:t xml:space="preserve">接</w:t>
       </w:r>
       <w:r>
+        <w:rPr>
+          <w:rFonts w:eastAsia="黑体"/>
+        </w:rPr>
         <w:t xml:space="preserve"> </w:t>
       </w:r>
       <m:oMath>
@@ -556,15 +626,21 @@
         </m:r>
       </m:oMath>
       <w:r>
+        <w:rPr>
+          <w:rFonts w:eastAsia="黑体"/>
+        </w:rPr>
         <w:t xml:space="preserve">、E </w:t>
       </w:r>
       <w:r>
         <w:rPr>
-          <w:rFonts w:hint="eastAsia"/>
+          <w:rFonts w:hint="eastAsia" w:eastAsia="黑体"/>
         </w:rPr>
         <w:t xml:space="preserve">接</w:t>
       </w:r>
       <w:r>
+        <w:rPr>
+          <w:rFonts w:eastAsia="黑体"/>
+        </w:rPr>
         <w:t xml:space="preserve"> </w:t>
       </w:r>
       <m:oMath>
@@ -582,11 +658,14 @@
         </m:sSub>
       </m:oMath>
       <w:r>
+        <w:rPr>
+          <w:rFonts w:eastAsia="黑体"/>
+        </w:rPr>
         <w:t xml:space="preserve">、G </w:t>
       </w:r>
       <w:r>
         <w:rPr>
-          <w:rFonts w:hint="eastAsia"/>
+          <w:rFonts w:hint="eastAsia" w:eastAsia="黑体"/>
         </w:rPr>
         <w:t xml:space="preserve">接驱动；</w:t>
       </w:r>
@@ -605,24 +684,33 @@
         </m:sSub>
       </m:oMath>
       <w:r>
+        <w:rPr>
+          <w:rFonts w:eastAsia="黑体"/>
+        </w:rPr>
         <w:t xml:space="preserve"> </w:t>
       </w:r>
       <w:r>
         <w:rPr>
-          <w:rFonts w:hint="eastAsia"/>
+          <w:rFonts w:hint="eastAsia" w:eastAsia="黑体"/>
         </w:rPr>
         <w:t xml:space="preserve">的</w:t>
       </w:r>
       <w:r>
+        <w:rPr>
+          <w:rFonts w:eastAsia="黑体"/>
+        </w:rPr>
         <w:t xml:space="preserve"> C </w:t>
       </w:r>
       <w:r>
         <w:rPr>
-          <w:rFonts w:hint="eastAsia"/>
+          <w:rFonts w:hint="eastAsia" w:eastAsia="黑体"/>
         </w:rPr>
         <w:t xml:space="preserve">接</w:t>
       </w:r>
       <w:r>
+        <w:rPr>
+          <w:rFonts w:eastAsia="黑体"/>
+        </w:rPr>
         <w:t xml:space="preserve"> </w:t>
       </w:r>
       <m:oMath>
@@ -640,15 +728,21 @@
         </m:sSub>
       </m:oMath>
       <w:r>
+        <w:rPr>
+          <w:rFonts w:eastAsia="黑体"/>
+        </w:rPr>
         <w:t xml:space="preserve">、E </w:t>
       </w:r>
       <w:r>
         <w:rPr>
-          <w:rFonts w:hint="eastAsia"/>
+          <w:rFonts w:hint="eastAsia" w:eastAsia="黑体"/>
         </w:rPr>
         <w:t xml:space="preserve">接</w:t>
       </w:r>
       <w:r>
+        <w:rPr>
+          <w:rFonts w:eastAsia="黑体"/>
+        </w:rPr>
         <w:t xml:space="preserve"> </w:t>
       </w:r>
       <m:oMath>
@@ -657,50 +751,65 @@
         </m:r>
       </m:oMath>
       <w:r>
+        <w:rPr>
+          <w:rFonts w:eastAsia="黑体"/>
+        </w:rPr>
         <w:t xml:space="preserve">、G </w:t>
       </w:r>
       <w:r>
         <w:rPr>
-          <w:rFonts w:hint="eastAsia"/>
+          <w:rFonts w:hint="eastAsia" w:eastAsia="黑体"/>
         </w:rPr>
         <w:t xml:space="preserve">接驱动；各管反并联二极管阳极接</w:t>
       </w:r>
       <w:r>
+        <w:rPr>
+          <w:rFonts w:eastAsia="黑体"/>
+        </w:rPr>
         <w:t xml:space="preserve"> </w:t>
       </w:r>
       <w:r>
         <w:rPr>
-          <w:rFonts w:hint="eastAsia"/>
+          <w:rFonts w:hint="eastAsia" w:eastAsia="黑体"/>
         </w:rPr>
         <w:t xml:space="preserve">E、阴极接</w:t>
       </w:r>
       <w:r>
+        <w:rPr>
+          <w:rFonts w:eastAsia="黑体"/>
+        </w:rPr>
         <w:t xml:space="preserve"> </w:t>
       </w:r>
       <w:r>
         <w:rPr>
-          <w:rFonts w:hint="eastAsia"/>
+          <w:rFonts w:hint="eastAsia" w:eastAsia="黑体"/>
         </w:rPr>
         <w:t xml:space="preserve">C；</w:t>
       </w:r>
       <w:r>
         <w:rPr>
-          <w:rFonts w:hint="eastAsia"/>
+          <w:rFonts w:hint="eastAsia" w:eastAsia="黑体"/>
           <w:b/>
           <w:bCs/>
         </w:rPr>
         <w:t xml:space="preserve">变压器一次侧</w:t>
       </w:r>
       <w:r>
+        <w:rPr>
+          <w:rFonts w:eastAsia="黑体"/>
+        </w:rPr>
         <w:t xml:space="preserve"> </w:t>
       </w:r>
       <w:r>
         <w:rPr>
-          <w:rFonts w:hint="eastAsia"/>
+          <w:rFonts w:hint="eastAsia" w:eastAsia="黑体"/>
         </w:rPr>
         <w:t xml:space="preserve">一端接</w:t>
       </w:r>
       <w:r>
+        <w:rPr>
+          <w:rFonts w:eastAsia="黑体"/>
+        </w:rPr>
         <w:t xml:space="preserve"> </w:t>
       </w:r>
       <m:oMath>
@@ -719,11 +828,14 @@
       </m:oMath>
       <w:r>
         <w:rPr>
-          <w:rFonts w:hint="eastAsia"/>
+          <w:rFonts w:hint="eastAsia" w:eastAsia="黑体"/>
         </w:rPr>
         <w:t xml:space="preserve">、另一端接</w:t>
       </w:r>
       <w:r>
+        <w:rPr>
+          <w:rFonts w:eastAsia="黑体"/>
+        </w:rPr>
         <w:t xml:space="preserve"> </w:t>
       </w:r>
       <m:oMath>
@@ -742,7 +854,7 @@
       </m:oMath>
       <w:r>
         <w:rPr>
-          <w:rFonts w:hint="eastAsia"/>
+          <w:rFonts w:hint="eastAsia" w:eastAsia="黑体"/>
         </w:rPr>
         <w:t xml:space="preserve">，二次侧经输出电感/电容滤波后接负载。</w:t>
       </w:r>
@@ -751,20 +863,26 @@
       <w:pPr/>
       <w:r>
         <w:rPr>
-          <w:rFonts w:hint="eastAsia"/>
+          <w:rFonts w:hint="eastAsia" w:eastAsia="黑体"/>
         </w:rPr>
         <w:t xml:space="preserve">由此构成”全桥开关桥</w:t>
       </w:r>
       <w:r>
+        <w:rPr>
+          <w:rFonts w:eastAsia="黑体"/>
+        </w:rPr>
         <w:t xml:space="preserve"> + </w:t>
       </w:r>
       <w:r>
         <w:rPr>
-          <w:rFonts w:hint="eastAsia"/>
+          <w:rFonts w:hint="eastAsia" w:eastAsia="黑体"/>
         </w:rPr>
         <w:t xml:space="preserve">输出滤波与变压器”的修正正弦波逆变组态，通过在中电平与零电平间插入零电压区间，每半周输出”正电平—零电平—正电平”阶梯方波（以</w:t>
       </w:r>
       <w:r>
+        <w:rPr>
+          <w:rFonts w:eastAsia="黑体"/>
+        </w:rPr>
         <w:t xml:space="preserve"> </w:t>
       </w:r>
       <m:oMath>
@@ -779,15 +897,21 @@
         </m:r>
       </m:oMath>
       <w:r>
+        <w:rPr>
+          <w:rFonts w:eastAsia="黑体"/>
+        </w:rPr>
         <w:t xml:space="preserve"> </w:t>
       </w:r>
       <w:r>
         <w:rPr>
-          <w:rFonts w:hint="eastAsia"/>
+          <w:rFonts w:hint="eastAsia" w:eastAsia="黑体"/>
         </w:rPr>
         <w:t xml:space="preserve">与</w:t>
       </w:r>
       <w:r>
+        <w:rPr>
+          <w:rFonts w:eastAsia="黑体"/>
+        </w:rPr>
         <w:t xml:space="preserve"> </w:t>
       </w:r>
       <m:oMath>
@@ -796,20 +920,26 @@
         </m:r>
       </m:oMath>
       <w:r>
+        <w:rPr>
+          <w:rFonts w:eastAsia="黑体"/>
+        </w:rPr>
         <w:t xml:space="preserve"> </w:t>
       </w:r>
       <w:r>
         <w:rPr>
-          <w:rFonts w:hint="eastAsia"/>
+          <w:rFonts w:hint="eastAsia" w:eastAsia="黑体"/>
         </w:rPr>
         <w:t xml:space="preserve">构成），使均方根值接近正弦波，广泛用于</w:t>
       </w:r>
       <w:r>
+        <w:rPr>
+          <w:rFonts w:eastAsia="黑体"/>
+        </w:rPr>
         <w:t xml:space="preserve"> UPS </w:t>
       </w:r>
       <w:r>
         <w:rPr>
-          <w:rFonts w:hint="eastAsia"/>
+          <w:rFonts w:hint="eastAsia" w:eastAsia="黑体"/>
         </w:rPr>
         <w:t xml:space="preserve">与低成本移动电源逆变器。</w:t>
       </w:r>
@@ -822,7 +952,7 @@
       </w:pPr>
       <w:r>
         <w:rPr>
-          <w:rFonts w:hint="eastAsia"/>
+          <w:rFonts w:hint="eastAsia" w:eastAsia="黑体"/>
         </w:rPr>
         <w:t xml:space="preserve">工作原理</w:t>
       </w:r>
@@ -833,7 +963,7 @@
       </w:pPr>
       <w:r>
         <w:rPr>
-          <w:rFonts w:hint="eastAsia"/>
+          <w:rFonts w:hint="eastAsia" w:eastAsia="黑体"/>
         </w:rPr>
         <w:t xml:space="preserve">通过控制开关在上、下两只管交替工作并插入零电平区间，形成三级阶梯波形。虽然谐波含量高于纯正弦波，但对阻性负载（白炽灯、电阻性发热、部分电机）供电时，其有效值与基波能量接近正弦。</w:t>
       </w:r>
@@ -846,7 +976,7 @@
       </w:pPr>
       <w:r>
         <w:rPr>
-          <w:rFonts w:hint="eastAsia"/>
+          <w:rFonts w:hint="eastAsia" w:eastAsia="黑体"/>
         </w:rPr>
         <w:t xml:space="preserve">关键计算公式</w:t>
       </w:r>
@@ -860,11 +990,14 @@
       </w:pPr>
       <w:r>
         <w:rPr>
-          <w:rFonts w:hint="eastAsia"/>
+          <w:rFonts w:hint="eastAsia" w:eastAsia="黑体"/>
         </w:rPr>
         <w:t xml:space="preserve">修正正弦波有效值（幅值</w:t>
       </w:r>
       <w:r>
+        <w:rPr>
+          <w:rFonts w:eastAsia="黑体"/>
+        </w:rPr>
         <w:t xml:space="preserve"> </w:t>
       </w:r>
       <m:oMath>
@@ -883,11 +1016,14 @@
       </m:oMath>
       <w:r>
         <w:rPr>
-          <w:rFonts w:hint="eastAsia"/>
+          <w:rFonts w:hint="eastAsia" w:eastAsia="黑体"/>
         </w:rPr>
         <w:t xml:space="preserve">，导通角</w:t>
       </w:r>
       <w:r>
+        <w:rPr>
+          <w:rFonts w:eastAsia="黑体"/>
+        </w:rPr>
         <w:t xml:space="preserve"> </w:t>
       </w:r>
       <m:oMath>
@@ -896,11 +1032,14 @@
         </m:r>
       </m:oMath>
       <w:r>
+        <w:rPr>
+          <w:rFonts w:eastAsia="黑体"/>
+        </w:rPr>
         <w:t xml:space="preserve"> </w:t>
       </w:r>
       <w:r>
         <w:rPr>
-          <w:rFonts w:hint="eastAsia"/>
+          <w:rFonts w:hint="eastAsia" w:eastAsia="黑体"/>
         </w:rPr>
         <w:t xml:space="preserve">定义阶梯宽度）：</w:t>
       </w:r>
@@ -986,7 +1125,7 @@
       </w:pPr>
       <w:r>
         <w:rPr>
-          <w:rFonts w:hint="eastAsia"/>
+          <w:rFonts w:hint="eastAsia" w:eastAsia="黑体"/>
         </w:rPr>
         <w:t xml:space="preserve">输出电压基波幅值（阶梯波傅里叶展开）：</w:t>
       </w:r>
@@ -1092,7 +1231,7 @@
       </w:pPr>
       <w:r>
         <w:rPr>
-          <w:rFonts w:hint="eastAsia"/>
+          <w:rFonts w:hint="eastAsia" w:eastAsia="黑体"/>
         </w:rPr>
         <w:t xml:space="preserve">总谐波畸变率：</w:t>
       </w:r>
@@ -1262,7 +1401,7 @@
       </w:pPr>
       <w:r>
         <w:rPr>
-          <w:rFonts w:hint="eastAsia"/>
+          <w:rFonts w:hint="eastAsia" w:eastAsia="黑体"/>
         </w:rPr>
         <w:t xml:space="preserve">输出频率：</w:t>
       </w:r>
@@ -1353,7 +1492,7 @@
             </w:pPr>
             <w:r>
               <w:rPr>
-                <w:rFonts w:hint="eastAsia"/>
+                <w:rFonts w:hint="eastAsia" w:eastAsia="黑体"/>
               </w:rPr>
               <w:t xml:space="preserve">符号</w:t>
             </w:r>
@@ -1367,7 +1506,7 @@
             </w:pPr>
             <w:r>
               <w:rPr>
-                <w:rFonts w:hint="eastAsia"/>
+                <w:rFonts w:hint="eastAsia" w:eastAsia="黑体"/>
               </w:rPr>
               <w:t xml:space="preserve">含义</w:t>
             </w:r>
@@ -1381,7 +1520,7 @@
             </w:pPr>
             <w:r>
               <w:rPr>
-                <w:rFonts w:hint="eastAsia"/>
+                <w:rFonts w:hint="eastAsia" w:eastAsia="黑体"/>
               </w:rPr>
               <w:t xml:space="preserve">单位</w:t>
             </w:r>
@@ -1410,6 +1549,9 @@
               </m:sSub>
             </m:oMath>
             <w:r>
+              <w:rPr>
+                <w:rFonts w:eastAsia="黑体"/>
+              </w:rPr>
               <w:t xml:space="preserve">​</w:t>
             </w:r>
           </w:p>
@@ -1422,7 +1564,7 @@
             </w:pPr>
             <w:r>
               <w:rPr>
-                <w:rFonts w:hint="eastAsia"/>
+                <w:rFonts w:hint="eastAsia" w:eastAsia="黑体"/>
               </w:rPr>
               <w:t xml:space="preserve">输出电压幅值</w:t>
             </w:r>
@@ -1435,6 +1577,9 @@
               <w:pStyle w:val="Compact"/>
             </w:pPr>
             <w:r>
+              <w:rPr>
+                <w:rFonts w:eastAsia="黑体"/>
+              </w:rPr>
               <w:t xml:space="preserve">V</w:t>
             </w:r>
           </w:p>
@@ -1453,6 +1598,9 @@
               </m:r>
             </m:oMath>
             <w:r>
+              <w:rPr>
+                <w:rFonts w:eastAsia="黑体"/>
+              </w:rPr>
               <w:t xml:space="preserve">​</w:t>
             </w:r>
           </w:p>
@@ -1465,7 +1613,7 @@
             </w:pPr>
             <w:r>
               <w:rPr>
-                <w:rFonts w:hint="eastAsia"/>
+                <w:rFonts w:hint="eastAsia" w:eastAsia="黑体"/>
               </w:rPr>
               <w:t xml:space="preserve">每周期导通角</w:t>
             </w:r>
@@ -1478,6 +1626,9 @@
               <w:pStyle w:val="Compact"/>
             </w:pPr>
             <w:r>
+              <w:rPr>
+                <w:rFonts w:eastAsia="黑体"/>
+              </w:rPr>
               <w:t xml:space="preserve">rad</w:t>
             </w:r>
           </w:p>
@@ -1496,6 +1647,9 @@
               </m:r>
             </m:oMath>
             <w:r>
+              <w:rPr>
+                <w:rFonts w:eastAsia="黑体"/>
+              </w:rPr>
               <w:t xml:space="preserve">​</w:t>
             </w:r>
           </w:p>
@@ -1508,7 +1662,7 @@
             </w:pPr>
             <w:r>
               <w:rPr>
-                <w:rFonts w:hint="eastAsia"/>
+                <w:rFonts w:hint="eastAsia" w:eastAsia="黑体"/>
               </w:rPr>
               <w:t xml:space="preserve">零电压死区角</w:t>
             </w:r>
@@ -1521,6 +1675,9 @@
               <w:pStyle w:val="Compact"/>
             </w:pPr>
             <w:r>
+              <w:rPr>
+                <w:rFonts w:eastAsia="黑体"/>
+              </w:rPr>
               <w:t xml:space="preserve">rad</w:t>
             </w:r>
           </w:p>
@@ -1554,6 +1711,9 @@
               </m:sSub>
             </m:oMath>
             <w:r>
+              <w:rPr>
+                <w:rFonts w:eastAsia="黑体"/>
+              </w:rPr>
               <w:t xml:space="preserve">​</w:t>
             </w:r>
           </w:p>
@@ -1566,7 +1726,7 @@
             </w:pPr>
             <w:r>
               <w:rPr>
-                <w:rFonts w:hint="eastAsia"/>
+                <w:rFonts w:hint="eastAsia" w:eastAsia="黑体"/>
               </w:rPr>
               <w:t xml:space="preserve">输出电压有效值</w:t>
             </w:r>
@@ -1579,6 +1739,9 @@
               <w:pStyle w:val="Compact"/>
             </w:pPr>
             <w:r>
+              <w:rPr>
+                <w:rFonts w:eastAsia="黑体"/>
+              </w:rPr>
               <w:t xml:space="preserve">V</w:t>
             </w:r>
           </w:p>
@@ -1603,6 +1766,9 @@
               </m:r>
             </m:oMath>
             <w:r>
+              <w:rPr>
+                <w:rFonts w:eastAsia="黑体"/>
+              </w:rPr>
               <w:t xml:space="preserve">​</w:t>
             </w:r>
           </w:p>
@@ -1615,7 +1781,7 @@
             </w:pPr>
             <w:r>
               <w:rPr>
-                <w:rFonts w:hint="eastAsia"/>
+                <w:rFonts w:hint="eastAsia" w:eastAsia="黑体"/>
               </w:rPr>
               <w:t xml:space="preserve">总谐波畸变率</w:t>
             </w:r>
@@ -1628,6 +1794,9 @@
               <w:pStyle w:val="Compact"/>
             </w:pPr>
             <w:r>
+              <w:rPr>
+                <w:rFonts w:eastAsia="黑体"/>
+              </w:rPr>
               <w:t xml:space="preserve">—</w:t>
             </w:r>
           </w:p>
@@ -1655,6 +1824,9 @@
               </m:sSub>
             </m:oMath>
             <w:r>
+              <w:rPr>
+                <w:rFonts w:eastAsia="黑体"/>
+              </w:rPr>
               <w:t xml:space="preserve">​</w:t>
             </w:r>
           </w:p>
@@ -1667,7 +1839,7 @@
             </w:pPr>
             <w:r>
               <w:rPr>
-                <w:rFonts w:hint="eastAsia"/>
+                <w:rFonts w:hint="eastAsia" w:eastAsia="黑体"/>
               </w:rPr>
               <w:t xml:space="preserve">输出频率</w:t>
             </w:r>
@@ -1680,6 +1852,9 @@
               <w:pStyle w:val="Compact"/>
             </w:pPr>
             <w:r>
+              <w:rPr>
+                <w:rFonts w:eastAsia="黑体"/>
+              </w:rPr>
               <w:t xml:space="preserve">Hz</w:t>
             </w:r>
           </w:p>
@@ -1694,7 +1869,7 @@
       </w:pPr>
       <w:r>
         <w:rPr>
-          <w:rFonts w:hint="eastAsia"/>
+          <w:rFonts w:hint="eastAsia" w:eastAsia="黑体"/>
         </w:rPr>
         <w:t xml:space="preserve">元件调整影响</w:t>
       </w:r>
@@ -1709,7 +1884,7 @@
       </w:pPr>
       <w:r>
         <w:rPr>
-          <w:rFonts w:hint="eastAsia"/>
+          <w:rFonts w:hint="eastAsia" w:eastAsia="黑体"/>
           <w:b/>
           <w:bCs/>
         </w:rPr>
@@ -1717,6 +1892,7 @@
       </w:r>
       <w:r>
         <w:rPr>
+          <w:rFonts w:eastAsia="黑体"/>
           <w:b/>
           <w:bCs/>
         </w:rPr>
@@ -1729,21 +1905,27 @@
       </m:oMath>
       <w:r>
         <w:rPr>
-          <w:rFonts w:hint="eastAsia"/>
+          <w:rFonts w:hint="eastAsia" w:eastAsia="黑体"/>
           <w:b/>
           <w:bCs/>
         </w:rPr>
         <w:t xml:space="preserve">）↑</w:t>
       </w:r>
       <w:r>
+        <w:rPr>
+          <w:rFonts w:eastAsia="黑体"/>
+        </w:rPr>
         <w:t xml:space="preserve"> </w:t>
       </w:r>
       <w:r>
+        <w:rPr>
+          <w:rFonts w:eastAsia="黑体"/>
+        </w:rPr>
         <w:t xml:space="preserve">→ </w:t>
       </w:r>
       <w:r>
         <w:rPr>
-          <w:rFonts w:hint="eastAsia"/>
+          <w:rFonts w:hint="eastAsia" w:eastAsia="黑体"/>
         </w:rPr>
         <w:t xml:space="preserve">有效值下降、谐波成分改变，适当时可降低特定次谐波。</w:t>
       </w:r>
@@ -1758,7 +1940,7 @@
       </w:pPr>
       <w:r>
         <w:rPr>
-          <w:rFonts w:hint="eastAsia"/>
+          <w:rFonts w:hint="eastAsia" w:eastAsia="黑体"/>
           <w:b/>
           <w:bCs/>
         </w:rPr>
@@ -1766,6 +1948,7 @@
       </w:r>
       <w:r>
         <w:rPr>
+          <w:rFonts w:eastAsia="黑体"/>
           <w:b/>
           <w:bCs/>
         </w:rPr>
@@ -1787,6 +1970,7 @@
       </m:oMath>
       <w:r>
         <w:rPr>
+          <w:rFonts w:eastAsia="黑体"/>
           <w:b/>
           <w:bCs/>
         </w:rPr>
@@ -1794,20 +1978,27 @@
       </w:r>
       <w:r>
         <w:rPr>
+          <w:rFonts w:eastAsia="黑体"/>
           <w:b/>
           <w:bCs/>
         </w:rPr>
         <w:t xml:space="preserve">↑</w:t>
       </w:r>
       <w:r>
+        <w:rPr>
+          <w:rFonts w:eastAsia="黑体"/>
+        </w:rPr>
         <w:t xml:space="preserve"> </w:t>
       </w:r>
       <w:r>
+        <w:rPr>
+          <w:rFonts w:eastAsia="黑体"/>
+        </w:rPr>
         <w:t xml:space="preserve">→ </w:t>
       </w:r>
       <w:r>
         <w:rPr>
-          <w:rFonts w:hint="eastAsia"/>
+          <w:rFonts w:hint="eastAsia" w:eastAsia="黑体"/>
         </w:rPr>
         <w:t xml:space="preserve">有效值与功率提高，器件耐压需同步提高。</w:t>
       </w:r>
@@ -1822,7 +2013,7 @@
       </w:pPr>
       <w:r>
         <w:rPr>
-          <w:rFonts w:hint="eastAsia"/>
+          <w:rFonts w:hint="eastAsia" w:eastAsia="黑体"/>
           <w:b/>
           <w:bCs/>
         </w:rPr>
@@ -1830,29 +2021,39 @@
       </w:r>
       <w:r>
         <w:rPr>
+          <w:rFonts w:eastAsia="黑体"/>
           <w:b/>
           <w:bCs/>
         </w:rPr>
         <w:t xml:space="preserve"> ↑</w:t>
       </w:r>
       <w:r>
+        <w:rPr>
+          <w:rFonts w:eastAsia="黑体"/>
+        </w:rPr>
         <w:t xml:space="preserve"> </w:t>
       </w:r>
       <w:r>
+        <w:rPr>
+          <w:rFonts w:eastAsia="黑体"/>
+        </w:rPr>
         <w:t xml:space="preserve">→ </w:t>
       </w:r>
       <w:r>
         <w:rPr>
-          <w:rFonts w:hint="eastAsia"/>
+          <w:rFonts w:hint="eastAsia" w:eastAsia="黑体"/>
         </w:rPr>
         <w:t xml:space="preserve">阶梯细分更接近正弦，但仍是「修正」波形、THD</w:t>
       </w:r>
       <w:r>
+        <w:rPr>
+          <w:rFonts w:eastAsia="黑体"/>
+        </w:rPr>
         <w:t xml:space="preserve"> </w:t>
       </w:r>
       <w:r>
         <w:rPr>
-          <w:rFonts w:hint="eastAsia"/>
+          <w:rFonts w:hint="eastAsia" w:eastAsia="黑体"/>
         </w:rPr>
         <w:t xml:space="preserve">不变性有限。</w:t>
       </w:r>
@@ -1867,7 +2068,7 @@
       </w:pPr>
       <w:r>
         <w:rPr>
-          <w:rFonts w:hint="eastAsia"/>
+          <w:rFonts w:hint="eastAsia" w:eastAsia="黑体"/>
           <w:b/>
           <w:bCs/>
         </w:rPr>
@@ -1875,20 +2076,27 @@
       </w:r>
       <w:r>
         <w:rPr>
+          <w:rFonts w:eastAsia="黑体"/>
           <w:b/>
           <w:bCs/>
         </w:rPr>
         <w:t xml:space="preserve"> ↑</w:t>
       </w:r>
       <w:r>
+        <w:rPr>
+          <w:rFonts w:eastAsia="黑体"/>
+        </w:rPr>
         <w:t xml:space="preserve"> </w:t>
       </w:r>
       <w:r>
+        <w:rPr>
+          <w:rFonts w:eastAsia="黑体"/>
+        </w:rPr>
         <w:t xml:space="preserve">→ </w:t>
       </w:r>
       <w:r>
         <w:rPr>
-          <w:rFonts w:hint="eastAsia"/>
+          <w:rFonts w:hint="eastAsia" w:eastAsia="黑体"/>
         </w:rPr>
         <w:t xml:space="preserve">输出波形平滑度改善，但体积与成本上升。</w:t>
       </w:r>
@@ -1901,7 +2109,7 @@
       </w:pPr>
       <w:r>
         <w:rPr>
-          <w:rFonts w:hint="eastAsia"/>
+          <w:rFonts w:hint="eastAsia" w:eastAsia="黑体"/>
         </w:rPr>
         <w:t xml:space="preserve">典型参数示例</w:t>
       </w:r>
@@ -1916,11 +2124,14 @@
       </w:pPr>
       <w:r>
         <w:rPr>
-          <w:rFonts w:hint="eastAsia"/>
+          <w:rFonts w:hint="eastAsia" w:eastAsia="黑体"/>
         </w:rPr>
         <w:t xml:space="preserve">取</w:t>
       </w:r>
       <w:r>
+        <w:rPr>
+          <w:rFonts w:eastAsia="黑体"/>
+        </w:rPr>
         <w:t xml:space="preserve"> </w:t>
       </w:r>
       <m:oMath>
@@ -1958,11 +2169,14 @@
       </m:oMath>
       <w:r>
         <w:rPr>
-          <w:rFonts w:hint="eastAsia"/>
+          <w:rFonts w:hint="eastAsia" w:eastAsia="黑体"/>
         </w:rPr>
         <w:t xml:space="preserve">、阶梯导通角</w:t>
       </w:r>
       <w:r>
+        <w:rPr>
+          <w:rFonts w:eastAsia="黑体"/>
+        </w:rPr>
         <w:t xml:space="preserve"> </w:t>
       </w:r>
       <m:oMath>
@@ -1981,7 +2195,7 @@
       </m:oMath>
       <w:r>
         <w:rPr>
-          <w:rFonts w:hint="eastAsia"/>
+          <w:rFonts w:hint="eastAsia" w:eastAsia="黑体"/>
         </w:rPr>
         <w:t xml:space="preserve">（即方波）：</w:t>
       </w:r>
@@ -2045,6 +2259,9 @@
         </m:r>
       </m:oMath>
       <w:r>
+        <w:rPr>
+          <w:rFonts w:eastAsia="黑体"/>
+        </w:rPr>
         <w:t xml:space="preserve">。</w:t>
       </w:r>
     </w:p>
@@ -2058,20 +2275,26 @@
       </w:pPr>
       <w:r>
         <w:rPr>
-          <w:rFonts w:hint="eastAsia"/>
+          <w:rFonts w:hint="eastAsia" w:eastAsia="黑体"/>
         </w:rPr>
         <w:t xml:space="preserve">常用设计使修正波有效值等于市电</w:t>
       </w:r>
       <w:r>
+        <w:rPr>
+          <w:rFonts w:eastAsia="黑体"/>
+        </w:rPr>
         <w:t xml:space="preserve"> 220 </w:t>
       </w:r>
       <w:r>
         <w:rPr>
-          <w:rFonts w:hint="eastAsia"/>
+          <w:rFonts w:hint="eastAsia" w:eastAsia="黑体"/>
         </w:rPr>
         <w:t xml:space="preserve">V，则</w:t>
       </w:r>
       <w:r>
+        <w:rPr>
+          <w:rFonts w:eastAsia="黑体"/>
+        </w:rPr>
         <w:t xml:space="preserve"> </w:t>
       </w:r>
       <m:oMath>
@@ -2124,11 +2347,14 @@
         </m:rad>
       </m:oMath>
       <w:r>
+        <w:rPr>
+          <w:rFonts w:eastAsia="黑体"/>
+        </w:rPr>
         <w:t xml:space="preserve"> </w:t>
       </w:r>
       <w:r>
         <w:rPr>
-          <w:rFonts w:hint="eastAsia"/>
+          <w:rFonts w:hint="eastAsia" w:eastAsia="黑体"/>
         </w:rPr>
         <w:t xml:space="preserve">反求峰值。</w:t>
       </w:r>
@@ -2141,7 +2367,7 @@
       </w:pPr>
       <w:r>
         <w:rPr>
-          <w:rFonts w:hint="eastAsia"/>
+          <w:rFonts w:hint="eastAsia" w:eastAsia="黑体"/>
         </w:rPr>
         <w:t xml:space="preserve">常见器件型号</w:t>
       </w:r>
@@ -2156,7 +2382,7 @@
       </w:pPr>
       <w:r>
         <w:rPr>
-          <w:rFonts w:hint="eastAsia"/>
+          <w:rFonts w:hint="eastAsia" w:eastAsia="黑体"/>
         </w:rPr>
         <w:t xml:space="preserve">MOSFET：IRFP460、STW20NK50Z。</w:t>
       </w:r>
@@ -2171,7 +2397,7 @@
       </w:pPr>
       <w:r>
         <w:rPr>
-          <w:rFonts w:hint="eastAsia"/>
+          <w:rFonts w:hint="eastAsia" w:eastAsia="黑体"/>
         </w:rPr>
         <w:t xml:space="preserve">驱动/控制：EG8010、SG3525、TL494。</w:t>
       </w:r>
@@ -2186,16 +2412,19 @@
       </w:pPr>
       <w:r>
         <w:rPr>
-          <w:rFonts w:hint="eastAsia"/>
+          <w:rFonts w:hint="eastAsia" w:eastAsia="黑体"/>
         </w:rPr>
         <w:t xml:space="preserve">变压器：EE/ETD</w:t>
       </w:r>
       <w:r>
+        <w:rPr>
+          <w:rFonts w:eastAsia="黑体"/>
+        </w:rPr>
         <w:t xml:space="preserve"> </w:t>
       </w:r>
       <w:r>
         <w:rPr>
-          <w:rFonts w:hint="eastAsia"/>
+          <w:rFonts w:hint="eastAsia" w:eastAsia="黑体"/>
         </w:rPr>
         <w:t xml:space="preserve">铁氧体磁芯升压变压器。</w:t>
       </w:r>
@@ -2208,7 +2437,7 @@
       </w:pPr>
       <w:r>
         <w:rPr>
-          <w:rFonts w:hint="eastAsia"/>
+          <w:rFonts w:hint="eastAsia" w:eastAsia="黑体"/>
         </w:rPr>
         <w:t xml:space="preserve">注意事项</w:t>
       </w:r>
@@ -2223,7 +2452,7 @@
       </w:pPr>
       <w:r>
         <w:rPr>
-          <w:rFonts w:hint="eastAsia"/>
+          <w:rFonts w:hint="eastAsia" w:eastAsia="黑体"/>
         </w:rPr>
         <w:t xml:space="preserve">修正正弦波含高次谐波，对感性负载（电动机）会导致额外发热、噪声与效率下降。</w:t>
       </w:r>
@@ -2238,16 +2467,19 @@
       </w:pPr>
       <w:r>
         <w:rPr>
-          <w:rFonts w:hint="eastAsia"/>
+          <w:rFonts w:hint="eastAsia" w:eastAsia="黑体"/>
         </w:rPr>
         <w:t xml:space="preserve">精密测量仪器、带</w:t>
       </w:r>
       <w:r>
+        <w:rPr>
+          <w:rFonts w:eastAsia="黑体"/>
+        </w:rPr>
         <w:t xml:space="preserve"> PFC </w:t>
       </w:r>
       <w:r>
         <w:rPr>
-          <w:rFonts w:hint="eastAsia"/>
+          <w:rFonts w:hint="eastAsia" w:eastAsia="黑体"/>
         </w:rPr>
         <w:t xml:space="preserve">或变压器电源的电子设备不宜用修正波供电。</w:t>
       </w:r>
@@ -2262,7 +2494,7 @@
       </w:pPr>
       <w:r>
         <w:rPr>
-          <w:rFonts w:hint="eastAsia"/>
+          <w:rFonts w:hint="eastAsia" w:eastAsia="黑体"/>
         </w:rPr>
         <w:t xml:space="preserve">输出峰值电压可能高于正弦波，需校验负载电压额定。</w:t>
       </w:r>
@@ -2277,7 +2509,7 @@
       </w:pPr>
       <w:r>
         <w:rPr>
-          <w:rFonts w:hint="eastAsia"/>
+          <w:rFonts w:hint="eastAsia" w:eastAsia="黑体"/>
         </w:rPr>
         <w:t xml:space="preserve">逆变器需有过载、短路与过温保护。</w:t>
       </w:r>
@@ -2290,7 +2522,7 @@
       </w:pPr>
       <w:r>
         <w:rPr>
-          <w:rFonts w:hint="eastAsia"/>
+          <w:rFonts w:hint="eastAsia" w:eastAsia="黑体"/>
         </w:rPr>
         <w:t xml:space="preserve">参考资料</w:t>
       </w:r>
@@ -2305,7 +2537,7 @@
       </w:pPr>
       <w:r>
         <w:rPr>
-          <w:rFonts w:hint="eastAsia"/>
+          <w:rFonts w:hint="eastAsia" w:eastAsia="黑体"/>
         </w:rPr>
         <w:t xml:space="preserve">《电力电子技术》（王兆安、刘进军）。</w:t>
       </w:r>
@@ -2319,6 +2551,9 @@
         </w:numPr>
       </w:pPr>
       <w:r>
+        <w:rPr>
+          <w:rFonts w:eastAsia="黑体"/>
+        </w:rPr>
         <w:t xml:space="preserve">Wikipedia: Power inverter。</w:t>
       </w:r>
     </w:p>
@@ -2331,11 +2566,14 @@
         </w:numPr>
       </w:pPr>
       <w:r>
+        <w:rPr>
+          <w:rFonts w:eastAsia="黑体"/>
+        </w:rPr>
         <w:t xml:space="preserve">UPS </w:t>
       </w:r>
       <w:r>
         <w:rPr>
-          <w:rFonts w:hint="eastAsia"/>
+          <w:rFonts w:hint="eastAsia" w:eastAsia="黑体"/>
         </w:rPr>
         <w:t xml:space="preserve">电源设备相关应用笔记。</w:t>
       </w:r>
@@ -2349,11 +2587,11 @@
       </w:pPr>
       <w:r>
         <w:rPr>
-          <w:rFonts w:ascii="Times New Roman" w:hAnsi="Times New Roman"/>
+          <w:rFonts w:ascii="Times New Roman" w:hAnsi="Times New Roman" w:eastAsia="黑体"/>
           <w:color w:val="555555"/>
           <w:sz w:val="21"/>
         </w:rPr>
-        <w:t>材料收集者：杜文杰</w:t>
+        <w:t>材料收集者：杜文杰，WX手机：19519196569，QQ:3478827729</w:t>
       </w:r>
     </w:p>
     <w:sectPr>
@@ -2373,7 +2611,7 @@
 </file>
 
 <file path=word/footer1.xml><?xml version="1.0" encoding="utf-8"?>
-<w:ftr xmlns:m="http://schemas.openxmlformats.org/officeDocument/2006/math" xmlns:mc="http://schemas.openxmlformats.org/markup-compatibility/2006" xmlns:mo="http://schemas.microsoft.com/office/mac/office/2008/main" xmlns:mv="urn:schemas-microsoft-com:mac:vml" xmlns:o="urn:schemas-microsoft-com:office:office" xmlns:r="http://schemas.openxmlformats.org/officeDocument/2006/relationships" xmlns:v="urn:schemas-microsoft-com:vml" xmlns:w10="urn:schemas-microsoft-com:office:word" xmlns:w14="http://schemas.microsoft.com/office/word/2010/wordml" xmlns:w="http://schemas.openxmlformats.org/wordprocessingml/2006/main" xmlns:wne="http://schemas.microsoft.com/office/word/2006/wordml" xmlns:wp14="http://schemas.microsoft.com/office/word/2010/wordprocessingDrawing" xmlns:wp="http://schemas.openxmlformats.org/drawingml/2006/wordprocessingDrawing" xmlns:wpc="http://schemas.microsoft.com/office/word/2010/wordprocessingCanvas" xmlns:wpg="http://schemas.microsoft.com/office/word/2010/wordprocessingGroup" xmlns:wpi="http://schemas.microsoft.com/office/word/2010/wordprocessingInk" xmlns:wps="http://schemas.microsoft.com/office/word/2010/wordprocessingShape" mc:Ignorable="w14 wp14">
+<w:ftr xmlns:mc="http://schemas.openxmlformats.org/markup-compatibility/2006" xmlns:w="http://schemas.openxmlformats.org/wordprocessingml/2006/main" xmlns:m="http://schemas.openxmlformats.org/officeDocument/2006/math" xmlns:mo="http://schemas.microsoft.com/office/mac/office/2008/main" xmlns:mv="urn:schemas-microsoft-com:mac:vml" xmlns:o="urn:schemas-microsoft-com:office:office" xmlns:r="http://schemas.openxmlformats.org/officeDocument/2006/relationships" xmlns:v="urn:schemas-microsoft-com:vml" xmlns:w10="urn:schemas-microsoft-com:office:word" xmlns:w14="http://schemas.microsoft.com/office/word/2010/wordml" xmlns:wne="http://schemas.microsoft.com/office/word/2006/wordml" xmlns:wp14="http://schemas.microsoft.com/office/word/2010/wordprocessingDrawing" xmlns:wp="http://schemas.openxmlformats.org/drawingml/2006/wordprocessingDrawing" xmlns:wpc="http://schemas.microsoft.com/office/word/2010/wordprocessingCanvas" xmlns:wpg="http://schemas.microsoft.com/office/word/2010/wordprocessingGroup" xmlns:wpi="http://schemas.microsoft.com/office/word/2010/wordprocessingInk" xmlns:wps="http://schemas.microsoft.com/office/word/2010/wordprocessingShape" mc:Ignorable="w14 wp14">
   <w:p>
     <w:pPr>
       <w:pStyle w:val="Footer"/>
@@ -2381,12 +2619,14 @@
     </w:pPr>
     <w:r>
       <w:rPr>
+        <w:rFonts w:eastAsia="黑体"/>
         <w:sz w:val="18"/>
       </w:rPr>
       <w:t xml:space="preserve">第 </w:t>
     </w:r>
     <w:r>
       <w:rPr>
+        <w:rFonts w:eastAsia="黑体"/>
         <w:sz w:val="18"/>
       </w:rPr>
       <w:fldChar w:fldCharType="begin"/>
@@ -2395,6 +2635,7 @@
     </w:r>
     <w:r>
       <w:rPr>
+        <w:rFonts w:eastAsia="黑体"/>
         <w:sz w:val="18"/>
       </w:rPr>
       <w:t xml:space="preserve"> 页</w:t>
@@ -2408,6 +2649,9 @@
   <w:footnote w:type="continuationSeparator" w:id="0">
     <w:p>
       <w:r>
+        <w:rPr>
+          <w:rFonts w:eastAsia="黑体"/>
+        </w:rPr>
         <w:continuationSeparator/>
       </w:r>
     </w:p>
@@ -2415,6 +2659,9 @@
   <w:footnote w:type="separator" w:id="-1">
     <w:p>
       <w:r>
+        <w:rPr>
+          <w:rFonts w:eastAsia="黑体"/>
+        </w:rPr>
         <w:separator/>
       </w:r>
     </w:p>
@@ -2423,7 +2670,7 @@
 </file>
 
 <file path=word/header1.xml><?xml version="1.0" encoding="utf-8"?>
-<w:hdr xmlns:m="http://schemas.openxmlformats.org/officeDocument/2006/math" xmlns:mc="http://schemas.openxmlformats.org/markup-compatibility/2006" xmlns:mo="http://schemas.microsoft.com/office/mac/office/2008/main" xmlns:mv="urn:schemas-microsoft-com:mac:vml" xmlns:o="urn:schemas-microsoft-com:office:office" xmlns:r="http://schemas.openxmlformats.org/officeDocument/2006/relationships" xmlns:v="urn:schemas-microsoft-com:vml" xmlns:w10="urn:schemas-microsoft-com:office:word" xmlns:w14="http://schemas.microsoft.com/office/word/2010/wordml" xmlns:w="http://schemas.openxmlformats.org/wordprocessingml/2006/main" xmlns:wne="http://schemas.microsoft.com/office/word/2006/wordml" xmlns:wp14="http://schemas.microsoft.com/office/word/2010/wordprocessingDrawing" xmlns:wp="http://schemas.openxmlformats.org/drawingml/2006/wordprocessingDrawing" xmlns:wpc="http://schemas.microsoft.com/office/word/2010/wordprocessingCanvas" xmlns:wpg="http://schemas.microsoft.com/office/word/2010/wordprocessingGroup" xmlns:wpi="http://schemas.microsoft.com/office/word/2010/wordprocessingInk" xmlns:wps="http://schemas.microsoft.com/office/word/2010/wordprocessingShape" mc:Ignorable="w14 wp14">
+<w:hdr xmlns:mc="http://schemas.openxmlformats.org/markup-compatibility/2006" xmlns:w="http://schemas.openxmlformats.org/wordprocessingml/2006/main" xmlns:m="http://schemas.openxmlformats.org/officeDocument/2006/math" xmlns:mo="http://schemas.microsoft.com/office/mac/office/2008/main" xmlns:mv="urn:schemas-microsoft-com:mac:vml" xmlns:o="urn:schemas-microsoft-com:office:office" xmlns:r="http://schemas.openxmlformats.org/officeDocument/2006/relationships" xmlns:v="urn:schemas-microsoft-com:vml" xmlns:w10="urn:schemas-microsoft-com:office:word" xmlns:w14="http://schemas.microsoft.com/office/word/2010/wordml" xmlns:wne="http://schemas.microsoft.com/office/word/2006/wordml" xmlns:wp14="http://schemas.microsoft.com/office/word/2010/wordprocessingDrawing" xmlns:wp="http://schemas.openxmlformats.org/drawingml/2006/wordprocessingDrawing" xmlns:wpc="http://schemas.microsoft.com/office/word/2010/wordprocessingCanvas" xmlns:wpg="http://schemas.microsoft.com/office/word/2010/wordprocessingGroup" xmlns:wpi="http://schemas.microsoft.com/office/word/2010/wordprocessingInk" xmlns:wps="http://schemas.microsoft.com/office/word/2010/wordprocessingShape" mc:Ignorable="w14 wp14">
   <w:p>
     <w:pPr>
       <w:pStyle w:val="Header"/>
@@ -2431,7 +2678,7 @@
     </w:pPr>
     <w:r>
       <w:rPr>
-        <w:rFonts w:ascii="Times New Roman" w:hAnsi="Times New Roman"/>
+        <w:rFonts w:ascii="Times New Roman" w:hAnsi="Times New Roman" w:eastAsia="黑体"/>
         <w:sz w:val="18"/>
         <w:rFonts w:eastAsia="黑体"/>
         <w:rFonts w:eastAsia="黑体"/>
@@ -2443,7 +2690,7 @@
 </file>
 
 <file path=word/numbering.xml><?xml version="1.0" encoding="utf-8"?>
-<w:numbering xmlns:m="http://schemas.openxmlformats.org/officeDocument/2006/math" xmlns:mc="http://schemas.openxmlformats.org/markup-compatibility/2006" xmlns:mo="http://schemas.microsoft.com/office/mac/office/2008/main" xmlns:mv="urn:schemas-microsoft-com:mac:vml" xmlns:o="urn:schemas-microsoft-com:office:office" xmlns:r="http://schemas.openxmlformats.org/officeDocument/2006/relationships" xmlns:v="urn:schemas-microsoft-com:vml" xmlns:w="http://schemas.openxmlformats.org/wordprocessingml/2006/main" xmlns:w10="urn:schemas-microsoft-com:office:word" xmlns:w14="http://schemas.microsoft.com/office/word/2010/wordml" xmlns:wne="http://schemas.microsoft.com/office/word/2006/wordml" xmlns:wp="http://schemas.openxmlformats.org/drawingml/2006/wordprocessingDrawing" xmlns:wp14="http://schemas.microsoft.com/office/word/2010/wordprocessingDrawing" xmlns:wpc="http://schemas.microsoft.com/office/word/2010/wordprocessingCanvas" xmlns:wpg="http://schemas.microsoft.com/office/word/2010/wordprocessingGroup" xmlns:wpi="http://schemas.microsoft.com/office/word/2010/wordprocessingInk" xmlns:wps="http://schemas.microsoft.com/office/word/2010/wordprocessingShape" mc:Ignorable="w14 wp14">
+<w:numbering xmlns:mc="http://schemas.openxmlformats.org/markup-compatibility/2006" xmlns:w="http://schemas.openxmlformats.org/wordprocessingml/2006/main" xmlns:m="http://schemas.openxmlformats.org/officeDocument/2006/math" xmlns:mo="http://schemas.microsoft.com/office/mac/office/2008/main" xmlns:mv="urn:schemas-microsoft-com:mac:vml" xmlns:o="urn:schemas-microsoft-com:office:office" xmlns:r="http://schemas.openxmlformats.org/officeDocument/2006/relationships" xmlns:v="urn:schemas-microsoft-com:vml" xmlns:w10="urn:schemas-microsoft-com:office:word" xmlns:w14="http://schemas.microsoft.com/office/word/2010/wordml" xmlns:wne="http://schemas.microsoft.com/office/word/2006/wordml" xmlns:wp="http://schemas.openxmlformats.org/drawingml/2006/wordprocessingDrawing" xmlns:wp14="http://schemas.microsoft.com/office/word/2010/wordprocessingDrawing" xmlns:wpc="http://schemas.microsoft.com/office/word/2010/wordprocessingCanvas" xmlns:wpg="http://schemas.microsoft.com/office/word/2010/wordprocessingGroup" xmlns:wpi="http://schemas.microsoft.com/office/word/2010/wordprocessingInk" xmlns:wps="http://schemas.microsoft.com/office/word/2010/wordprocessingShape" mc:Ignorable="w14 wp14">
   <w:abstractNum w:abstractNumId="0">
     <w:nsid w:val="FFFFFF7C"/>
     <w:multiLevelType w:val="singleLevel"/>
@@ -2530,7 +2777,7 @@
         <w:ind w:hanging="360" w:left="1440"/>
       </w:pPr>
       <w:rPr>
-        <w:rFonts w:ascii="Symbol" w:hAnsi="Symbol" w:hint="default"/>
+        <w:rFonts w:ascii="Symbol" w:hAnsi="Symbol" w:hint="default" w:eastAsia="黑体"/>
       </w:rPr>
     </w:lvl>
   </w:abstractNum>
@@ -2551,7 +2798,7 @@
         <w:ind w:hanging="360" w:left="1080"/>
       </w:pPr>
       <w:rPr>
-        <w:rFonts w:ascii="Symbol" w:hAnsi="Symbol" w:hint="default"/>
+        <w:rFonts w:ascii="Symbol" w:hAnsi="Symbol" w:hint="default" w:eastAsia="黑体"/>
       </w:rPr>
     </w:lvl>
   </w:abstractNum>
@@ -2572,7 +2819,7 @@
         <w:ind w:hanging="360" w:left="720"/>
       </w:pPr>
       <w:rPr>
-        <w:rFonts w:ascii="Symbol" w:hAnsi="Symbol" w:hint="default"/>
+        <w:rFonts w:ascii="Symbol" w:hAnsi="Symbol" w:hint="default" w:eastAsia="黑体"/>
       </w:rPr>
     </w:lvl>
   </w:abstractNum>
@@ -2611,7 +2858,7 @@
         <w:ind w:hanging="360" w:left="360"/>
       </w:pPr>
       <w:rPr>
-        <w:rFonts w:ascii="Symbol" w:hAnsi="Symbol" w:hint="default"/>
+        <w:rFonts w:ascii="Symbol" w:hAnsi="Symbol" w:hint="default" w:eastAsia="黑体"/>
       </w:rPr>
     </w:lvl>
   </w:abstractNum>
@@ -2702,7 +2949,7 @@
         <w:ind w:left="720" w:hanging="360"/>
       </w:pPr>
       <w:rPr>
-        <w:rFonts w:ascii="Symbol" w:hAnsi="Symbol" w:cs="Symbol" w:hint="default"/>
+        <w:rFonts w:ascii="Symbol" w:hAnsi="Symbol" w:cs="Symbol" w:hint="default" w:eastAsia="黑体"/>
       </w:rPr>
     </w:lvl>
     <w:lvl w:ilvl="1">
@@ -2713,7 +2960,7 @@
         <w:ind w:left="1440" w:hanging="360"/>
       </w:pPr>
       <w:rPr>
-        <w:rFonts w:ascii="Courier New" w:hAnsi="Courier New" w:cs="Courier New" w:hint="default"/>
+        <w:rFonts w:ascii="Courier New" w:hAnsi="Courier New" w:cs="Courier New" w:hint="default" w:eastAsia="黑体"/>
       </w:rPr>
     </w:lvl>
     <w:lvl w:ilvl="2">
@@ -2724,7 +2971,7 @@
         <w:ind w:left="2160" w:hanging="360"/>
       </w:pPr>
       <w:rPr>
-        <w:rFonts w:ascii="Wingdings" w:hAnsi="Wingdings" w:cs="Wingdings" w:hint="default"/>
+        <w:rFonts w:ascii="Wingdings" w:hAnsi="Wingdings" w:cs="Wingdings" w:hint="default" w:eastAsia="黑体"/>
       </w:rPr>
     </w:lvl>
     <w:lvl w:ilvl="3">
@@ -2735,7 +2982,7 @@
         <w:ind w:left="2880" w:hanging="360"/>
       </w:pPr>
       <w:rPr>
-        <w:rFonts w:ascii="Symbol" w:hAnsi="Symbol" w:cs="Symbol" w:hint="default"/>
+        <w:rFonts w:ascii="Symbol" w:hAnsi="Symbol" w:cs="Symbol" w:hint="default" w:eastAsia="黑体"/>
       </w:rPr>
     </w:lvl>
     <w:lvl w:ilvl="4">
@@ -2746,7 +2993,7 @@
         <w:ind w:left="3600" w:hanging="360"/>
       </w:pPr>
       <w:rPr>
-        <w:rFonts w:ascii="Courier New" w:hAnsi="Courier New" w:cs="Courier New" w:hint="default"/>
+        <w:rFonts w:ascii="Courier New" w:hAnsi="Courier New" w:cs="Courier New" w:hint="default" w:eastAsia="黑体"/>
       </w:rPr>
     </w:lvl>
     <w:lvl w:ilvl="5">
@@ -2757,7 +3004,7 @@
         <w:ind w:left="4320" w:hanging="360"/>
       </w:pPr>
       <w:rPr>
-        <w:rFonts w:ascii="Wingdings" w:hAnsi="Wingdings" w:cs="Wingdings" w:hint="default"/>
+        <w:rFonts w:ascii="Wingdings" w:hAnsi="Wingdings" w:cs="Wingdings" w:hint="default" w:eastAsia="黑体"/>
       </w:rPr>
     </w:lvl>
     <w:lvl w:ilvl="6">
@@ -2768,7 +3015,7 @@
         <w:ind w:left="5040" w:hanging="360"/>
       </w:pPr>
       <w:rPr>
-        <w:rFonts w:ascii="Symbol" w:hAnsi="Symbol" w:cs="Symbol" w:hint="default"/>
+        <w:rFonts w:ascii="Symbol" w:hAnsi="Symbol" w:cs="Symbol" w:hint="default" w:eastAsia="黑体"/>
       </w:rPr>
     </w:lvl>
     <w:lvl w:ilvl="7">
@@ -2779,7 +3026,7 @@
         <w:ind w:left="5760" w:hanging="360"/>
       </w:pPr>
       <w:rPr>
-        <w:rFonts w:ascii="Courier New" w:hAnsi="Courier New" w:cs="Courier New" w:hint="default"/>
+        <w:rFonts w:ascii="Courier New" w:hAnsi="Courier New" w:cs="Courier New" w:hint="default" w:eastAsia="黑体"/>
       </w:rPr>
     </w:lvl>
     <w:lvl w:ilvl="8">
@@ -2790,7 +3037,7 @@
         <w:ind w:left="6480" w:hanging="360"/>
       </w:pPr>
       <w:rPr>
-        <w:rFonts w:ascii="Wingdings" w:hAnsi="Wingdings" w:cs="Wingdings" w:hint="default"/>
+        <w:rFonts w:ascii="Wingdings" w:hAnsi="Wingdings" w:cs="Wingdings" w:hint="default" w:eastAsia="黑体"/>
       </w:rPr>
     </w:lvl>
   </w:abstractNum>
@@ -2846,11 +3093,11 @@
 </file>
 
 <file path=word/styles.xml><?xml version="1.0" encoding="utf-8"?>
-<w:styles xmlns:mc="http://schemas.openxmlformats.org/markup-compatibility/2006" xmlns:r="http://schemas.openxmlformats.org/officeDocument/2006/relationships" xmlns:w="http://schemas.openxmlformats.org/wordprocessingml/2006/main" xmlns:w14="http://schemas.microsoft.com/office/word/2010/wordml" mc:Ignorable="w14">
+<w:styles xmlns:mc="http://schemas.openxmlformats.org/markup-compatibility/2006" xmlns:w="http://schemas.openxmlformats.org/wordprocessingml/2006/main" xmlns:r="http://schemas.openxmlformats.org/officeDocument/2006/relationships" xmlns:w14="http://schemas.microsoft.com/office/word/2010/wordml" mc:Ignorable="w14">
   <w:docDefaults>
     <w:rPrDefault>
       <w:rPr>
-        <w:rFonts w:asciiTheme="minorHAnsi" w:cstheme="minorBidi" w:eastAsiaTheme="minorEastAsia" w:hAnsiTheme="minorHAnsi"/>
+        <w:rFonts w:asciiTheme="minorHAnsi" w:cstheme="minorBidi" w:hAnsiTheme="minorHAnsi" w:eastAsia="黑体"/>
         <w:sz w:val="22"/>
         <w:szCs w:val="22"/>
         <w:lang w:bidi="ar-SA" w:eastAsia="en-US" w:val="en-US"/>
@@ -3072,7 +3319,7 @@
       <w:outlineLvl w:val="0"/>
     </w:pPr>
     <w:rPr>
-      <w:rFonts w:ascii="Times New Roman" w:asciiTheme="majorHAnsi" w:cstheme="majorBidi" w:eastAsia="黑体" w:eastAsiaTheme="majorEastAsia" w:hAnsi="Times New Roman" w:hAnsiTheme="majorHAnsi"/>
+      <w:rFonts w:ascii="Times New Roman" w:asciiTheme="majorHAnsi" w:cstheme="majorBidi" w:eastAsia="黑体" w:hAnsi="Times New Roman" w:hAnsiTheme="majorHAnsi"/>
       <w:b/>
       <w:bCs/>
       <w:color w:val="1F3864"/>
@@ -3096,7 +3343,7 @@
       <w:outlineLvl w:val="1"/>
     </w:pPr>
     <w:rPr>
-      <w:rFonts w:ascii="Times New Roman" w:asciiTheme="majorHAnsi" w:cstheme="majorBidi" w:eastAsia="黑体" w:eastAsiaTheme="majorEastAsia" w:hAnsi="Times New Roman" w:hAnsiTheme="majorHAnsi"/>
+      <w:rFonts w:ascii="Times New Roman" w:asciiTheme="majorHAnsi" w:cstheme="majorBidi" w:eastAsia="黑体" w:hAnsi="Times New Roman" w:hAnsiTheme="majorHAnsi"/>
       <w:b/>
       <w:bCs/>
       <w:color w:val="2E4E7E"/>
@@ -3120,7 +3367,7 @@
       <w:outlineLvl w:val="2"/>
     </w:pPr>
     <w:rPr>
-      <w:rFonts w:ascii="Times New Roman" w:asciiTheme="majorHAnsi" w:cstheme="majorBidi" w:eastAsia="黑体" w:eastAsiaTheme="majorEastAsia" w:hAnsi="Times New Roman" w:hAnsiTheme="majorHAnsi"/>
+      <w:rFonts w:ascii="Times New Roman" w:asciiTheme="majorHAnsi" w:cstheme="majorBidi" w:eastAsia="黑体" w:hAnsi="Times New Roman" w:hAnsiTheme="majorHAnsi"/>
       <w:b/>
       <w:bCs/>
       <w:color w:val="2E4E7E"/>
@@ -3144,7 +3391,7 @@
       <w:outlineLvl w:val="3"/>
     </w:pPr>
     <w:rPr>
-      <w:rFonts w:ascii="Times New Roman" w:asciiTheme="majorHAnsi" w:cstheme="majorBidi" w:eastAsia="黑体" w:eastAsiaTheme="majorEastAsia" w:hAnsi="Times New Roman" w:hAnsiTheme="majorHAnsi"/>
+      <w:rFonts w:ascii="Times New Roman" w:asciiTheme="majorHAnsi" w:cstheme="majorBidi" w:eastAsia="黑体" w:hAnsi="Times New Roman" w:hAnsiTheme="majorHAnsi"/>
       <w:b/>
       <w:bCs/>
       <w:i/>
@@ -3170,7 +3417,7 @@
       <w:outlineLvl w:val="4"/>
     </w:pPr>
     <w:rPr>
-      <w:rFonts w:ascii="Times New Roman" w:asciiTheme="majorHAnsi" w:cstheme="majorBidi" w:eastAsia="黑体" w:eastAsiaTheme="majorEastAsia" w:hAnsi="Times New Roman" w:hAnsiTheme="majorHAnsi"/>
+      <w:rFonts w:ascii="Times New Roman" w:asciiTheme="majorHAnsi" w:cstheme="majorBidi" w:eastAsia="黑体" w:hAnsi="Times New Roman" w:hAnsiTheme="majorHAnsi"/>
       <w:b/>
       <w:color w:val="333333"/>
       <w:sz w:val="22"/>
@@ -3193,7 +3440,7 @@
       <w:outlineLvl w:val="5"/>
     </w:pPr>
     <w:rPr>
-      <w:rFonts w:asciiTheme="majorHAnsi" w:cstheme="majorBidi" w:eastAsiaTheme="majorEastAsia" w:hAnsiTheme="majorHAnsi"/>
+      <w:rFonts w:asciiTheme="majorHAnsi" w:cstheme="majorBidi" w:hAnsiTheme="majorHAnsi" w:eastAsia="黑体"/>
       <w:i/>
       <w:iCs/>
       <w:color w:themeColor="accent1" w:themeShade="7F" w:val="243F60"/>
@@ -3216,7 +3463,7 @@
       <w:outlineLvl w:val="6"/>
     </w:pPr>
     <w:rPr>
-      <w:rFonts w:asciiTheme="majorHAnsi" w:cstheme="majorBidi" w:eastAsiaTheme="majorEastAsia" w:hAnsiTheme="majorHAnsi"/>
+      <w:rFonts w:asciiTheme="majorHAnsi" w:cstheme="majorBidi" w:hAnsiTheme="majorHAnsi" w:eastAsia="黑体"/>
       <w:i/>
       <w:iCs/>
       <w:color w:themeColor="text1" w:themeTint="BF" w:val="404040"/>
@@ -3239,7 +3486,7 @@
       <w:outlineLvl w:val="7"/>
     </w:pPr>
     <w:rPr>
-      <w:rFonts w:asciiTheme="majorHAnsi" w:cstheme="majorBidi" w:eastAsiaTheme="majorEastAsia" w:hAnsiTheme="majorHAnsi"/>
+      <w:rFonts w:asciiTheme="majorHAnsi" w:cstheme="majorBidi" w:hAnsiTheme="majorHAnsi" w:eastAsia="黑体"/>
       <w:color w:themeColor="accent1" w:val="4F81BD"/>
       <w:sz w:val="20"/>
       <w:szCs w:val="20"/>
@@ -3262,7 +3509,7 @@
       <w:outlineLvl w:val="8"/>
     </w:pPr>
     <w:rPr>
-      <w:rFonts w:asciiTheme="majorHAnsi" w:cstheme="majorBidi" w:eastAsiaTheme="majorEastAsia" w:hAnsiTheme="majorHAnsi"/>
+      <w:rFonts w:asciiTheme="majorHAnsi" w:cstheme="majorBidi" w:hAnsiTheme="majorHAnsi" w:eastAsia="黑体"/>
       <w:i/>
       <w:iCs/>
       <w:color w:themeColor="text1" w:themeTint="BF" w:val="404040"/>
@@ -3313,7 +3560,7 @@
     <w:uiPriority w:val="9"/>
     <w:rsid w:val="00FC693F"/>
     <w:rPr>
-      <w:rFonts w:asciiTheme="majorHAnsi" w:cstheme="majorBidi" w:eastAsiaTheme="majorEastAsia" w:hAnsiTheme="majorHAnsi"/>
+      <w:rFonts w:asciiTheme="majorHAnsi" w:cstheme="majorBidi" w:hAnsiTheme="majorHAnsi" w:eastAsia="黑体"/>
       <w:b/>
       <w:bCs/>
       <w:color w:themeColor="accent1" w:themeShade="BF" w:val="365F91"/>
@@ -3328,7 +3575,7 @@
     <w:uiPriority w:val="9"/>
     <w:rsid w:val="00FC693F"/>
     <w:rPr>
-      <w:rFonts w:asciiTheme="majorHAnsi" w:cstheme="majorBidi" w:eastAsiaTheme="majorEastAsia" w:hAnsiTheme="majorHAnsi"/>
+      <w:rFonts w:asciiTheme="majorHAnsi" w:cstheme="majorBidi" w:hAnsiTheme="majorHAnsi" w:eastAsia="黑体"/>
       <w:b/>
       <w:bCs/>
       <w:color w:themeColor="accent1" w:val="4F81BD"/>
@@ -3343,7 +3590,7 @@
     <w:uiPriority w:val="9"/>
     <w:rsid w:val="00FC693F"/>
     <w:rPr>
-      <w:rFonts w:asciiTheme="majorHAnsi" w:cstheme="majorBidi" w:eastAsiaTheme="majorEastAsia" w:hAnsiTheme="majorHAnsi"/>
+      <w:rFonts w:asciiTheme="majorHAnsi" w:cstheme="majorBidi" w:hAnsiTheme="majorHAnsi" w:eastAsia="黑体"/>
       <w:b/>
       <w:bCs/>
       <w:color w:themeColor="accent1" w:val="4F81BD"/>
@@ -3366,7 +3613,7 @@
       <w:contextualSpacing/>
     </w:pPr>
     <w:rPr>
-      <w:rFonts w:ascii="Times New Roman" w:asciiTheme="majorHAnsi" w:cstheme="majorBidi" w:eastAsia="黑体" w:eastAsiaTheme="majorEastAsia" w:hAnsi="Times New Roman" w:hAnsiTheme="majorHAnsi"/>
+      <w:rFonts w:ascii="Times New Roman" w:asciiTheme="majorHAnsi" w:cstheme="majorBidi" w:eastAsia="黑体" w:hAnsi="Times New Roman" w:hAnsiTheme="majorHAnsi"/>
       <w:b/>
       <w:color w:val="1F3864"/>
       <w:spacing w:val="5"/>
@@ -3382,7 +3629,7 @@
     <w:uiPriority w:val="10"/>
     <w:rsid w:val="00FC693F"/>
     <w:rPr>
-      <w:rFonts w:asciiTheme="majorHAnsi" w:cstheme="majorBidi" w:eastAsiaTheme="majorEastAsia" w:hAnsiTheme="majorHAnsi"/>
+      <w:rFonts w:asciiTheme="majorHAnsi" w:cstheme="majorBidi" w:hAnsiTheme="majorHAnsi" w:eastAsia="黑体"/>
       <w:color w:themeColor="text2" w:themeShade="BF" w:val="17365D"/>
       <w:spacing w:val="5"/>
       <w:kern w:val="28"/>
@@ -3404,7 +3651,7 @@
       </w:numPr>
     </w:pPr>
     <w:rPr>
-      <w:rFonts w:asciiTheme="majorHAnsi" w:cstheme="majorBidi" w:eastAsiaTheme="majorEastAsia" w:hAnsiTheme="majorHAnsi"/>
+      <w:rFonts w:asciiTheme="majorHAnsi" w:cstheme="majorBidi" w:hAnsiTheme="majorHAnsi" w:eastAsia="黑体"/>
       <w:i/>
       <w:iCs/>
       <w:color w:themeColor="accent1" w:val="4F81BD"/>
@@ -3420,7 +3667,7 @@
     <w:uiPriority w:val="11"/>
     <w:rsid w:val="00FC693F"/>
     <w:rPr>
-      <w:rFonts w:asciiTheme="majorHAnsi" w:cstheme="majorBidi" w:eastAsiaTheme="majorEastAsia" w:hAnsiTheme="majorHAnsi"/>
+      <w:rFonts w:asciiTheme="majorHAnsi" w:cstheme="majorBidi" w:hAnsiTheme="majorHAnsi" w:eastAsia="黑体"/>
       <w:i/>
       <w:iCs/>
       <w:color w:themeColor="accent1" w:val="4F81BD"/>
@@ -3487,6 +3734,7 @@
       <w:spacing w:after="120"/>
     </w:pPr>
     <w:rPr>
+      <w:rFonts w:eastAsia="黑体"/>
       <w:sz w:val="16"/>
       <w:szCs w:val="16"/>
     </w:rPr>
@@ -3498,6 +3746,7 @@
     <w:uiPriority w:val="99"/>
     <w:rsid w:val="00AA1D8D"/>
     <w:rPr>
+      <w:rFonts w:eastAsia="黑体"/>
       <w:sz w:val="16"/>
       <w:szCs w:val="16"/>
     </w:rPr>
@@ -3667,7 +3916,7 @@
       </w:tabs>
     </w:pPr>
     <w:rPr>
-      <w:rFonts w:ascii="Courier" w:hAnsi="Courier"/>
+      <w:rFonts w:ascii="Courier" w:hAnsi="Courier" w:eastAsia="黑体"/>
       <w:sz w:val="20"/>
       <w:szCs w:val="20"/>
     </w:rPr>
@@ -3679,7 +3928,7 @@
     <w:uiPriority w:val="99"/>
     <w:rsid w:val="0029639D"/>
     <w:rPr>
-      <w:rFonts w:ascii="Courier" w:hAnsi="Courier"/>
+      <w:rFonts w:ascii="Courier" w:hAnsi="Courier" w:eastAsia="黑体"/>
       <w:sz w:val="20"/>
       <w:szCs w:val="20"/>
     </w:rPr>
@@ -3715,6 +3964,7 @@
     <w:uiPriority w:val="29"/>
     <w:rsid w:val="00FC693F"/>
     <w:rPr>
+      <w:rFonts w:eastAsia="黑体"/>
       <w:i/>
       <w:iCs/>
       <w:color w:themeColor="text1" w:val="000000"/>
@@ -3728,7 +3978,7 @@
     <w:semiHidden/>
     <w:rsid w:val="00FC693F"/>
     <w:rPr>
-      <w:rFonts w:asciiTheme="majorHAnsi" w:cstheme="majorBidi" w:eastAsiaTheme="majorEastAsia" w:hAnsiTheme="majorHAnsi"/>
+      <w:rFonts w:asciiTheme="majorHAnsi" w:cstheme="majorBidi" w:hAnsiTheme="majorHAnsi" w:eastAsia="黑体"/>
       <w:b/>
       <w:bCs/>
       <w:i/>
@@ -3744,7 +3994,7 @@
     <w:semiHidden/>
     <w:rsid w:val="00FC693F"/>
     <w:rPr>
-      <w:rFonts w:asciiTheme="majorHAnsi" w:cstheme="majorBidi" w:eastAsiaTheme="majorEastAsia" w:hAnsiTheme="majorHAnsi"/>
+      <w:rFonts w:asciiTheme="majorHAnsi" w:cstheme="majorBidi" w:hAnsiTheme="majorHAnsi" w:eastAsia="黑体"/>
       <w:color w:themeColor="accent1" w:themeShade="7F" w:val="243F60"/>
     </w:rPr>
   </w:style>
@@ -3756,7 +4006,7 @@
     <w:semiHidden/>
     <w:rsid w:val="00FC693F"/>
     <w:rPr>
-      <w:rFonts w:asciiTheme="majorHAnsi" w:cstheme="majorBidi" w:eastAsiaTheme="majorEastAsia" w:hAnsiTheme="majorHAnsi"/>
+      <w:rFonts w:asciiTheme="majorHAnsi" w:cstheme="majorBidi" w:hAnsiTheme="majorHAnsi" w:eastAsia="黑体"/>
       <w:i/>
       <w:iCs/>
       <w:color w:themeColor="accent1" w:themeShade="7F" w:val="243F60"/>
@@ -3770,7 +4020,7 @@
     <w:semiHidden/>
     <w:rsid w:val="00FC693F"/>
     <w:rPr>
-      <w:rFonts w:asciiTheme="majorHAnsi" w:cstheme="majorBidi" w:eastAsiaTheme="majorEastAsia" w:hAnsiTheme="majorHAnsi"/>
+      <w:rFonts w:asciiTheme="majorHAnsi" w:cstheme="majorBidi" w:hAnsiTheme="majorHAnsi" w:eastAsia="黑体"/>
       <w:i/>
       <w:iCs/>
       <w:color w:themeColor="text1" w:themeTint="BF" w:val="404040"/>
@@ -3784,7 +4034,7 @@
     <w:semiHidden/>
     <w:rsid w:val="00FC693F"/>
     <w:rPr>
-      <w:rFonts w:asciiTheme="majorHAnsi" w:cstheme="majorBidi" w:eastAsiaTheme="majorEastAsia" w:hAnsiTheme="majorHAnsi"/>
+      <w:rFonts w:asciiTheme="majorHAnsi" w:cstheme="majorBidi" w:hAnsiTheme="majorHAnsi" w:eastAsia="黑体"/>
       <w:color w:themeColor="accent1" w:val="4F81BD"/>
       <w:sz w:val="20"/>
       <w:szCs w:val="20"/>
@@ -3798,7 +4048,7 @@
     <w:semiHidden/>
     <w:rsid w:val="00FC693F"/>
     <w:rPr>
-      <w:rFonts w:asciiTheme="majorHAnsi" w:cstheme="majorBidi" w:eastAsiaTheme="majorEastAsia" w:hAnsiTheme="majorHAnsi"/>
+      <w:rFonts w:asciiTheme="majorHAnsi" w:cstheme="majorBidi" w:hAnsiTheme="majorHAnsi" w:eastAsia="黑体"/>
       <w:i/>
       <w:iCs/>
       <w:color w:themeColor="text1" w:themeTint="BF" w:val="404040"/>
@@ -3819,6 +4069,7 @@
       <w:spacing w:line="240" w:lineRule="auto"/>
     </w:pPr>
     <w:rPr>
+      <w:rFonts w:eastAsia="黑体"/>
       <w:b/>
       <w:bCs/>
       <w:color w:themeColor="accent1" w:val="4F81BD"/>
@@ -3833,6 +4084,7 @@
     <w:qFormat/>
     <w:rsid w:val="00FC693F"/>
     <w:rPr>
+      <w:rFonts w:eastAsia="黑体"/>
       <w:b/>
       <w:bCs/>
     </w:rPr>
@@ -3844,6 +4096,7 @@
     <w:qFormat/>
     <w:rsid w:val="00FC693F"/>
     <w:rPr>
+      <w:rFonts w:eastAsia="黑体"/>
       <w:i/>
       <w:iCs/>
     </w:rPr>
@@ -3864,6 +4117,7 @@
       <w:ind w:left="936" w:right="936"/>
     </w:pPr>
     <w:rPr>
+      <w:rFonts w:eastAsia="黑体"/>
       <w:b/>
       <w:bCs/>
       <w:i/>
@@ -3878,6 +4132,7 @@
     <w:uiPriority w:val="30"/>
     <w:rsid w:val="00FC693F"/>
     <w:rPr>
+      <w:rFonts w:eastAsia="黑体"/>
       <w:b/>
       <w:bCs/>
       <w:i/>
@@ -3892,6 +4147,7 @@
     <w:qFormat/>
     <w:rsid w:val="00FC693F"/>
     <w:rPr>
+      <w:rFonts w:eastAsia="黑体"/>
       <w:i/>
       <w:iCs/>
       <w:color w:themeColor="text1" w:themeTint="7F" w:val="808080"/>
@@ -3904,6 +4160,7 @@
     <w:qFormat/>
     <w:rsid w:val="00FC693F"/>
     <w:rPr>
+      <w:rFonts w:eastAsia="黑体"/>
       <w:b/>
       <w:bCs/>
       <w:i/>
@@ -3918,6 +4175,7 @@
     <w:qFormat/>
     <w:rsid w:val="00FC693F"/>
     <w:rPr>
+      <w:rFonts w:eastAsia="黑体"/>
       <w:smallCaps/>
       <w:color w:themeColor="accent2" w:val="C0504D"/>
       <w:u w:val="single"/>
@@ -3930,6 +4188,7 @@
     <w:qFormat/>
     <w:rsid w:val="00FC693F"/>
     <w:rPr>
+      <w:rFonts w:eastAsia="黑体"/>
       <w:b/>
       <w:bCs/>
       <w:smallCaps/>
@@ -3945,6 +4204,7 @@
     <w:qFormat/>
     <w:rsid w:val="00FC693F"/>
     <w:rPr>
+      <w:rFonts w:eastAsia="黑体"/>
       <w:b/>
       <w:bCs/>
       <w:smallCaps/>
@@ -3999,6 +4259,7 @@
       <w:spacing w:after="0" w:line="240" w:lineRule="auto"/>
     </w:pPr>
     <w:rPr>
+      <w:rFonts w:eastAsia="黑体"/>
       <w:color w:themeColor="text1" w:themeShade="BF" w:val="000000"/>
     </w:rPr>
     <w:tblPr>
@@ -4021,6 +4282,7 @@
         <w:spacing w:after="0" w:before="0" w:line="240" w:lineRule="auto"/>
       </w:pPr>
       <w:rPr>
+        <w:rFonts w:eastAsia="黑体"/>
         <w:b/>
         <w:bCs/>
       </w:rPr>
@@ -4041,6 +4303,7 @@
         <w:spacing w:after="0" w:before="0" w:line="240" w:lineRule="auto"/>
       </w:pPr>
       <w:rPr>
+        <w:rFonts w:eastAsia="黑体"/>
         <w:b/>
         <w:bCs/>
       </w:rPr>
@@ -4058,12 +4321,14 @@
     </w:tblStylePr>
     <w:tblStylePr w:type="firstCol">
       <w:rPr>
+        <w:rFonts w:eastAsia="黑体"/>
         <w:b/>
         <w:bCs/>
       </w:rPr>
     </w:tblStylePr>
     <w:tblStylePr w:type="lastCol">
       <w:rPr>
+        <w:rFonts w:eastAsia="黑体"/>
         <w:b/>
         <w:bCs/>
       </w:rPr>
@@ -4102,6 +4367,7 @@
       <w:spacing w:after="0" w:line="240" w:lineRule="auto"/>
     </w:pPr>
     <w:rPr>
+      <w:rFonts w:eastAsia="黑体"/>
       <w:color w:themeColor="accent1" w:themeShade="BF" w:val="365F91"/>
     </w:rPr>
     <w:tblPr>
@@ -4124,6 +4390,7 @@
         <w:spacing w:after="0" w:before="0" w:line="240" w:lineRule="auto"/>
       </w:pPr>
       <w:rPr>
+        <w:rFonts w:eastAsia="黑体"/>
         <w:b/>
         <w:bCs/>
       </w:rPr>
@@ -4144,6 +4411,7 @@
         <w:spacing w:after="0" w:before="0" w:line="240" w:lineRule="auto"/>
       </w:pPr>
       <w:rPr>
+        <w:rFonts w:eastAsia="黑体"/>
         <w:b/>
         <w:bCs/>
       </w:rPr>
@@ -4161,12 +4429,14 @@
     </w:tblStylePr>
     <w:tblStylePr w:type="firstCol">
       <w:rPr>
+        <w:rFonts w:eastAsia="黑体"/>
         <w:b/>
         <w:bCs/>
       </w:rPr>
     </w:tblStylePr>
     <w:tblStylePr w:type="lastCol">
       <w:rPr>
+        <w:rFonts w:eastAsia="黑体"/>
         <w:b/>
         <w:bCs/>
       </w:rPr>
@@ -4205,6 +4475,7 @@
       <w:spacing w:after="0" w:line="240" w:lineRule="auto"/>
     </w:pPr>
     <w:rPr>
+      <w:rFonts w:eastAsia="黑体"/>
       <w:color w:themeColor="accent2" w:themeShade="BF" w:val="943634"/>
     </w:rPr>
     <w:tblPr>
@@ -4227,6 +4498,7 @@
         <w:spacing w:after="0" w:before="0" w:line="240" w:lineRule="auto"/>
       </w:pPr>
       <w:rPr>
+        <w:rFonts w:eastAsia="黑体"/>
         <w:b/>
         <w:bCs/>
       </w:rPr>
@@ -4247,6 +4519,7 @@
         <w:spacing w:after="0" w:before="0" w:line="240" w:lineRule="auto"/>
       </w:pPr>
       <w:rPr>
+        <w:rFonts w:eastAsia="黑体"/>
         <w:b/>
         <w:bCs/>
       </w:rPr>
@@ -4264,12 +4537,14 @@
     </w:tblStylePr>
     <w:tblStylePr w:type="firstCol">
       <w:rPr>
+        <w:rFonts w:eastAsia="黑体"/>
         <w:b/>
         <w:bCs/>
       </w:rPr>
     </w:tblStylePr>
     <w:tblStylePr w:type="lastCol">
       <w:rPr>
+        <w:rFonts w:eastAsia="黑体"/>
         <w:b/>
         <w:bCs/>
       </w:rPr>
@@ -4308,6 +4583,7 @@
       <w:spacing w:after="0" w:line="240" w:lineRule="auto"/>
     </w:pPr>
     <w:rPr>
+      <w:rFonts w:eastAsia="黑体"/>
       <w:color w:themeColor="accent3" w:themeShade="BF" w:val="76923C"/>
     </w:rPr>
     <w:tblPr>
@@ -4330,6 +4606,7 @@
         <w:spacing w:after="0" w:before="0" w:line="240" w:lineRule="auto"/>
       </w:pPr>
       <w:rPr>
+        <w:rFonts w:eastAsia="黑体"/>
         <w:b/>
         <w:bCs/>
       </w:rPr>
@@ -4350,6 +4627,7 @@
         <w:spacing w:after="0" w:before="0" w:line="240" w:lineRule="auto"/>
       </w:pPr>
       <w:rPr>
+        <w:rFonts w:eastAsia="黑体"/>
         <w:b/>
         <w:bCs/>
       </w:rPr>
@@ -4367,12 +4645,14 @@
     </w:tblStylePr>
     <w:tblStylePr w:type="firstCol">
       <w:rPr>
+        <w:rFonts w:eastAsia="黑体"/>
         <w:b/>
         <w:bCs/>
       </w:rPr>
     </w:tblStylePr>
     <w:tblStylePr w:type="lastCol">
       <w:rPr>
+        <w:rFonts w:eastAsia="黑体"/>
         <w:b/>
         <w:bCs/>
       </w:rPr>
@@ -4411,6 +4691,7 @@
       <w:spacing w:after="0" w:line="240" w:lineRule="auto"/>
     </w:pPr>
     <w:rPr>
+      <w:rFonts w:eastAsia="黑体"/>
       <w:color w:themeColor="accent4" w:themeShade="BF" w:val="5F497A"/>
     </w:rPr>
     <w:tblPr>
@@ -4433,6 +4714,7 @@
         <w:spacing w:after="0" w:before="0" w:line="240" w:lineRule="auto"/>
       </w:pPr>
       <w:rPr>
+        <w:rFonts w:eastAsia="黑体"/>
         <w:b/>
         <w:bCs/>
       </w:rPr>
@@ -4453,6 +4735,7 @@
         <w:spacing w:after="0" w:before="0" w:line="240" w:lineRule="auto"/>
       </w:pPr>
       <w:rPr>
+        <w:rFonts w:eastAsia="黑体"/>
         <w:b/>
         <w:bCs/>
       </w:rPr>
@@ -4470,12 +4753,14 @@
     </w:tblStylePr>
     <w:tblStylePr w:type="firstCol">
       <w:rPr>
+        <w:rFonts w:eastAsia="黑体"/>
         <w:b/>
         <w:bCs/>
       </w:rPr>
     </w:tblStylePr>
     <w:tblStylePr w:type="lastCol">
       <w:rPr>
+        <w:rFonts w:eastAsia="黑体"/>
         <w:b/>
         <w:bCs/>
       </w:rPr>
@@ -4514,6 +4799,7 @@
       <w:spacing w:after="0" w:line="240" w:lineRule="auto"/>
     </w:pPr>
     <w:rPr>
+      <w:rFonts w:eastAsia="黑体"/>
       <w:color w:themeColor="accent5" w:themeShade="BF" w:val="31849B"/>
     </w:rPr>
     <w:tblPr>
@@ -4536,6 +4822,7 @@
         <w:spacing w:after="0" w:before="0" w:line="240" w:lineRule="auto"/>
       </w:pPr>
       <w:rPr>
+        <w:rFonts w:eastAsia="黑体"/>
         <w:b/>
         <w:bCs/>
       </w:rPr>
@@ -4556,6 +4843,7 @@
         <w:spacing w:after="0" w:before="0" w:line="240" w:lineRule="auto"/>
       </w:pPr>
       <w:rPr>
+        <w:rFonts w:eastAsia="黑体"/>
         <w:b/>
         <w:bCs/>
       </w:rPr>
@@ -4573,12 +4861,14 @@
     </w:tblStylePr>
     <w:tblStylePr w:type="firstCol">
       <w:rPr>
+        <w:rFonts w:eastAsia="黑体"/>
         <w:b/>
         <w:bCs/>
       </w:rPr>
     </w:tblStylePr>
     <w:tblStylePr w:type="lastCol">
       <w:rPr>
+        <w:rFonts w:eastAsia="黑体"/>
         <w:b/>
         <w:bCs/>
       </w:rPr>
@@ -4617,6 +4907,7 @@
       <w:spacing w:after="0" w:line="240" w:lineRule="auto"/>
     </w:pPr>
     <w:rPr>
+      <w:rFonts w:eastAsia="黑体"/>
       <w:color w:themeColor="accent6" w:themeShade="BF" w:val="E36C0A"/>
     </w:rPr>
     <w:tblPr>
@@ -4639,6 +4930,7 @@
         <w:spacing w:after="0" w:before="0" w:line="240" w:lineRule="auto"/>
       </w:pPr>
       <w:rPr>
+        <w:rFonts w:eastAsia="黑体"/>
         <w:b/>
         <w:bCs/>
       </w:rPr>
@@ -4659,6 +4951,7 @@
         <w:spacing w:after="0" w:before="0" w:line="240" w:lineRule="auto"/>
       </w:pPr>
       <w:rPr>
+        <w:rFonts w:eastAsia="黑体"/>
         <w:b/>
         <w:bCs/>
       </w:rPr>
@@ -4676,12 +4969,14 @@
     </w:tblStylePr>
     <w:tblStylePr w:type="firstCol">
       <w:rPr>
+        <w:rFonts w:eastAsia="黑体"/>
         <w:b/>
         <w:bCs/>
       </w:rPr>
     </w:tblStylePr>
     <w:tblStylePr w:type="lastCol">
       <w:rPr>
+        <w:rFonts w:eastAsia="黑体"/>
         <w:b/>
         <w:bCs/>
       </w:rPr>
@@ -4741,6 +5036,7 @@
         <w:spacing w:after="0" w:before="0" w:line="240" w:lineRule="auto"/>
       </w:pPr>
       <w:rPr>
+        <w:rFonts w:eastAsia="黑体"/>
         <w:b/>
         <w:bCs/>
         <w:color w:themeColor="background1" w:val="FFFFFF"/>
@@ -4755,6 +5051,7 @@
         <w:spacing w:after="0" w:before="0" w:line="240" w:lineRule="auto"/>
       </w:pPr>
       <w:rPr>
+        <w:rFonts w:eastAsia="黑体"/>
         <w:b/>
         <w:bCs/>
       </w:rPr>
@@ -4770,12 +5067,14 @@
     </w:tblStylePr>
     <w:tblStylePr w:type="firstCol">
       <w:rPr>
+        <w:rFonts w:eastAsia="黑体"/>
         <w:b/>
         <w:bCs/>
       </w:rPr>
     </w:tblStylePr>
     <w:tblStylePr w:type="lastCol">
       <w:rPr>
+        <w:rFonts w:eastAsia="黑体"/>
         <w:b/>
         <w:bCs/>
       </w:rPr>
@@ -4833,6 +5132,7 @@
         <w:spacing w:after="0" w:before="0" w:line="240" w:lineRule="auto"/>
       </w:pPr>
       <w:rPr>
+        <w:rFonts w:eastAsia="黑体"/>
         <w:b/>
         <w:bCs/>
         <w:color w:themeColor="background1" w:val="FFFFFF"/>
@@ -4847,6 +5147,7 @@
         <w:spacing w:after="0" w:before="0" w:line="240" w:lineRule="auto"/>
       </w:pPr>
       <w:rPr>
+        <w:rFonts w:eastAsia="黑体"/>
         <w:b/>
         <w:bCs/>
       </w:rPr>
@@ -4862,12 +5163,14 @@
     </w:tblStylePr>
     <w:tblStylePr w:type="firstCol">
       <w:rPr>
+        <w:rFonts w:eastAsia="黑体"/>
         <w:b/>
         <w:bCs/>
       </w:rPr>
     </w:tblStylePr>
     <w:tblStylePr w:type="lastCol">
       <w:rPr>
+        <w:rFonts w:eastAsia="黑体"/>
         <w:b/>
         <w:bCs/>
       </w:rPr>
@@ -4925,6 +5228,7 @@
         <w:spacing w:after="0" w:before="0" w:line="240" w:lineRule="auto"/>
       </w:pPr>
       <w:rPr>
+        <w:rFonts w:eastAsia="黑体"/>
         <w:b/>
         <w:bCs/>
         <w:color w:themeColor="background1" w:val="FFFFFF"/>
@@ -4939,6 +5243,7 @@
         <w:spacing w:after="0" w:before="0" w:line="240" w:lineRule="auto"/>
       </w:pPr>
       <w:rPr>
+        <w:rFonts w:eastAsia="黑体"/>
         <w:b/>
         <w:bCs/>
       </w:rPr>
@@ -4954,12 +5259,14 @@
     </w:tblStylePr>
     <w:tblStylePr w:type="firstCol">
       <w:rPr>
+        <w:rFonts w:eastAsia="黑体"/>
         <w:b/>
         <w:bCs/>
       </w:rPr>
     </w:tblStylePr>
     <w:tblStylePr w:type="lastCol">
       <w:rPr>
+        <w:rFonts w:eastAsia="黑体"/>
         <w:b/>
         <w:bCs/>
       </w:rPr>
@@ -5017,6 +5324,7 @@
         <w:spacing w:after="0" w:before="0" w:line="240" w:lineRule="auto"/>
       </w:pPr>
       <w:rPr>
+        <w:rFonts w:eastAsia="黑体"/>
         <w:b/>
         <w:bCs/>
         <w:color w:themeColor="background1" w:val="FFFFFF"/>
@@ -5031,6 +5339,7 @@
         <w:spacing w:after="0" w:before="0" w:line="240" w:lineRule="auto"/>
       </w:pPr>
       <w:rPr>
+        <w:rFonts w:eastAsia="黑体"/>
         <w:b/>
         <w:bCs/>
       </w:rPr>
@@ -5046,12 +5355,14 @@
     </w:tblStylePr>
     <w:tblStylePr w:type="firstCol">
       <w:rPr>
+        <w:rFonts w:eastAsia="黑体"/>
         <w:b/>
         <w:bCs/>
       </w:rPr>
     </w:tblStylePr>
     <w:tblStylePr w:type="lastCol">
       <w:rPr>
+        <w:rFonts w:eastAsia="黑体"/>
         <w:b/>
         <w:bCs/>
       </w:rPr>
@@ -5109,6 +5420,7 @@
         <w:spacing w:after="0" w:before="0" w:line="240" w:lineRule="auto"/>
       </w:pPr>
       <w:rPr>
+        <w:rFonts w:eastAsia="黑体"/>
         <w:b/>
         <w:bCs/>
         <w:color w:themeColor="background1" w:val="FFFFFF"/>
@@ -5123,6 +5435,7 @@
         <w:spacing w:after="0" w:before="0" w:line="240" w:lineRule="auto"/>
       </w:pPr>
       <w:rPr>
+        <w:rFonts w:eastAsia="黑体"/>
         <w:b/>
         <w:bCs/>
       </w:rPr>
@@ -5138,12 +5451,14 @@
     </w:tblStylePr>
     <w:tblStylePr w:type="firstCol">
       <w:rPr>
+        <w:rFonts w:eastAsia="黑体"/>
         <w:b/>
         <w:bCs/>
       </w:rPr>
     </w:tblStylePr>
     <w:tblStylePr w:type="lastCol">
       <w:rPr>
+        <w:rFonts w:eastAsia="黑体"/>
         <w:b/>
         <w:bCs/>
       </w:rPr>
@@ -5201,6 +5516,7 @@
         <w:spacing w:after="0" w:before="0" w:line="240" w:lineRule="auto"/>
       </w:pPr>
       <w:rPr>
+        <w:rFonts w:eastAsia="黑体"/>
         <w:b/>
         <w:bCs/>
         <w:color w:themeColor="background1" w:val="FFFFFF"/>
@@ -5215,6 +5531,7 @@
         <w:spacing w:after="0" w:before="0" w:line="240" w:lineRule="auto"/>
       </w:pPr>
       <w:rPr>
+        <w:rFonts w:eastAsia="黑体"/>
         <w:b/>
         <w:bCs/>
       </w:rPr>
@@ -5230,12 +5547,14 @@
     </w:tblStylePr>
     <w:tblStylePr w:type="firstCol">
       <w:rPr>
+        <w:rFonts w:eastAsia="黑体"/>
         <w:b/>
         <w:bCs/>
       </w:rPr>
     </w:tblStylePr>
     <w:tblStylePr w:type="lastCol">
       <w:rPr>
+        <w:rFonts w:eastAsia="黑体"/>
         <w:b/>
         <w:bCs/>
       </w:rPr>
@@ -5293,6 +5612,7 @@
         <w:spacing w:after="0" w:before="0" w:line="240" w:lineRule="auto"/>
       </w:pPr>
       <w:rPr>
+        <w:rFonts w:eastAsia="黑体"/>
         <w:b/>
         <w:bCs/>
         <w:color w:themeColor="background1" w:val="FFFFFF"/>
@@ -5307,6 +5627,7 @@
         <w:spacing w:after="0" w:before="0" w:line="240" w:lineRule="auto"/>
       </w:pPr>
       <w:rPr>
+        <w:rFonts w:eastAsia="黑体"/>
         <w:b/>
         <w:bCs/>
       </w:rPr>
@@ -5322,12 +5643,14 @@
     </w:tblStylePr>
     <w:tblStylePr w:type="firstCol">
       <w:rPr>
+        <w:rFonts w:eastAsia="黑体"/>
         <w:b/>
         <w:bCs/>
       </w:rPr>
     </w:tblStylePr>
     <w:tblStylePr w:type="lastCol">
       <w:rPr>
+        <w:rFonts w:eastAsia="黑体"/>
         <w:b/>
         <w:bCs/>
       </w:rPr>
@@ -5387,7 +5710,7 @@
         <w:spacing w:after="0" w:before="0" w:line="240" w:lineRule="auto"/>
       </w:pPr>
       <w:rPr>
-        <w:rFonts w:asciiTheme="majorHAnsi" w:cstheme="majorBidi" w:eastAsiaTheme="majorEastAsia" w:hAnsiTheme="majorHAnsi"/>
+        <w:rFonts w:asciiTheme="majorHAnsi" w:cstheme="majorBidi" w:hAnsiTheme="majorHAnsi" w:eastAsia="黑体"/>
         <w:b/>
         <w:bCs/>
       </w:rPr>
@@ -5408,7 +5731,7 @@
         <w:spacing w:after="0" w:before="0" w:line="240" w:lineRule="auto"/>
       </w:pPr>
       <w:rPr>
-        <w:rFonts w:asciiTheme="majorHAnsi" w:cstheme="majorBidi" w:eastAsiaTheme="majorEastAsia" w:hAnsiTheme="majorHAnsi"/>
+        <w:rFonts w:asciiTheme="majorHAnsi" w:cstheme="majorBidi" w:hAnsiTheme="majorHAnsi" w:eastAsia="黑体"/>
         <w:b/>
         <w:bCs/>
       </w:rPr>
@@ -5426,14 +5749,14 @@
     </w:tblStylePr>
     <w:tblStylePr w:type="firstCol">
       <w:rPr>
-        <w:rFonts w:asciiTheme="majorHAnsi" w:cstheme="majorBidi" w:eastAsiaTheme="majorEastAsia" w:hAnsiTheme="majorHAnsi"/>
+        <w:rFonts w:asciiTheme="majorHAnsi" w:cstheme="majorBidi" w:hAnsiTheme="majorHAnsi" w:eastAsia="黑体"/>
         <w:b/>
         <w:bCs/>
       </w:rPr>
     </w:tblStylePr>
     <w:tblStylePr w:type="lastCol">
       <w:rPr>
-        <w:rFonts w:asciiTheme="majorHAnsi" w:cstheme="majorBidi" w:eastAsiaTheme="majorEastAsia" w:hAnsiTheme="majorHAnsi"/>
+        <w:rFonts w:asciiTheme="majorHAnsi" w:cstheme="majorBidi" w:hAnsiTheme="majorHAnsi" w:eastAsia="黑体"/>
         <w:b/>
         <w:bCs/>
       </w:rPr>
@@ -5517,7 +5840,7 @@
         <w:spacing w:after="0" w:before="0" w:line="240" w:lineRule="auto"/>
       </w:pPr>
       <w:rPr>
-        <w:rFonts w:asciiTheme="majorHAnsi" w:cstheme="majorBidi" w:eastAsiaTheme="majorEastAsia" w:hAnsiTheme="majorHAnsi"/>
+        <w:rFonts w:asciiTheme="majorHAnsi" w:cstheme="majorBidi" w:hAnsiTheme="majorHAnsi" w:eastAsia="黑体"/>
         <w:b/>
         <w:bCs/>
       </w:rPr>
@@ -5538,7 +5861,7 @@
         <w:spacing w:after="0" w:before="0" w:line="240" w:lineRule="auto"/>
       </w:pPr>
       <w:rPr>
-        <w:rFonts w:asciiTheme="majorHAnsi" w:cstheme="majorBidi" w:eastAsiaTheme="majorEastAsia" w:hAnsiTheme="majorHAnsi"/>
+        <w:rFonts w:asciiTheme="majorHAnsi" w:cstheme="majorBidi" w:hAnsiTheme="majorHAnsi" w:eastAsia="黑体"/>
         <w:b/>
         <w:bCs/>
       </w:rPr>
@@ -5556,14 +5879,14 @@
     </w:tblStylePr>
     <w:tblStylePr w:type="firstCol">
       <w:rPr>
-        <w:rFonts w:asciiTheme="majorHAnsi" w:cstheme="majorBidi" w:eastAsiaTheme="majorEastAsia" w:hAnsiTheme="majorHAnsi"/>
+        <w:rFonts w:asciiTheme="majorHAnsi" w:cstheme="majorBidi" w:hAnsiTheme="majorHAnsi" w:eastAsia="黑体"/>
         <w:b/>
         <w:bCs/>
       </w:rPr>
     </w:tblStylePr>
     <w:tblStylePr w:type="lastCol">
       <w:rPr>
-        <w:rFonts w:asciiTheme="majorHAnsi" w:cstheme="majorBidi" w:eastAsiaTheme="majorEastAsia" w:hAnsiTheme="majorHAnsi"/>
+        <w:rFonts w:asciiTheme="majorHAnsi" w:cstheme="majorBidi" w:hAnsiTheme="majorHAnsi" w:eastAsia="黑体"/>
         <w:b/>
         <w:bCs/>
       </w:rPr>
@@ -5647,7 +5970,7 @@
         <w:spacing w:after="0" w:before="0" w:line="240" w:lineRule="auto"/>
       </w:pPr>
       <w:rPr>
-        <w:rFonts w:asciiTheme="majorHAnsi" w:cstheme="majorBidi" w:eastAsiaTheme="majorEastAsia" w:hAnsiTheme="majorHAnsi"/>
+        <w:rFonts w:asciiTheme="majorHAnsi" w:cstheme="majorBidi" w:hAnsiTheme="majorHAnsi" w:eastAsia="黑体"/>
         <w:b/>
         <w:bCs/>
       </w:rPr>
@@ -5668,7 +5991,7 @@
         <w:spacing w:after="0" w:before="0" w:line="240" w:lineRule="auto"/>
       </w:pPr>
       <w:rPr>
-        <w:rFonts w:asciiTheme="majorHAnsi" w:cstheme="majorBidi" w:eastAsiaTheme="majorEastAsia" w:hAnsiTheme="majorHAnsi"/>
+        <w:rFonts w:asciiTheme="majorHAnsi" w:cstheme="majorBidi" w:hAnsiTheme="majorHAnsi" w:eastAsia="黑体"/>
         <w:b/>
         <w:bCs/>
       </w:rPr>
@@ -5686,14 +6009,14 @@
     </w:tblStylePr>
     <w:tblStylePr w:type="firstCol">
       <w:rPr>
-        <w:rFonts w:asciiTheme="majorHAnsi" w:cstheme="majorBidi" w:eastAsiaTheme="majorEastAsia" w:hAnsiTheme="majorHAnsi"/>
+        <w:rFonts w:asciiTheme="majorHAnsi" w:cstheme="majorBidi" w:hAnsiTheme="majorHAnsi" w:eastAsia="黑体"/>
         <w:b/>
         <w:bCs/>
       </w:rPr>
     </w:tblStylePr>
     <w:tblStylePr w:type="lastCol">
       <w:rPr>
-        <w:rFonts w:asciiTheme="majorHAnsi" w:cstheme="majorBidi" w:eastAsiaTheme="majorEastAsia" w:hAnsiTheme="majorHAnsi"/>
+        <w:rFonts w:asciiTheme="majorHAnsi" w:cstheme="majorBidi" w:hAnsiTheme="majorHAnsi" w:eastAsia="黑体"/>
         <w:b/>
         <w:bCs/>
       </w:rPr>
@@ -5777,7 +6100,7 @@
         <w:spacing w:after="0" w:before="0" w:line="240" w:lineRule="auto"/>
       </w:pPr>
       <w:rPr>
-        <w:rFonts w:asciiTheme="majorHAnsi" w:cstheme="majorBidi" w:eastAsiaTheme="majorEastAsia" w:hAnsiTheme="majorHAnsi"/>
+        <w:rFonts w:asciiTheme="majorHAnsi" w:cstheme="majorBidi" w:hAnsiTheme="majorHAnsi" w:eastAsia="黑体"/>
         <w:b/>
         <w:bCs/>
       </w:rPr>
@@ -5798,7 +6121,7 @@
         <w:spacing w:after="0" w:before="0" w:line="240" w:lineRule="auto"/>
       </w:pPr>
       <w:rPr>
-        <w:rFonts w:asciiTheme="majorHAnsi" w:cstheme="majorBidi" w:eastAsiaTheme="majorEastAsia" w:hAnsiTheme="majorHAnsi"/>
+        <w:rFonts w:asciiTheme="majorHAnsi" w:cstheme="majorBidi" w:hAnsiTheme="majorHAnsi" w:eastAsia="黑体"/>
         <w:b/>
         <w:bCs/>
       </w:rPr>
@@ -5816,14 +6139,14 @@
     </w:tblStylePr>
     <w:tblStylePr w:type="firstCol">
       <w:rPr>
-        <w:rFonts w:asciiTheme="majorHAnsi" w:cstheme="majorBidi" w:eastAsiaTheme="majorEastAsia" w:hAnsiTheme="majorHAnsi"/>
+        <w:rFonts w:asciiTheme="majorHAnsi" w:cstheme="majorBidi" w:hAnsiTheme="majorHAnsi" w:eastAsia="黑体"/>
         <w:b/>
         <w:bCs/>
       </w:rPr>
     </w:tblStylePr>
     <w:tblStylePr w:type="lastCol">
       <w:rPr>
-        <w:rFonts w:asciiTheme="majorHAnsi" w:cstheme="majorBidi" w:eastAsiaTheme="majorEastAsia" w:hAnsiTheme="majorHAnsi"/>
+        <w:rFonts w:asciiTheme="majorHAnsi" w:cstheme="majorBidi" w:hAnsiTheme="majorHAnsi" w:eastAsia="黑体"/>
         <w:b/>
         <w:bCs/>
       </w:rPr>
@@ -5907,7 +6230,7 @@
         <w:spacing w:after="0" w:before="0" w:line="240" w:lineRule="auto"/>
       </w:pPr>
       <w:rPr>
-        <w:rFonts w:asciiTheme="majorHAnsi" w:cstheme="majorBidi" w:eastAsiaTheme="majorEastAsia" w:hAnsiTheme="majorHAnsi"/>
+        <w:rFonts w:asciiTheme="majorHAnsi" w:cstheme="majorBidi" w:hAnsiTheme="majorHAnsi" w:eastAsia="黑体"/>
         <w:b/>
         <w:bCs/>
       </w:rPr>
@@ -5928,7 +6251,7 @@
         <w:spacing w:after="0" w:before="0" w:line="240" w:lineRule="auto"/>
       </w:pPr>
       <w:rPr>
-        <w:rFonts w:asciiTheme="majorHAnsi" w:cstheme="majorBidi" w:eastAsiaTheme="majorEastAsia" w:hAnsiTheme="majorHAnsi"/>
+        <w:rFonts w:asciiTheme="majorHAnsi" w:cstheme="majorBidi" w:hAnsiTheme="majorHAnsi" w:eastAsia="黑体"/>
         <w:b/>
         <w:bCs/>
       </w:rPr>
@@ -5946,14 +6269,14 @@
     </w:tblStylePr>
     <w:tblStylePr w:type="firstCol">
       <w:rPr>
-        <w:rFonts w:asciiTheme="majorHAnsi" w:cstheme="majorBidi" w:eastAsiaTheme="majorEastAsia" w:hAnsiTheme="majorHAnsi"/>
+        <w:rFonts w:asciiTheme="majorHAnsi" w:cstheme="majorBidi" w:hAnsiTheme="majorHAnsi" w:eastAsia="黑体"/>
         <w:b/>
         <w:bCs/>
       </w:rPr>
     </w:tblStylePr>
     <w:tblStylePr w:type="lastCol">
       <w:rPr>
-        <w:rFonts w:asciiTheme="majorHAnsi" w:cstheme="majorBidi" w:eastAsiaTheme="majorEastAsia" w:hAnsiTheme="majorHAnsi"/>
+        <w:rFonts w:asciiTheme="majorHAnsi" w:cstheme="majorBidi" w:hAnsiTheme="majorHAnsi" w:eastAsia="黑体"/>
         <w:b/>
         <w:bCs/>
       </w:rPr>
@@ -6037,7 +6360,7 @@
         <w:spacing w:after="0" w:before="0" w:line="240" w:lineRule="auto"/>
       </w:pPr>
       <w:rPr>
-        <w:rFonts w:asciiTheme="majorHAnsi" w:cstheme="majorBidi" w:eastAsiaTheme="majorEastAsia" w:hAnsiTheme="majorHAnsi"/>
+        <w:rFonts w:asciiTheme="majorHAnsi" w:cstheme="majorBidi" w:hAnsiTheme="majorHAnsi" w:eastAsia="黑体"/>
         <w:b/>
         <w:bCs/>
       </w:rPr>
@@ -6058,7 +6381,7 @@
         <w:spacing w:after="0" w:before="0" w:line="240" w:lineRule="auto"/>
       </w:pPr>
       <w:rPr>
-        <w:rFonts w:asciiTheme="majorHAnsi" w:cstheme="majorBidi" w:eastAsiaTheme="majorEastAsia" w:hAnsiTheme="majorHAnsi"/>
+        <w:rFonts w:asciiTheme="majorHAnsi" w:cstheme="majorBidi" w:hAnsiTheme="majorHAnsi" w:eastAsia="黑体"/>
         <w:b/>
         <w:bCs/>
       </w:rPr>
@@ -6076,14 +6399,14 @@
     </w:tblStylePr>
     <w:tblStylePr w:type="firstCol">
       <w:rPr>
-        <w:rFonts w:asciiTheme="majorHAnsi" w:cstheme="majorBidi" w:eastAsiaTheme="majorEastAsia" w:hAnsiTheme="majorHAnsi"/>
+        <w:rFonts w:asciiTheme="majorHAnsi" w:cstheme="majorBidi" w:hAnsiTheme="majorHAnsi" w:eastAsia="黑体"/>
         <w:b/>
         <w:bCs/>
       </w:rPr>
     </w:tblStylePr>
     <w:tblStylePr w:type="lastCol">
       <w:rPr>
-        <w:rFonts w:asciiTheme="majorHAnsi" w:cstheme="majorBidi" w:eastAsiaTheme="majorEastAsia" w:hAnsiTheme="majorHAnsi"/>
+        <w:rFonts w:asciiTheme="majorHAnsi" w:cstheme="majorBidi" w:hAnsiTheme="majorHAnsi" w:eastAsia="黑体"/>
         <w:b/>
         <w:bCs/>
       </w:rPr>
@@ -6167,7 +6490,7 @@
         <w:spacing w:after="0" w:before="0" w:line="240" w:lineRule="auto"/>
       </w:pPr>
       <w:rPr>
-        <w:rFonts w:asciiTheme="majorHAnsi" w:cstheme="majorBidi" w:eastAsiaTheme="majorEastAsia" w:hAnsiTheme="majorHAnsi"/>
+        <w:rFonts w:asciiTheme="majorHAnsi" w:cstheme="majorBidi" w:hAnsiTheme="majorHAnsi" w:eastAsia="黑体"/>
         <w:b/>
         <w:bCs/>
       </w:rPr>
@@ -6188,7 +6511,7 @@
         <w:spacing w:after="0" w:before="0" w:line="240" w:lineRule="auto"/>
       </w:pPr>
       <w:rPr>
-        <w:rFonts w:asciiTheme="majorHAnsi" w:cstheme="majorBidi" w:eastAsiaTheme="majorEastAsia" w:hAnsiTheme="majorHAnsi"/>
+        <w:rFonts w:asciiTheme="majorHAnsi" w:cstheme="majorBidi" w:hAnsiTheme="majorHAnsi" w:eastAsia="黑体"/>
         <w:b/>
         <w:bCs/>
       </w:rPr>
@@ -6206,14 +6529,14 @@
     </w:tblStylePr>
     <w:tblStylePr w:type="firstCol">
       <w:rPr>
-        <w:rFonts w:asciiTheme="majorHAnsi" w:cstheme="majorBidi" w:eastAsiaTheme="majorEastAsia" w:hAnsiTheme="majorHAnsi"/>
+        <w:rFonts w:asciiTheme="majorHAnsi" w:cstheme="majorBidi" w:hAnsiTheme="majorHAnsi" w:eastAsia="黑体"/>
         <w:b/>
         <w:bCs/>
       </w:rPr>
     </w:tblStylePr>
     <w:tblStylePr w:type="lastCol">
       <w:rPr>
-        <w:rFonts w:asciiTheme="majorHAnsi" w:cstheme="majorBidi" w:eastAsiaTheme="majorEastAsia" w:hAnsiTheme="majorHAnsi"/>
+        <w:rFonts w:asciiTheme="majorHAnsi" w:cstheme="majorBidi" w:hAnsiTheme="majorHAnsi" w:eastAsia="黑体"/>
         <w:b/>
         <w:bCs/>
       </w:rPr>
@@ -6296,6 +6619,7 @@
         <w:spacing w:after="0" w:before="0" w:line="240" w:lineRule="auto"/>
       </w:pPr>
       <w:rPr>
+        <w:rFonts w:eastAsia="黑体"/>
         <w:b/>
         <w:bCs/>
         <w:color w:themeColor="background1" w:val="FFFFFF"/>
@@ -6318,6 +6642,7 @@
         <w:spacing w:after="0" w:before="0" w:line="240" w:lineRule="auto"/>
       </w:pPr>
       <w:rPr>
+        <w:rFonts w:eastAsia="黑体"/>
         <w:b/>
         <w:bCs/>
       </w:rPr>
@@ -6335,12 +6660,14 @@
     </w:tblStylePr>
     <w:tblStylePr w:type="firstCol">
       <w:rPr>
+        <w:rFonts w:eastAsia="黑体"/>
         <w:b/>
         <w:bCs/>
       </w:rPr>
     </w:tblStylePr>
     <w:tblStylePr w:type="lastCol">
       <w:rPr>
+        <w:rFonts w:eastAsia="黑体"/>
         <w:b/>
         <w:bCs/>
       </w:rPr>
@@ -6402,6 +6729,7 @@
         <w:spacing w:after="0" w:before="0" w:line="240" w:lineRule="auto"/>
       </w:pPr>
       <w:rPr>
+        <w:rFonts w:eastAsia="黑体"/>
         <w:b/>
         <w:bCs/>
         <w:color w:themeColor="background1" w:val="FFFFFF"/>
@@ -6424,6 +6752,7 @@
         <w:spacing w:after="0" w:before="0" w:line="240" w:lineRule="auto"/>
       </w:pPr>
       <w:rPr>
+        <w:rFonts w:eastAsia="黑体"/>
         <w:b/>
         <w:bCs/>
       </w:rPr>
@@ -6441,12 +6770,14 @@
     </w:tblStylePr>
     <w:tblStylePr w:type="firstCol">
       <w:rPr>
+        <w:rFonts w:eastAsia="黑体"/>
         <w:b/>
         <w:bCs/>
       </w:rPr>
     </w:tblStylePr>
     <w:tblStylePr w:type="lastCol">
       <w:rPr>
+        <w:rFonts w:eastAsia="黑体"/>
         <w:b/>
         <w:bCs/>
       </w:rPr>
@@ -6508,6 +6839,7 @@
         <w:spacing w:after="0" w:before="0" w:line="240" w:lineRule="auto"/>
       </w:pPr>
       <w:rPr>
+        <w:rFonts w:eastAsia="黑体"/>
         <w:b/>
         <w:bCs/>
         <w:color w:themeColor="background1" w:val="FFFFFF"/>
@@ -6530,6 +6862,7 @@
         <w:spacing w:after="0" w:before="0" w:line="240" w:lineRule="auto"/>
       </w:pPr>
       <w:rPr>
+        <w:rFonts w:eastAsia="黑体"/>
         <w:b/>
         <w:bCs/>
       </w:rPr>
@@ -6547,12 +6880,14 @@
     </w:tblStylePr>
     <w:tblStylePr w:type="firstCol">
       <w:rPr>
+        <w:rFonts w:eastAsia="黑体"/>
         <w:b/>
         <w:bCs/>
       </w:rPr>
     </w:tblStylePr>
     <w:tblStylePr w:type="lastCol">
       <w:rPr>
+        <w:rFonts w:eastAsia="黑体"/>
         <w:b/>
         <w:bCs/>
       </w:rPr>
@@ -6614,6 +6949,7 @@
         <w:spacing w:after="0" w:before="0" w:line="240" w:lineRule="auto"/>
       </w:pPr>
       <w:rPr>
+        <w:rFonts w:eastAsia="黑体"/>
         <w:b/>
         <w:bCs/>
         <w:color w:themeColor="background1" w:val="FFFFFF"/>
@@ -6636,6 +6972,7 @@
         <w:spacing w:after="0" w:before="0" w:line="240" w:lineRule="auto"/>
       </w:pPr>
       <w:rPr>
+        <w:rFonts w:eastAsia="黑体"/>
         <w:b/>
         <w:bCs/>
       </w:rPr>
@@ -6653,12 +6990,14 @@
     </w:tblStylePr>
     <w:tblStylePr w:type="firstCol">
       <w:rPr>
+        <w:rFonts w:eastAsia="黑体"/>
         <w:b/>
         <w:bCs/>
       </w:rPr>
     </w:tblStylePr>
     <w:tblStylePr w:type="lastCol">
       <w:rPr>
+        <w:rFonts w:eastAsia="黑体"/>
         <w:b/>
         <w:bCs/>
       </w:rPr>
@@ -6720,6 +7059,7 @@
         <w:spacing w:after="0" w:before="0" w:line="240" w:lineRule="auto"/>
       </w:pPr>
       <w:rPr>
+        <w:rFonts w:eastAsia="黑体"/>
         <w:b/>
         <w:bCs/>
         <w:color w:themeColor="background1" w:val="FFFFFF"/>
@@ -6742,6 +7082,7 @@
         <w:spacing w:after="0" w:before="0" w:line="240" w:lineRule="auto"/>
       </w:pPr>
       <w:rPr>
+        <w:rFonts w:eastAsia="黑体"/>
         <w:b/>
         <w:bCs/>
       </w:rPr>
@@ -6759,12 +7100,14 @@
     </w:tblStylePr>
     <w:tblStylePr w:type="firstCol">
       <w:rPr>
+        <w:rFonts w:eastAsia="黑体"/>
         <w:b/>
         <w:bCs/>
       </w:rPr>
     </w:tblStylePr>
     <w:tblStylePr w:type="lastCol">
       <w:rPr>
+        <w:rFonts w:eastAsia="黑体"/>
         <w:b/>
         <w:bCs/>
       </w:rPr>
@@ -6826,6 +7169,7 @@
         <w:spacing w:after="0" w:before="0" w:line="240" w:lineRule="auto"/>
       </w:pPr>
       <w:rPr>
+        <w:rFonts w:eastAsia="黑体"/>
         <w:b/>
         <w:bCs/>
         <w:color w:themeColor="background1" w:val="FFFFFF"/>
@@ -6848,6 +7192,7 @@
         <w:spacing w:after="0" w:before="0" w:line="240" w:lineRule="auto"/>
       </w:pPr>
       <w:rPr>
+        <w:rFonts w:eastAsia="黑体"/>
         <w:b/>
         <w:bCs/>
       </w:rPr>
@@ -6865,12 +7210,14 @@
     </w:tblStylePr>
     <w:tblStylePr w:type="firstCol">
       <w:rPr>
+        <w:rFonts w:eastAsia="黑体"/>
         <w:b/>
         <w:bCs/>
       </w:rPr>
     </w:tblStylePr>
     <w:tblStylePr w:type="lastCol">
       <w:rPr>
+        <w:rFonts w:eastAsia="黑体"/>
         <w:b/>
         <w:bCs/>
       </w:rPr>
@@ -6932,6 +7279,7 @@
         <w:spacing w:after="0" w:before="0" w:line="240" w:lineRule="auto"/>
       </w:pPr>
       <w:rPr>
+        <w:rFonts w:eastAsia="黑体"/>
         <w:b/>
         <w:bCs/>
         <w:color w:themeColor="background1" w:val="FFFFFF"/>
@@ -6954,6 +7302,7 @@
         <w:spacing w:after="0" w:before="0" w:line="240" w:lineRule="auto"/>
       </w:pPr>
       <w:rPr>
+        <w:rFonts w:eastAsia="黑体"/>
         <w:b/>
         <w:bCs/>
       </w:rPr>
@@ -6971,12 +7320,14 @@
     </w:tblStylePr>
     <w:tblStylePr w:type="firstCol">
       <w:rPr>
+        <w:rFonts w:eastAsia="黑体"/>
         <w:b/>
         <w:bCs/>
       </w:rPr>
     </w:tblStylePr>
     <w:tblStylePr w:type="lastCol">
       <w:rPr>
+        <w:rFonts w:eastAsia="黑体"/>
         <w:b/>
         <w:bCs/>
       </w:rPr>
@@ -7035,6 +7386,7 @@
         <w:spacing w:after="0" w:before="0" w:line="240" w:lineRule="auto"/>
       </w:pPr>
       <w:rPr>
+        <w:rFonts w:eastAsia="黑体"/>
         <w:b/>
         <w:bCs/>
         <w:color w:themeColor="background1" w:val="FFFFFF"/>
@@ -7057,6 +7409,7 @@
         <w:spacing w:after="0" w:before="0" w:line="240" w:lineRule="auto"/>
       </w:pPr>
       <w:rPr>
+        <w:rFonts w:eastAsia="黑体"/>
         <w:color w:val="auto"/>
       </w:rPr>
       <w:tblPr/>
@@ -7074,6 +7427,7 @@
     </w:tblStylePr>
     <w:tblStylePr w:type="firstCol">
       <w:rPr>
+        <w:rFonts w:eastAsia="黑体"/>
         <w:b/>
         <w:bCs/>
         <w:color w:themeColor="background1" w:val="FFFFFF"/>
@@ -7093,6 +7447,7 @@
     </w:tblStylePr>
     <w:tblStylePr w:type="lastCol">
       <w:rPr>
+        <w:rFonts w:eastAsia="黑体"/>
         <w:b/>
         <w:bCs/>
         <w:color w:themeColor="background1" w:val="FFFFFF"/>
@@ -7141,6 +7496,7 @@
     </w:tblStylePr>
     <w:tblStylePr w:type="nwCell">
       <w:rPr>
+        <w:rFonts w:eastAsia="黑体"/>
         <w:color w:themeColor="background1" w:val="FFFFFF"/>
       </w:rPr>
       <w:tblPr/>
@@ -7184,6 +7540,7 @@
         <w:spacing w:after="0" w:before="0" w:line="240" w:lineRule="auto"/>
       </w:pPr>
       <w:rPr>
+        <w:rFonts w:eastAsia="黑体"/>
         <w:b/>
         <w:bCs/>
         <w:color w:themeColor="background1" w:val="FFFFFF"/>
@@ -7206,6 +7563,7 @@
         <w:spacing w:after="0" w:before="0" w:line="240" w:lineRule="auto"/>
       </w:pPr>
       <w:rPr>
+        <w:rFonts w:eastAsia="黑体"/>
         <w:color w:val="auto"/>
       </w:rPr>
       <w:tblPr/>
@@ -7223,6 +7581,7 @@
     </w:tblStylePr>
     <w:tblStylePr w:type="firstCol">
       <w:rPr>
+        <w:rFonts w:eastAsia="黑体"/>
         <w:b/>
         <w:bCs/>
         <w:color w:themeColor="background1" w:val="FFFFFF"/>
@@ -7242,6 +7601,7 @@
     </w:tblStylePr>
     <w:tblStylePr w:type="lastCol">
       <w:rPr>
+        <w:rFonts w:eastAsia="黑体"/>
         <w:b/>
         <w:bCs/>
         <w:color w:themeColor="background1" w:val="FFFFFF"/>
@@ -7290,6 +7650,7 @@
     </w:tblStylePr>
     <w:tblStylePr w:type="nwCell">
       <w:rPr>
+        <w:rFonts w:eastAsia="黑体"/>
         <w:color w:themeColor="background1" w:val="FFFFFF"/>
       </w:rPr>
       <w:tblPr/>
@@ -7333,6 +7694,7 @@
         <w:spacing w:after="0" w:before="0" w:line="240" w:lineRule="auto"/>
       </w:pPr>
       <w:rPr>
+        <w:rFonts w:eastAsia="黑体"/>
         <w:b/>
         <w:bCs/>
         <w:color w:themeColor="background1" w:val="FFFFFF"/>
@@ -7355,6 +7717,7 @@
         <w:spacing w:after="0" w:before="0" w:line="240" w:lineRule="auto"/>
       </w:pPr>
       <w:rPr>
+        <w:rFonts w:eastAsia="黑体"/>
         <w:color w:val="auto"/>
       </w:rPr>
       <w:tblPr/>
@@ -7372,6 +7735,7 @@
     </w:tblStylePr>
     <w:tblStylePr w:type="firstCol">
       <w:rPr>
+        <w:rFonts w:eastAsia="黑体"/>
         <w:b/>
         <w:bCs/>
         <w:color w:themeColor="background1" w:val="FFFFFF"/>
@@ -7391,6 +7755,7 @@
     </w:tblStylePr>
     <w:tblStylePr w:type="lastCol">
       <w:rPr>
+        <w:rFonts w:eastAsia="黑体"/>
         <w:b/>
         <w:bCs/>
         <w:color w:themeColor="background1" w:val="FFFFFF"/>
@@ -7439,6 +7804,7 @@
     </w:tblStylePr>
     <w:tblStylePr w:type="nwCell">
       <w:rPr>
+        <w:rFonts w:eastAsia="黑体"/>
         <w:color w:themeColor="background1" w:val="FFFFFF"/>
       </w:rPr>
       <w:tblPr/>
@@ -7482,6 +7848,7 @@
         <w:spacing w:after="0" w:before="0" w:line="240" w:lineRule="auto"/>
       </w:pPr>
       <w:rPr>
+        <w:rFonts w:eastAsia="黑体"/>
         <w:b/>
         <w:bCs/>
         <w:color w:themeColor="background1" w:val="FFFFFF"/>
@@ -7504,6 +7871,7 @@
         <w:spacing w:after="0" w:before="0" w:line="240" w:lineRule="auto"/>
       </w:pPr>
       <w:rPr>
+        <w:rFonts w:eastAsia="黑体"/>
         <w:color w:val="auto"/>
       </w:rPr>
       <w:tblPr/>
@@ -7521,6 +7889,7 @@
     </w:tblStylePr>
     <w:tblStylePr w:type="firstCol">
       <w:rPr>
+        <w:rFonts w:eastAsia="黑体"/>
         <w:b/>
         <w:bCs/>
         <w:color w:themeColor="background1" w:val="FFFFFF"/>
@@ -7540,6 +7909,7 @@
     </w:tblStylePr>
     <w:tblStylePr w:type="lastCol">
       <w:rPr>
+        <w:rFonts w:eastAsia="黑体"/>
         <w:b/>
         <w:bCs/>
         <w:color w:themeColor="background1" w:val="FFFFFF"/>
@@ -7588,6 +7958,7 @@
     </w:tblStylePr>
     <w:tblStylePr w:type="nwCell">
       <w:rPr>
+        <w:rFonts w:eastAsia="黑体"/>
         <w:color w:themeColor="background1" w:val="FFFFFF"/>
       </w:rPr>
       <w:tblPr/>
@@ -7631,6 +8002,7 @@
         <w:spacing w:after="0" w:before="0" w:line="240" w:lineRule="auto"/>
       </w:pPr>
       <w:rPr>
+        <w:rFonts w:eastAsia="黑体"/>
         <w:b/>
         <w:bCs/>
         <w:color w:themeColor="background1" w:val="FFFFFF"/>
@@ -7653,6 +8025,7 @@
         <w:spacing w:after="0" w:before="0" w:line="240" w:lineRule="auto"/>
       </w:pPr>
       <w:rPr>
+        <w:rFonts w:eastAsia="黑体"/>
         <w:color w:val="auto"/>
       </w:rPr>
       <w:tblPr/>
@@ -7670,6 +8043,7 @@
     </w:tblStylePr>
     <w:tblStylePr w:type="firstCol">
       <w:rPr>
+        <w:rFonts w:eastAsia="黑体"/>
         <w:b/>
         <w:bCs/>
         <w:color w:themeColor="background1" w:val="FFFFFF"/>
@@ -7689,6 +8063,7 @@
     </w:tblStylePr>
     <w:tblStylePr w:type="lastCol">
       <w:rPr>
+        <w:rFonts w:eastAsia="黑体"/>
         <w:b/>
         <w:bCs/>
         <w:color w:themeColor="background1" w:val="FFFFFF"/>
@@ -7737,6 +8112,7 @@
     </w:tblStylePr>
     <w:tblStylePr w:type="nwCell">
       <w:rPr>
+        <w:rFonts w:eastAsia="黑体"/>
         <w:color w:themeColor="background1" w:val="FFFFFF"/>
       </w:rPr>
       <w:tblPr/>
@@ -7780,6 +8156,7 @@
         <w:spacing w:after="0" w:before="0" w:line="240" w:lineRule="auto"/>
       </w:pPr>
       <w:rPr>
+        <w:rFonts w:eastAsia="黑体"/>
         <w:b/>
         <w:bCs/>
         <w:color w:themeColor="background1" w:val="FFFFFF"/>
@@ -7802,6 +8179,7 @@
         <w:spacing w:after="0" w:before="0" w:line="240" w:lineRule="auto"/>
       </w:pPr>
       <w:rPr>
+        <w:rFonts w:eastAsia="黑体"/>
         <w:color w:val="auto"/>
       </w:rPr>
       <w:tblPr/>
@@ -7819,6 +8197,7 @@
     </w:tblStylePr>
     <w:tblStylePr w:type="firstCol">
       <w:rPr>
+        <w:rFonts w:eastAsia="黑体"/>
         <w:b/>
         <w:bCs/>
         <w:color w:themeColor="background1" w:val="FFFFFF"/>
@@ -7838,6 +8217,7 @@
     </w:tblStylePr>
     <w:tblStylePr w:type="lastCol">
       <w:rPr>
+        <w:rFonts w:eastAsia="黑体"/>
         <w:b/>
         <w:bCs/>
         <w:color w:themeColor="background1" w:val="FFFFFF"/>
@@ -7886,6 +8266,7 @@
     </w:tblStylePr>
     <w:tblStylePr w:type="nwCell">
       <w:rPr>
+        <w:rFonts w:eastAsia="黑体"/>
         <w:color w:themeColor="background1" w:val="FFFFFF"/>
       </w:rPr>
       <w:tblPr/>
@@ -7929,6 +8310,7 @@
         <w:spacing w:after="0" w:before="0" w:line="240" w:lineRule="auto"/>
       </w:pPr>
       <w:rPr>
+        <w:rFonts w:eastAsia="黑体"/>
         <w:b/>
         <w:bCs/>
         <w:color w:themeColor="background1" w:val="FFFFFF"/>
@@ -7951,6 +8333,7 @@
         <w:spacing w:after="0" w:before="0" w:line="240" w:lineRule="auto"/>
       </w:pPr>
       <w:rPr>
+        <w:rFonts w:eastAsia="黑体"/>
         <w:color w:val="auto"/>
       </w:rPr>
       <w:tblPr/>
@@ -7968,6 +8351,7 @@
     </w:tblStylePr>
     <w:tblStylePr w:type="firstCol">
       <w:rPr>
+        <w:rFonts w:eastAsia="黑体"/>
         <w:b/>
         <w:bCs/>
         <w:color w:themeColor="background1" w:val="FFFFFF"/>
@@ -7987,6 +8371,7 @@
     </w:tblStylePr>
     <w:tblStylePr w:type="lastCol">
       <w:rPr>
+        <w:rFonts w:eastAsia="黑体"/>
         <w:b/>
         <w:bCs/>
         <w:color w:themeColor="background1" w:val="FFFFFF"/>
@@ -8035,6 +8420,7 @@
     </w:tblStylePr>
     <w:tblStylePr w:type="nwCell">
       <w:rPr>
+        <w:rFonts w:eastAsia="黑体"/>
         <w:color w:themeColor="background1" w:val="FFFFFF"/>
       </w:rPr>
       <w:tblPr/>
@@ -8059,6 +8445,7 @@
       <w:spacing w:after="0" w:line="240" w:lineRule="auto"/>
     </w:pPr>
     <w:rPr>
+      <w:rFonts w:eastAsia="黑体"/>
       <w:color w:themeColor="text1" w:val="000000"/>
     </w:rPr>
     <w:tblPr>
@@ -8078,7 +8465,7 @@
     </w:tblPr>
     <w:tblStylePr w:type="firstRow">
       <w:rPr>
-        <w:rFonts w:asciiTheme="majorHAnsi" w:cstheme="majorBidi" w:eastAsiaTheme="majorEastAsia" w:hAnsiTheme="majorHAnsi"/>
+        <w:rFonts w:asciiTheme="majorHAnsi" w:cstheme="majorBidi" w:hAnsiTheme="majorHAnsi" w:eastAsia="黑体"/>
       </w:rPr>
       <w:tblPr/>
       <w:tcPr>
@@ -8090,6 +8477,7 @@
     </w:tblStylePr>
     <w:tblStylePr w:type="lastRow">
       <w:rPr>
+        <w:rFonts w:eastAsia="黑体"/>
         <w:b/>
         <w:bCs/>
         <w:color w:themeColor="text2" w:val="1F497D"/>
@@ -8104,12 +8492,14 @@
     </w:tblStylePr>
     <w:tblStylePr w:type="firstCol">
       <w:rPr>
+        <w:rFonts w:eastAsia="黑体"/>
         <w:b/>
         <w:bCs/>
       </w:rPr>
     </w:tblStylePr>
     <w:tblStylePr w:type="lastCol">
       <w:rPr>
+        <w:rFonts w:eastAsia="黑体"/>
         <w:b/>
         <w:bCs/>
       </w:rPr>
@@ -8143,6 +8533,7 @@
       <w:spacing w:after="0" w:line="240" w:lineRule="auto"/>
     </w:pPr>
     <w:rPr>
+      <w:rFonts w:eastAsia="黑体"/>
       <w:color w:themeColor="text1" w:val="000000"/>
     </w:rPr>
     <w:tblPr>
@@ -8162,7 +8553,7 @@
     </w:tblPr>
     <w:tblStylePr w:type="firstRow">
       <w:rPr>
-        <w:rFonts w:asciiTheme="majorHAnsi" w:cstheme="majorBidi" w:eastAsiaTheme="majorEastAsia" w:hAnsiTheme="majorHAnsi"/>
+        <w:rFonts w:asciiTheme="majorHAnsi" w:cstheme="majorBidi" w:hAnsiTheme="majorHAnsi" w:eastAsia="黑体"/>
       </w:rPr>
       <w:tblPr/>
       <w:tcPr>
@@ -8174,6 +8565,7 @@
     </w:tblStylePr>
     <w:tblStylePr w:type="lastRow">
       <w:rPr>
+        <w:rFonts w:eastAsia="黑体"/>
         <w:b/>
         <w:bCs/>
         <w:color w:themeColor="text2" w:val="1F497D"/>
@@ -8188,12 +8580,14 @@
     </w:tblStylePr>
     <w:tblStylePr w:type="firstCol">
       <w:rPr>
+        <w:rFonts w:eastAsia="黑体"/>
         <w:b/>
         <w:bCs/>
       </w:rPr>
     </w:tblStylePr>
     <w:tblStylePr w:type="lastCol">
       <w:rPr>
+        <w:rFonts w:eastAsia="黑体"/>
         <w:b/>
         <w:bCs/>
       </w:rPr>
@@ -8227,6 +8621,7 @@
       <w:spacing w:after="0" w:line="240" w:lineRule="auto"/>
     </w:pPr>
     <w:rPr>
+      <w:rFonts w:eastAsia="黑体"/>
       <w:color w:themeColor="text1" w:val="000000"/>
     </w:rPr>
     <w:tblPr>
@@ -8246,7 +8641,7 @@
     </w:tblPr>
     <w:tblStylePr w:type="firstRow">
       <w:rPr>
-        <w:rFonts w:asciiTheme="majorHAnsi" w:cstheme="majorBidi" w:eastAsiaTheme="majorEastAsia" w:hAnsiTheme="majorHAnsi"/>
+        <w:rFonts w:asciiTheme="majorHAnsi" w:cstheme="majorBidi" w:hAnsiTheme="majorHAnsi" w:eastAsia="黑体"/>
       </w:rPr>
       <w:tblPr/>
       <w:tcPr>
@@ -8258,6 +8653,7 @@
     </w:tblStylePr>
     <w:tblStylePr w:type="lastRow">
       <w:rPr>
+        <w:rFonts w:eastAsia="黑体"/>
         <w:b/>
         <w:bCs/>
         <w:color w:themeColor="text2" w:val="1F497D"/>
@@ -8272,12 +8668,14 @@
     </w:tblStylePr>
     <w:tblStylePr w:type="firstCol">
       <w:rPr>
+        <w:rFonts w:eastAsia="黑体"/>
         <w:b/>
         <w:bCs/>
       </w:rPr>
     </w:tblStylePr>
     <w:tblStylePr w:type="lastCol">
       <w:rPr>
+        <w:rFonts w:eastAsia="黑体"/>
         <w:b/>
         <w:bCs/>
       </w:rPr>
@@ -8311,6 +8709,7 @@
       <w:spacing w:after="0" w:line="240" w:lineRule="auto"/>
     </w:pPr>
     <w:rPr>
+      <w:rFonts w:eastAsia="黑体"/>
       <w:color w:themeColor="text1" w:val="000000"/>
     </w:rPr>
     <w:tblPr>
@@ -8330,7 +8729,7 @@
     </w:tblPr>
     <w:tblStylePr w:type="firstRow">
       <w:rPr>
-        <w:rFonts w:asciiTheme="majorHAnsi" w:cstheme="majorBidi" w:eastAsiaTheme="majorEastAsia" w:hAnsiTheme="majorHAnsi"/>
+        <w:rFonts w:asciiTheme="majorHAnsi" w:cstheme="majorBidi" w:hAnsiTheme="majorHAnsi" w:eastAsia="黑体"/>
       </w:rPr>
       <w:tblPr/>
       <w:tcPr>
@@ -8342,6 +8741,7 @@
     </w:tblStylePr>
     <w:tblStylePr w:type="lastRow">
       <w:rPr>
+        <w:rFonts w:eastAsia="黑体"/>
         <w:b/>
         <w:bCs/>
         <w:color w:themeColor="text2" w:val="1F497D"/>
@@ -8356,12 +8756,14 @@
     </w:tblStylePr>
     <w:tblStylePr w:type="firstCol">
       <w:rPr>
+        <w:rFonts w:eastAsia="黑体"/>
         <w:b/>
         <w:bCs/>
       </w:rPr>
     </w:tblStylePr>
     <w:tblStylePr w:type="lastCol">
       <w:rPr>
+        <w:rFonts w:eastAsia="黑体"/>
         <w:b/>
         <w:bCs/>
       </w:rPr>
@@ -8395,6 +8797,7 @@
       <w:spacing w:after="0" w:line="240" w:lineRule="auto"/>
     </w:pPr>
     <w:rPr>
+      <w:rFonts w:eastAsia="黑体"/>
       <w:color w:themeColor="text1" w:val="000000"/>
     </w:rPr>
     <w:tblPr>
@@ -8414,7 +8817,7 @@
     </w:tblPr>
     <w:tblStylePr w:type="firstRow">
       <w:rPr>
-        <w:rFonts w:asciiTheme="majorHAnsi" w:cstheme="majorBidi" w:eastAsiaTheme="majorEastAsia" w:hAnsiTheme="majorHAnsi"/>
+        <w:rFonts w:asciiTheme="majorHAnsi" w:cstheme="majorBidi" w:hAnsiTheme="majorHAnsi" w:eastAsia="黑体"/>
       </w:rPr>
       <w:tblPr/>
       <w:tcPr>
@@ -8426,6 +8829,7 @@
     </w:tblStylePr>
     <w:tblStylePr w:type="lastRow">
       <w:rPr>
+        <w:rFonts w:eastAsia="黑体"/>
         <w:b/>
         <w:bCs/>
         <w:color w:themeColor="text2" w:val="1F497D"/>
@@ -8440,12 +8844,14 @@
     </w:tblStylePr>
     <w:tblStylePr w:type="firstCol">
       <w:rPr>
+        <w:rFonts w:eastAsia="黑体"/>
         <w:b/>
         <w:bCs/>
       </w:rPr>
     </w:tblStylePr>
     <w:tblStylePr w:type="lastCol">
       <w:rPr>
+        <w:rFonts w:eastAsia="黑体"/>
         <w:b/>
         <w:bCs/>
       </w:rPr>
@@ -8479,6 +8885,7 @@
       <w:spacing w:after="0" w:line="240" w:lineRule="auto"/>
     </w:pPr>
     <w:rPr>
+      <w:rFonts w:eastAsia="黑体"/>
       <w:color w:themeColor="text1" w:val="000000"/>
     </w:rPr>
     <w:tblPr>
@@ -8498,7 +8905,7 @@
     </w:tblPr>
     <w:tblStylePr w:type="firstRow">
       <w:rPr>
-        <w:rFonts w:asciiTheme="majorHAnsi" w:cstheme="majorBidi" w:eastAsiaTheme="majorEastAsia" w:hAnsiTheme="majorHAnsi"/>
+        <w:rFonts w:asciiTheme="majorHAnsi" w:cstheme="majorBidi" w:hAnsiTheme="majorHAnsi" w:eastAsia="黑体"/>
       </w:rPr>
       <w:tblPr/>
       <w:tcPr>
@@ -8510,6 +8917,7 @@
     </w:tblStylePr>
     <w:tblStylePr w:type="lastRow">
       <w:rPr>
+        <w:rFonts w:eastAsia="黑体"/>
         <w:b/>
         <w:bCs/>
         <w:color w:themeColor="text2" w:val="1F497D"/>
@@ -8524,12 +8932,14 @@
     </w:tblStylePr>
     <w:tblStylePr w:type="firstCol">
       <w:rPr>
+        <w:rFonts w:eastAsia="黑体"/>
         <w:b/>
         <w:bCs/>
       </w:rPr>
     </w:tblStylePr>
     <w:tblStylePr w:type="lastCol">
       <w:rPr>
+        <w:rFonts w:eastAsia="黑体"/>
         <w:b/>
         <w:bCs/>
       </w:rPr>
@@ -8563,6 +8973,7 @@
       <w:spacing w:after="0" w:line="240" w:lineRule="auto"/>
     </w:pPr>
     <w:rPr>
+      <w:rFonts w:eastAsia="黑体"/>
       <w:color w:themeColor="text1" w:val="000000"/>
     </w:rPr>
     <w:tblPr>
@@ -8582,7 +8993,7 @@
     </w:tblPr>
     <w:tblStylePr w:type="firstRow">
       <w:rPr>
-        <w:rFonts w:asciiTheme="majorHAnsi" w:cstheme="majorBidi" w:eastAsiaTheme="majorEastAsia" w:hAnsiTheme="majorHAnsi"/>
+        <w:rFonts w:asciiTheme="majorHAnsi" w:cstheme="majorBidi" w:hAnsiTheme="majorHAnsi" w:eastAsia="黑体"/>
       </w:rPr>
       <w:tblPr/>
       <w:tcPr>
@@ -8594,6 +9005,7 @@
     </w:tblStylePr>
     <w:tblStylePr w:type="lastRow">
       <w:rPr>
+        <w:rFonts w:eastAsia="黑体"/>
         <w:b/>
         <w:bCs/>
         <w:color w:themeColor="text2" w:val="1F497D"/>
@@ -8608,12 +9020,14 @@
     </w:tblStylePr>
     <w:tblStylePr w:type="firstCol">
       <w:rPr>
+        <w:rFonts w:eastAsia="黑体"/>
         <w:b/>
         <w:bCs/>
       </w:rPr>
     </w:tblStylePr>
     <w:tblStylePr w:type="lastCol">
       <w:rPr>
+        <w:rFonts w:eastAsia="黑体"/>
         <w:b/>
         <w:bCs/>
       </w:rPr>
@@ -8647,7 +9061,7 @@
       <w:spacing w:after="0" w:line="240" w:lineRule="auto"/>
     </w:pPr>
     <w:rPr>
-      <w:rFonts w:asciiTheme="majorHAnsi" w:cstheme="majorBidi" w:eastAsiaTheme="majorEastAsia" w:hAnsiTheme="majorHAnsi"/>
+      <w:rFonts w:asciiTheme="majorHAnsi" w:cstheme="majorBidi" w:hAnsiTheme="majorHAnsi" w:eastAsia="黑体"/>
       <w:color w:themeColor="text1" w:val="000000"/>
     </w:rPr>
     <w:tblPr>
@@ -8669,6 +9083,7 @@
     </w:tblPr>
     <w:tblStylePr w:type="firstRow">
       <w:rPr>
+        <w:rFonts w:eastAsia="黑体"/>
         <w:sz w:val="24"/>
         <w:szCs w:val="24"/>
       </w:rPr>
@@ -8775,7 +9190,7 @@
       <w:spacing w:after="0" w:line="240" w:lineRule="auto"/>
     </w:pPr>
     <w:rPr>
-      <w:rFonts w:asciiTheme="majorHAnsi" w:cstheme="majorBidi" w:eastAsiaTheme="majorEastAsia" w:hAnsiTheme="majorHAnsi"/>
+      <w:rFonts w:asciiTheme="majorHAnsi" w:cstheme="majorBidi" w:hAnsiTheme="majorHAnsi" w:eastAsia="黑体"/>
       <w:color w:themeColor="text1" w:val="000000"/>
     </w:rPr>
     <w:tblPr>
@@ -8797,6 +9212,7 @@
     </w:tblPr>
     <w:tblStylePr w:type="firstRow">
       <w:rPr>
+        <w:rFonts w:eastAsia="黑体"/>
         <w:sz w:val="24"/>
         <w:szCs w:val="24"/>
       </w:rPr>
@@ -8903,7 +9319,7 @@
       <w:spacing w:after="0" w:line="240" w:lineRule="auto"/>
     </w:pPr>
     <w:rPr>
-      <w:rFonts w:asciiTheme="majorHAnsi" w:cstheme="majorBidi" w:eastAsiaTheme="majorEastAsia" w:hAnsiTheme="majorHAnsi"/>
+      <w:rFonts w:asciiTheme="majorHAnsi" w:cstheme="majorBidi" w:hAnsiTheme="majorHAnsi" w:eastAsia="黑体"/>
       <w:color w:themeColor="text1" w:val="000000"/>
     </w:rPr>
     <w:tblPr>
@@ -8925,6 +9341,7 @@
     </w:tblPr>
     <w:tblStylePr w:type="firstRow">
       <w:rPr>
+        <w:rFonts w:eastAsia="黑体"/>
         <w:sz w:val="24"/>
         <w:szCs w:val="24"/>
       </w:rPr>
@@ -9031,7 +9448,7 @@
       <w:spacing w:after="0" w:line="240" w:lineRule="auto"/>
     </w:pPr>
     <w:rPr>
-      <w:rFonts w:asciiTheme="majorHAnsi" w:cstheme="majorBidi" w:eastAsiaTheme="majorEastAsia" w:hAnsiTheme="majorHAnsi"/>
+      <w:rFonts w:asciiTheme="majorHAnsi" w:cstheme="majorBidi" w:hAnsiTheme="majorHAnsi" w:eastAsia="黑体"/>
       <w:color w:themeColor="text1" w:val="000000"/>
     </w:rPr>
     <w:tblPr>
@@ -9053,6 +9470,7 @@
     </w:tblPr>
     <w:tblStylePr w:type="firstRow">
       <w:rPr>
+        <w:rFonts w:eastAsia="黑体"/>
         <w:sz w:val="24"/>
         <w:szCs w:val="24"/>
       </w:rPr>
@@ -9159,7 +9577,7 @@
       <w:spacing w:after="0" w:line="240" w:lineRule="auto"/>
     </w:pPr>
     <w:rPr>
-      <w:rFonts w:asciiTheme="majorHAnsi" w:cstheme="majorBidi" w:eastAsiaTheme="majorEastAsia" w:hAnsiTheme="majorHAnsi"/>
+      <w:rFonts w:asciiTheme="majorHAnsi" w:cstheme="majorBidi" w:hAnsiTheme="majorHAnsi" w:eastAsia="黑体"/>
       <w:color w:themeColor="text1" w:val="000000"/>
     </w:rPr>
     <w:tblPr>
@@ -9181,6 +9599,7 @@
     </w:tblPr>
     <w:tblStylePr w:type="firstRow">
       <w:rPr>
+        <w:rFonts w:eastAsia="黑体"/>
         <w:sz w:val="24"/>
         <w:szCs w:val="24"/>
       </w:rPr>
@@ -9287,7 +9706,7 @@
       <w:spacing w:after="0" w:line="240" w:lineRule="auto"/>
     </w:pPr>
     <w:rPr>
-      <w:rFonts w:asciiTheme="majorHAnsi" w:cstheme="majorBidi" w:eastAsiaTheme="majorEastAsia" w:hAnsiTheme="majorHAnsi"/>
+      <w:rFonts w:asciiTheme="majorHAnsi" w:cstheme="majorBidi" w:hAnsiTheme="majorHAnsi" w:eastAsia="黑体"/>
       <w:color w:themeColor="text1" w:val="000000"/>
     </w:rPr>
     <w:tblPr>
@@ -9309,6 +9728,7 @@
     </w:tblPr>
     <w:tblStylePr w:type="firstRow">
       <w:rPr>
+        <w:rFonts w:eastAsia="黑体"/>
         <w:sz w:val="24"/>
         <w:szCs w:val="24"/>
       </w:rPr>
@@ -9415,7 +9835,7 @@
       <w:spacing w:after="0" w:line="240" w:lineRule="auto"/>
     </w:pPr>
     <w:rPr>
-      <w:rFonts w:asciiTheme="majorHAnsi" w:cstheme="majorBidi" w:eastAsiaTheme="majorEastAsia" w:hAnsiTheme="majorHAnsi"/>
+      <w:rFonts w:asciiTheme="majorHAnsi" w:cstheme="majorBidi" w:hAnsiTheme="majorHAnsi" w:eastAsia="黑体"/>
       <w:color w:themeColor="text1" w:val="000000"/>
     </w:rPr>
     <w:tblPr>
@@ -9437,6 +9857,7 @@
     </w:tblPr>
     <w:tblStylePr w:type="firstRow">
       <w:rPr>
+        <w:rFonts w:eastAsia="黑体"/>
         <w:sz w:val="24"/>
         <w:szCs w:val="24"/>
       </w:rPr>
@@ -9566,12 +9987,14 @@
     </w:tcPr>
     <w:tblStylePr w:type="firstRow">
       <w:rPr>
+        <w:rFonts w:eastAsia="黑体"/>
         <w:b/>
         <w:bCs/>
       </w:rPr>
     </w:tblStylePr>
     <w:tblStylePr w:type="lastRow">
       <w:rPr>
+        <w:rFonts w:eastAsia="黑体"/>
         <w:b/>
         <w:bCs/>
       </w:rPr>
@@ -9584,12 +10007,14 @@
     </w:tblStylePr>
     <w:tblStylePr w:type="firstCol">
       <w:rPr>
+        <w:rFonts w:eastAsia="黑体"/>
         <w:b/>
         <w:bCs/>
       </w:rPr>
     </w:tblStylePr>
     <w:tblStylePr w:type="lastCol">
       <w:rPr>
+        <w:rFonts w:eastAsia="黑体"/>
         <w:b/>
         <w:bCs/>
       </w:rPr>
@@ -9639,12 +10064,14 @@
     </w:tcPr>
     <w:tblStylePr w:type="firstRow">
       <w:rPr>
+        <w:rFonts w:eastAsia="黑体"/>
         <w:b/>
         <w:bCs/>
       </w:rPr>
     </w:tblStylePr>
     <w:tblStylePr w:type="lastRow">
       <w:rPr>
+        <w:rFonts w:eastAsia="黑体"/>
         <w:b/>
         <w:bCs/>
       </w:rPr>
@@ -9657,12 +10084,14 @@
     </w:tblStylePr>
     <w:tblStylePr w:type="firstCol">
       <w:rPr>
+        <w:rFonts w:eastAsia="黑体"/>
         <w:b/>
         <w:bCs/>
       </w:rPr>
     </w:tblStylePr>
     <w:tblStylePr w:type="lastCol">
       <w:rPr>
+        <w:rFonts w:eastAsia="黑体"/>
         <w:b/>
         <w:bCs/>
       </w:rPr>
@@ -9712,12 +10141,14 @@
     </w:tcPr>
     <w:tblStylePr w:type="firstRow">
       <w:rPr>
+        <w:rFonts w:eastAsia="黑体"/>
         <w:b/>
         <w:bCs/>
       </w:rPr>
     </w:tblStylePr>
     <w:tblStylePr w:type="lastRow">
       <w:rPr>
+        <w:rFonts w:eastAsia="黑体"/>
         <w:b/>
         <w:bCs/>
       </w:rPr>
@@ -9730,12 +10161,14 @@
     </w:tblStylePr>
     <w:tblStylePr w:type="firstCol">
       <w:rPr>
+        <w:rFonts w:eastAsia="黑体"/>
         <w:b/>
         <w:bCs/>
       </w:rPr>
     </w:tblStylePr>
     <w:tblStylePr w:type="lastCol">
       <w:rPr>
+        <w:rFonts w:eastAsia="黑体"/>
         <w:b/>
         <w:bCs/>
       </w:rPr>
@@ -9785,12 +10218,14 @@
     </w:tcPr>
     <w:tblStylePr w:type="firstRow">
       <w:rPr>
+        <w:rFonts w:eastAsia="黑体"/>
         <w:b/>
         <w:bCs/>
       </w:rPr>
     </w:tblStylePr>
     <w:tblStylePr w:type="lastRow">
       <w:rPr>
+        <w:rFonts w:eastAsia="黑体"/>
         <w:b/>
         <w:bCs/>
       </w:rPr>
@@ -9803,12 +10238,14 @@
     </w:tblStylePr>
     <w:tblStylePr w:type="firstCol">
       <w:rPr>
+        <w:rFonts w:eastAsia="黑体"/>
         <w:b/>
         <w:bCs/>
       </w:rPr>
     </w:tblStylePr>
     <w:tblStylePr w:type="lastCol">
       <w:rPr>
+        <w:rFonts w:eastAsia="黑体"/>
         <w:b/>
         <w:bCs/>
       </w:rPr>
@@ -9858,12 +10295,14 @@
     </w:tcPr>
     <w:tblStylePr w:type="firstRow">
       <w:rPr>
+        <w:rFonts w:eastAsia="黑体"/>
         <w:b/>
         <w:bCs/>
       </w:rPr>
     </w:tblStylePr>
     <w:tblStylePr w:type="lastRow">
       <w:rPr>
+        <w:rFonts w:eastAsia="黑体"/>
         <w:b/>
         <w:bCs/>
       </w:rPr>
@@ -9876,12 +10315,14 @@
     </w:tblStylePr>
     <w:tblStylePr w:type="firstCol">
       <w:rPr>
+        <w:rFonts w:eastAsia="黑体"/>
         <w:b/>
         <w:bCs/>
       </w:rPr>
     </w:tblStylePr>
     <w:tblStylePr w:type="lastCol">
       <w:rPr>
+        <w:rFonts w:eastAsia="黑体"/>
         <w:b/>
         <w:bCs/>
       </w:rPr>
@@ -9931,12 +10372,14 @@
     </w:tcPr>
     <w:tblStylePr w:type="firstRow">
       <w:rPr>
+        <w:rFonts w:eastAsia="黑体"/>
         <w:b/>
         <w:bCs/>
       </w:rPr>
     </w:tblStylePr>
     <w:tblStylePr w:type="lastRow">
       <w:rPr>
+        <w:rFonts w:eastAsia="黑体"/>
         <w:b/>
         <w:bCs/>
       </w:rPr>
@@ -9949,12 +10392,14 @@
     </w:tblStylePr>
     <w:tblStylePr w:type="firstCol">
       <w:rPr>
+        <w:rFonts w:eastAsia="黑体"/>
         <w:b/>
         <w:bCs/>
       </w:rPr>
     </w:tblStylePr>
     <w:tblStylePr w:type="lastCol">
       <w:rPr>
+        <w:rFonts w:eastAsia="黑体"/>
         <w:b/>
         <w:bCs/>
       </w:rPr>
@@ -10004,12 +10449,14 @@
     </w:tcPr>
     <w:tblStylePr w:type="firstRow">
       <w:rPr>
+        <w:rFonts w:eastAsia="黑体"/>
         <w:b/>
         <w:bCs/>
       </w:rPr>
     </w:tblStylePr>
     <w:tblStylePr w:type="lastRow">
       <w:rPr>
+        <w:rFonts w:eastAsia="黑体"/>
         <w:b/>
         <w:bCs/>
       </w:rPr>
@@ -10022,12 +10469,14 @@
     </w:tblStylePr>
     <w:tblStylePr w:type="firstCol">
       <w:rPr>
+        <w:rFonts w:eastAsia="黑体"/>
         <w:b/>
         <w:bCs/>
       </w:rPr>
     </w:tblStylePr>
     <w:tblStylePr w:type="lastCol">
       <w:rPr>
+        <w:rFonts w:eastAsia="黑体"/>
         <w:b/>
         <w:bCs/>
       </w:rPr>
@@ -10054,7 +10503,7 @@
       <w:spacing w:after="0" w:line="240" w:lineRule="auto"/>
     </w:pPr>
     <w:rPr>
-      <w:rFonts w:asciiTheme="majorHAnsi" w:cstheme="majorBidi" w:eastAsiaTheme="majorEastAsia" w:hAnsiTheme="majorHAnsi"/>
+      <w:rFonts w:asciiTheme="majorHAnsi" w:cstheme="majorBidi" w:hAnsiTheme="majorHAnsi" w:eastAsia="黑体"/>
       <w:color w:themeColor="text1" w:val="000000"/>
     </w:rPr>
     <w:tblPr>
@@ -10081,6 +10530,7 @@
     </w:tcPr>
     <w:tblStylePr w:type="firstRow">
       <w:rPr>
+        <w:rFonts w:eastAsia="黑体"/>
         <w:b/>
         <w:bCs/>
         <w:color w:themeColor="text1" w:val="000000"/>
@@ -10092,6 +10542,7 @@
     </w:tblStylePr>
     <w:tblStylePr w:type="lastRow">
       <w:rPr>
+        <w:rFonts w:eastAsia="黑体"/>
         <w:b/>
         <w:bCs/>
         <w:color w:themeColor="text1" w:val="000000"/>
@@ -10111,6 +10562,7 @@
     </w:tblStylePr>
     <w:tblStylePr w:type="firstCol">
       <w:rPr>
+        <w:rFonts w:eastAsia="黑体"/>
         <w:b/>
         <w:bCs/>
         <w:color w:themeColor="text1" w:val="000000"/>
@@ -10130,6 +10582,7 @@
     </w:tblStylePr>
     <w:tblStylePr w:type="lastCol">
       <w:rPr>
+        <w:rFonts w:eastAsia="黑体"/>
         <w:b w:val="0"/>
         <w:bCs w:val="0"/>
         <w:color w:themeColor="text1" w:val="000000"/>
@@ -10179,7 +10632,7 @@
       <w:spacing w:after="0" w:line="240" w:lineRule="auto"/>
     </w:pPr>
     <w:rPr>
-      <w:rFonts w:asciiTheme="majorHAnsi" w:cstheme="majorBidi" w:eastAsiaTheme="majorEastAsia" w:hAnsiTheme="majorHAnsi"/>
+      <w:rFonts w:asciiTheme="majorHAnsi" w:cstheme="majorBidi" w:hAnsiTheme="majorHAnsi" w:eastAsia="黑体"/>
       <w:color w:themeColor="text1" w:val="000000"/>
     </w:rPr>
     <w:tblPr>
@@ -10206,6 +10659,7 @@
     </w:tcPr>
     <w:tblStylePr w:type="firstRow">
       <w:rPr>
+        <w:rFonts w:eastAsia="黑体"/>
         <w:b/>
         <w:bCs/>
         <w:color w:themeColor="text1" w:val="000000"/>
@@ -10217,6 +10671,7 @@
     </w:tblStylePr>
     <w:tblStylePr w:type="lastRow">
       <w:rPr>
+        <w:rFonts w:eastAsia="黑体"/>
         <w:b/>
         <w:bCs/>
         <w:color w:themeColor="text1" w:val="000000"/>
@@ -10236,6 +10691,7 @@
     </w:tblStylePr>
     <w:tblStylePr w:type="firstCol">
       <w:rPr>
+        <w:rFonts w:eastAsia="黑体"/>
         <w:b/>
         <w:bCs/>
         <w:color w:themeColor="text1" w:val="000000"/>
@@ -10255,6 +10711,7 @@
     </w:tblStylePr>
     <w:tblStylePr w:type="lastCol">
       <w:rPr>
+        <w:rFonts w:eastAsia="黑体"/>
         <w:b w:val="0"/>
         <w:bCs w:val="0"/>
         <w:color w:themeColor="text1" w:val="000000"/>
@@ -10304,7 +10761,7 @@
       <w:spacing w:after="0" w:line="240" w:lineRule="auto"/>
     </w:pPr>
     <w:rPr>
-      <w:rFonts w:asciiTheme="majorHAnsi" w:cstheme="majorBidi" w:eastAsiaTheme="majorEastAsia" w:hAnsiTheme="majorHAnsi"/>
+      <w:rFonts w:asciiTheme="majorHAnsi" w:cstheme="majorBidi" w:hAnsiTheme="majorHAnsi" w:eastAsia="黑体"/>
       <w:color w:themeColor="text1" w:val="000000"/>
     </w:rPr>
     <w:tblPr>
@@ -10331,6 +10788,7 @@
     </w:tcPr>
     <w:tblStylePr w:type="firstRow">
       <w:rPr>
+        <w:rFonts w:eastAsia="黑体"/>
         <w:b/>
         <w:bCs/>
         <w:color w:themeColor="text1" w:val="000000"/>
@@ -10342,6 +10800,7 @@
     </w:tblStylePr>
     <w:tblStylePr w:type="lastRow">
       <w:rPr>
+        <w:rFonts w:eastAsia="黑体"/>
         <w:b/>
         <w:bCs/>
         <w:color w:themeColor="text1" w:val="000000"/>
@@ -10361,6 +10820,7 @@
     </w:tblStylePr>
     <w:tblStylePr w:type="firstCol">
       <w:rPr>
+        <w:rFonts w:eastAsia="黑体"/>
         <w:b/>
         <w:bCs/>
         <w:color w:themeColor="text1" w:val="000000"/>
@@ -10380,6 +10840,7 @@
     </w:tblStylePr>
     <w:tblStylePr w:type="lastCol">
       <w:rPr>
+        <w:rFonts w:eastAsia="黑体"/>
         <w:b w:val="0"/>
         <w:bCs w:val="0"/>
         <w:color w:themeColor="text1" w:val="000000"/>
@@ -10429,7 +10890,7 @@
       <w:spacing w:after="0" w:line="240" w:lineRule="auto"/>
     </w:pPr>
     <w:rPr>
-      <w:rFonts w:asciiTheme="majorHAnsi" w:cstheme="majorBidi" w:eastAsiaTheme="majorEastAsia" w:hAnsiTheme="majorHAnsi"/>
+      <w:rFonts w:asciiTheme="majorHAnsi" w:cstheme="majorBidi" w:hAnsiTheme="majorHAnsi" w:eastAsia="黑体"/>
       <w:color w:themeColor="text1" w:val="000000"/>
     </w:rPr>
     <w:tblPr>
@@ -10456,6 +10917,7 @@
     </w:tcPr>
     <w:tblStylePr w:type="firstRow">
       <w:rPr>
+        <w:rFonts w:eastAsia="黑体"/>
         <w:b/>
         <w:bCs/>
         <w:color w:themeColor="text1" w:val="000000"/>
@@ -10467,6 +10929,7 @@
     </w:tblStylePr>
     <w:tblStylePr w:type="lastRow">
       <w:rPr>
+        <w:rFonts w:eastAsia="黑体"/>
         <w:b/>
         <w:bCs/>
         <w:color w:themeColor="text1" w:val="000000"/>
@@ -10486,6 +10949,7 @@
     </w:tblStylePr>
     <w:tblStylePr w:type="firstCol">
       <w:rPr>
+        <w:rFonts w:eastAsia="黑体"/>
         <w:b/>
         <w:bCs/>
         <w:color w:themeColor="text1" w:val="000000"/>
@@ -10505,6 +10969,7 @@
     </w:tblStylePr>
     <w:tblStylePr w:type="lastCol">
       <w:rPr>
+        <w:rFonts w:eastAsia="黑体"/>
         <w:b w:val="0"/>
         <w:bCs w:val="0"/>
         <w:color w:themeColor="text1" w:val="000000"/>
@@ -10554,7 +11019,7 @@
       <w:spacing w:after="0" w:line="240" w:lineRule="auto"/>
     </w:pPr>
     <w:rPr>
-      <w:rFonts w:asciiTheme="majorHAnsi" w:cstheme="majorBidi" w:eastAsiaTheme="majorEastAsia" w:hAnsiTheme="majorHAnsi"/>
+      <w:rFonts w:asciiTheme="majorHAnsi" w:cstheme="majorBidi" w:hAnsiTheme="majorHAnsi" w:eastAsia="黑体"/>
       <w:color w:themeColor="text1" w:val="000000"/>
     </w:rPr>
     <w:tblPr>
@@ -10581,6 +11046,7 @@
     </w:tcPr>
     <w:tblStylePr w:type="firstRow">
       <w:rPr>
+        <w:rFonts w:eastAsia="黑体"/>
         <w:b/>
         <w:bCs/>
         <w:color w:themeColor="text1" w:val="000000"/>
@@ -10592,6 +11058,7 @@
     </w:tblStylePr>
     <w:tblStylePr w:type="lastRow">
       <w:rPr>
+        <w:rFonts w:eastAsia="黑体"/>
         <w:b/>
         <w:bCs/>
         <w:color w:themeColor="text1" w:val="000000"/>
@@ -10611,6 +11078,7 @@
     </w:tblStylePr>
     <w:tblStylePr w:type="firstCol">
       <w:rPr>
+        <w:rFonts w:eastAsia="黑体"/>
         <w:b/>
         <w:bCs/>
         <w:color w:themeColor="text1" w:val="000000"/>
@@ -10630,6 +11098,7 @@
     </w:tblStylePr>
     <w:tblStylePr w:type="lastCol">
       <w:rPr>
+        <w:rFonts w:eastAsia="黑体"/>
         <w:b w:val="0"/>
         <w:bCs w:val="0"/>
         <w:color w:themeColor="text1" w:val="000000"/>
@@ -10679,7 +11148,7 @@
       <w:spacing w:after="0" w:line="240" w:lineRule="auto"/>
     </w:pPr>
     <w:rPr>
-      <w:rFonts w:asciiTheme="majorHAnsi" w:cstheme="majorBidi" w:eastAsiaTheme="majorEastAsia" w:hAnsiTheme="majorHAnsi"/>
+      <w:rFonts w:asciiTheme="majorHAnsi" w:cstheme="majorBidi" w:hAnsiTheme="majorHAnsi" w:eastAsia="黑体"/>
       <w:color w:themeColor="text1" w:val="000000"/>
     </w:rPr>
     <w:tblPr>
@@ -10706,6 +11175,7 @@
     </w:tcPr>
     <w:tblStylePr w:type="firstRow">
       <w:rPr>
+        <w:rFonts w:eastAsia="黑体"/>
         <w:b/>
         <w:bCs/>
         <w:color w:themeColor="text1" w:val="000000"/>
@@ -10717,6 +11187,7 @@
     </w:tblStylePr>
     <w:tblStylePr w:type="lastRow">
       <w:rPr>
+        <w:rFonts w:eastAsia="黑体"/>
         <w:b/>
         <w:bCs/>
         <w:color w:themeColor="text1" w:val="000000"/>
@@ -10736,6 +11207,7 @@
     </w:tblStylePr>
     <w:tblStylePr w:type="firstCol">
       <w:rPr>
+        <w:rFonts w:eastAsia="黑体"/>
         <w:b/>
         <w:bCs/>
         <w:color w:themeColor="text1" w:val="000000"/>
@@ -10755,6 +11227,7 @@
     </w:tblStylePr>
     <w:tblStylePr w:type="lastCol">
       <w:rPr>
+        <w:rFonts w:eastAsia="黑体"/>
         <w:b w:val="0"/>
         <w:bCs w:val="0"/>
         <w:color w:themeColor="text1" w:val="000000"/>
@@ -10804,7 +11277,7 @@
       <w:spacing w:after="0" w:line="240" w:lineRule="auto"/>
     </w:pPr>
     <w:rPr>
-      <w:rFonts w:asciiTheme="majorHAnsi" w:cstheme="majorBidi" w:eastAsiaTheme="majorEastAsia" w:hAnsiTheme="majorHAnsi"/>
+      <w:rFonts w:asciiTheme="majorHAnsi" w:cstheme="majorBidi" w:hAnsiTheme="majorHAnsi" w:eastAsia="黑体"/>
       <w:color w:themeColor="text1" w:val="000000"/>
     </w:rPr>
     <w:tblPr>
@@ -10831,6 +11304,7 @@
     </w:tcPr>
     <w:tblStylePr w:type="firstRow">
       <w:rPr>
+        <w:rFonts w:eastAsia="黑体"/>
         <w:b/>
         <w:bCs/>
         <w:color w:themeColor="text1" w:val="000000"/>
@@ -10842,6 +11316,7 @@
     </w:tblStylePr>
     <w:tblStylePr w:type="lastRow">
       <w:rPr>
+        <w:rFonts w:eastAsia="黑体"/>
         <w:b/>
         <w:bCs/>
         <w:color w:themeColor="text1" w:val="000000"/>
@@ -10861,6 +11336,7 @@
     </w:tblStylePr>
     <w:tblStylePr w:type="firstCol">
       <w:rPr>
+        <w:rFonts w:eastAsia="黑体"/>
         <w:b/>
         <w:bCs/>
         <w:color w:themeColor="text1" w:val="000000"/>
@@ -10880,6 +11356,7 @@
     </w:tblStylePr>
     <w:tblStylePr w:type="lastCol">
       <w:rPr>
+        <w:rFonts w:eastAsia="黑体"/>
         <w:b w:val="0"/>
         <w:bCs w:val="0"/>
         <w:color w:themeColor="text1" w:val="000000"/>
@@ -10952,6 +11429,7 @@
     </w:tcPr>
     <w:tblStylePr w:type="firstRow">
       <w:rPr>
+        <w:rFonts w:eastAsia="黑体"/>
         <w:b/>
         <w:bCs/>
         <w:i w:val="0"/>
@@ -10973,6 +11451,7 @@
     </w:tblStylePr>
     <w:tblStylePr w:type="lastRow">
       <w:rPr>
+        <w:rFonts w:eastAsia="黑体"/>
         <w:b/>
         <w:bCs/>
         <w:i w:val="0"/>
@@ -10994,6 +11473,7 @@
     </w:tblStylePr>
     <w:tblStylePr w:type="firstCol">
       <w:rPr>
+        <w:rFonts w:eastAsia="黑体"/>
         <w:b/>
         <w:bCs/>
         <w:i w:val="0"/>
@@ -11013,6 +11493,7 @@
     </w:tblStylePr>
     <w:tblStylePr w:type="lastCol">
       <w:rPr>
+        <w:rFonts w:eastAsia="黑体"/>
         <w:b/>
         <w:bCs/>
         <w:i w:val="0"/>
@@ -11093,6 +11574,7 @@
     </w:tcPr>
     <w:tblStylePr w:type="firstRow">
       <w:rPr>
+        <w:rFonts w:eastAsia="黑体"/>
         <w:b/>
         <w:bCs/>
         <w:i w:val="0"/>
@@ -11114,6 +11596,7 @@
     </w:tblStylePr>
     <w:tblStylePr w:type="lastRow">
       <w:rPr>
+        <w:rFonts w:eastAsia="黑体"/>
         <w:b/>
         <w:bCs/>
         <w:i w:val="0"/>
@@ -11135,6 +11618,7 @@
     </w:tblStylePr>
     <w:tblStylePr w:type="firstCol">
       <w:rPr>
+        <w:rFonts w:eastAsia="黑体"/>
         <w:b/>
         <w:bCs/>
         <w:i w:val="0"/>
@@ -11154,6 +11638,7 @@
     </w:tblStylePr>
     <w:tblStylePr w:type="lastCol">
       <w:rPr>
+        <w:rFonts w:eastAsia="黑体"/>
         <w:b/>
         <w:bCs/>
         <w:i w:val="0"/>
@@ -11234,6 +11719,7 @@
     </w:tcPr>
     <w:tblStylePr w:type="firstRow">
       <w:rPr>
+        <w:rFonts w:eastAsia="黑体"/>
         <w:b/>
         <w:bCs/>
         <w:i w:val="0"/>
@@ -11255,6 +11741,7 @@
     </w:tblStylePr>
     <w:tblStylePr w:type="lastRow">
       <w:rPr>
+        <w:rFonts w:eastAsia="黑体"/>
         <w:b/>
         <w:bCs/>
         <w:i w:val="0"/>
@@ -11276,6 +11763,7 @@
     </w:tblStylePr>
     <w:tblStylePr w:type="firstCol">
       <w:rPr>
+        <w:rFonts w:eastAsia="黑体"/>
         <w:b/>
         <w:bCs/>
         <w:i w:val="0"/>
@@ -11295,6 +11783,7 @@
     </w:tblStylePr>
     <w:tblStylePr w:type="lastCol">
       <w:rPr>
+        <w:rFonts w:eastAsia="黑体"/>
         <w:b/>
         <w:bCs/>
         <w:i w:val="0"/>
@@ -11375,6 +11864,7 @@
     </w:tcPr>
     <w:tblStylePr w:type="firstRow">
       <w:rPr>
+        <w:rFonts w:eastAsia="黑体"/>
         <w:b/>
         <w:bCs/>
         <w:i w:val="0"/>
@@ -11396,6 +11886,7 @@
     </w:tblStylePr>
     <w:tblStylePr w:type="lastRow">
       <w:rPr>
+        <w:rFonts w:eastAsia="黑体"/>
         <w:b/>
         <w:bCs/>
         <w:i w:val="0"/>
@@ -11417,6 +11908,7 @@
     </w:tblStylePr>
     <w:tblStylePr w:type="firstCol">
       <w:rPr>
+        <w:rFonts w:eastAsia="黑体"/>
         <w:b/>
         <w:bCs/>
         <w:i w:val="0"/>
@@ -11436,6 +11928,7 @@
     </w:tblStylePr>
     <w:tblStylePr w:type="lastCol">
       <w:rPr>
+        <w:rFonts w:eastAsia="黑体"/>
         <w:b/>
         <w:bCs/>
         <w:i w:val="0"/>
@@ -11516,6 +12009,7 @@
     </w:tcPr>
     <w:tblStylePr w:type="firstRow">
       <w:rPr>
+        <w:rFonts w:eastAsia="黑体"/>
         <w:b/>
         <w:bCs/>
         <w:i w:val="0"/>
@@ -11537,6 +12031,7 @@
     </w:tblStylePr>
     <w:tblStylePr w:type="lastRow">
       <w:rPr>
+        <w:rFonts w:eastAsia="黑体"/>
         <w:b/>
         <w:bCs/>
         <w:i w:val="0"/>
@@ -11558,6 +12053,7 @@
     </w:tblStylePr>
     <w:tblStylePr w:type="firstCol">
       <w:rPr>
+        <w:rFonts w:eastAsia="黑体"/>
         <w:b/>
         <w:bCs/>
         <w:i w:val="0"/>
@@ -11577,6 +12073,7 @@
     </w:tblStylePr>
     <w:tblStylePr w:type="lastCol">
       <w:rPr>
+        <w:rFonts w:eastAsia="黑体"/>
         <w:b/>
         <w:bCs/>
         <w:i w:val="0"/>
@@ -11657,6 +12154,7 @@
     </w:tcPr>
     <w:tblStylePr w:type="firstRow">
       <w:rPr>
+        <w:rFonts w:eastAsia="黑体"/>
         <w:b/>
         <w:bCs/>
         <w:i w:val="0"/>
@@ -11678,6 +12176,7 @@
     </w:tblStylePr>
     <w:tblStylePr w:type="lastRow">
       <w:rPr>
+        <w:rFonts w:eastAsia="黑体"/>
         <w:b/>
         <w:bCs/>
         <w:i w:val="0"/>
@@ -11699,6 +12198,7 @@
     </w:tblStylePr>
     <w:tblStylePr w:type="firstCol">
       <w:rPr>
+        <w:rFonts w:eastAsia="黑体"/>
         <w:b/>
         <w:bCs/>
         <w:i w:val="0"/>
@@ -11718,6 +12218,7 @@
     </w:tblStylePr>
     <w:tblStylePr w:type="lastCol">
       <w:rPr>
+        <w:rFonts w:eastAsia="黑体"/>
         <w:b/>
         <w:bCs/>
         <w:i w:val="0"/>
@@ -11798,6 +12299,7 @@
     </w:tcPr>
     <w:tblStylePr w:type="firstRow">
       <w:rPr>
+        <w:rFonts w:eastAsia="黑体"/>
         <w:b/>
         <w:bCs/>
         <w:i w:val="0"/>
@@ -11819,6 +12321,7 @@
     </w:tblStylePr>
     <w:tblStylePr w:type="lastRow">
       <w:rPr>
+        <w:rFonts w:eastAsia="黑体"/>
         <w:b/>
         <w:bCs/>
         <w:i w:val="0"/>
@@ -11840,6 +12343,7 @@
     </w:tblStylePr>
     <w:tblStylePr w:type="firstCol">
       <w:rPr>
+        <w:rFonts w:eastAsia="黑体"/>
         <w:b/>
         <w:bCs/>
         <w:i w:val="0"/>
@@ -11859,6 +12363,7 @@
     </w:tblStylePr>
     <w:tblStylePr w:type="lastCol">
       <w:rPr>
+        <w:rFonts w:eastAsia="黑体"/>
         <w:b/>
         <w:bCs/>
         <w:i w:val="0"/>
@@ -11916,6 +12421,7 @@
       <w:spacing w:after="0" w:line="240" w:lineRule="auto"/>
     </w:pPr>
     <w:rPr>
+      <w:rFonts w:eastAsia="黑体"/>
       <w:color w:themeColor="background1" w:val="FFFFFF"/>
     </w:rPr>
     <w:tblPr>
@@ -11934,6 +12440,7 @@
     </w:tcPr>
     <w:tblStylePr w:type="firstRow">
       <w:rPr>
+        <w:rFonts w:eastAsia="黑体"/>
         <w:b/>
         <w:bCs/>
       </w:rPr>
@@ -12030,6 +12537,7 @@
       <w:spacing w:after="0" w:line="240" w:lineRule="auto"/>
     </w:pPr>
     <w:rPr>
+      <w:rFonts w:eastAsia="黑体"/>
       <w:color w:themeColor="background1" w:val="FFFFFF"/>
     </w:rPr>
     <w:tblPr>
@@ -12048,6 +12556,7 @@
     </w:tcPr>
     <w:tblStylePr w:type="firstRow">
       <w:rPr>
+        <w:rFonts w:eastAsia="黑体"/>
         <w:b/>
         <w:bCs/>
       </w:rPr>
@@ -12144,6 +12653,7 @@
       <w:spacing w:after="0" w:line="240" w:lineRule="auto"/>
     </w:pPr>
     <w:rPr>
+      <w:rFonts w:eastAsia="黑体"/>
       <w:color w:themeColor="background1" w:val="FFFFFF"/>
     </w:rPr>
     <w:tblPr>
@@ -12162,6 +12672,7 @@
     </w:tcPr>
     <w:tblStylePr w:type="firstRow">
       <w:rPr>
+        <w:rFonts w:eastAsia="黑体"/>
         <w:b/>
         <w:bCs/>
       </w:rPr>
@@ -12258,6 +12769,7 @@
       <w:spacing w:after="0" w:line="240" w:lineRule="auto"/>
     </w:pPr>
     <w:rPr>
+      <w:rFonts w:eastAsia="黑体"/>
       <w:color w:themeColor="background1" w:val="FFFFFF"/>
     </w:rPr>
     <w:tblPr>
@@ -12276,6 +12788,7 @@
     </w:tcPr>
     <w:tblStylePr w:type="firstRow">
       <w:rPr>
+        <w:rFonts w:eastAsia="黑体"/>
         <w:b/>
         <w:bCs/>
       </w:rPr>
@@ -12372,6 +12885,7 @@
       <w:spacing w:after="0" w:line="240" w:lineRule="auto"/>
     </w:pPr>
     <w:rPr>
+      <w:rFonts w:eastAsia="黑体"/>
       <w:color w:themeColor="background1" w:val="FFFFFF"/>
     </w:rPr>
     <w:tblPr>
@@ -12390,6 +12904,7 @@
     </w:tcPr>
     <w:tblStylePr w:type="firstRow">
       <w:rPr>
+        <w:rFonts w:eastAsia="黑体"/>
         <w:b/>
         <w:bCs/>
       </w:rPr>
@@ -12486,6 +13001,7 @@
       <w:spacing w:after="0" w:line="240" w:lineRule="auto"/>
     </w:pPr>
     <w:rPr>
+      <w:rFonts w:eastAsia="黑体"/>
       <w:color w:themeColor="background1" w:val="FFFFFF"/>
     </w:rPr>
     <w:tblPr>
@@ -12504,6 +13020,7 @@
     </w:tcPr>
     <w:tblStylePr w:type="firstRow">
       <w:rPr>
+        <w:rFonts w:eastAsia="黑体"/>
         <w:b/>
         <w:bCs/>
       </w:rPr>
@@ -12600,6 +13117,7 @@
       <w:spacing w:after="0" w:line="240" w:lineRule="auto"/>
     </w:pPr>
     <w:rPr>
+      <w:rFonts w:eastAsia="黑体"/>
       <w:color w:themeColor="background1" w:val="FFFFFF"/>
     </w:rPr>
     <w:tblPr>
@@ -12618,6 +13136,7 @@
     </w:tcPr>
     <w:tblStylePr w:type="firstRow">
       <w:rPr>
+        <w:rFonts w:eastAsia="黑体"/>
         <w:b/>
         <w:bCs/>
       </w:rPr>
@@ -12714,6 +13233,7 @@
       <w:spacing w:after="0" w:line="240" w:lineRule="auto"/>
     </w:pPr>
     <w:rPr>
+      <w:rFonts w:eastAsia="黑体"/>
       <w:color w:themeColor="text1" w:val="000000"/>
     </w:rPr>
     <w:tblPr>
@@ -12740,6 +13260,7 @@
     </w:tcPr>
     <w:tblStylePr w:type="firstRow">
       <w:rPr>
+        <w:rFonts w:eastAsia="黑体"/>
         <w:b/>
         <w:bCs/>
       </w:rPr>
@@ -12758,6 +13279,7 @@
     </w:tblStylePr>
     <w:tblStylePr w:type="lastRow">
       <w:rPr>
+        <w:rFonts w:eastAsia="黑体"/>
         <w:b/>
         <w:bCs/>
         <w:color w:themeColor="background1" w:val="FFFFFF"/>
@@ -12772,6 +13294,7 @@
     </w:tblStylePr>
     <w:tblStylePr w:type="firstCol">
       <w:rPr>
+        <w:rFonts w:eastAsia="黑体"/>
         <w:color w:themeColor="background1" w:val="FFFFFF"/>
       </w:rPr>
       <w:tblPr/>
@@ -12789,6 +13312,7 @@
     </w:tblStylePr>
     <w:tblStylePr w:type="lastCol">
       <w:rPr>
+        <w:rFonts w:eastAsia="黑体"/>
         <w:color w:themeColor="background1" w:val="FFFFFF"/>
       </w:rPr>
       <w:tblPr/>
@@ -12818,11 +13342,13 @@
     </w:tblStylePr>
     <w:tblStylePr w:type="neCell">
       <w:rPr>
+        <w:rFonts w:eastAsia="黑体"/>
         <w:color w:themeColor="text1" w:val="000000"/>
       </w:rPr>
     </w:tblStylePr>
     <w:tblStylePr w:type="nwCell">
       <w:rPr>
+        <w:rFonts w:eastAsia="黑体"/>
         <w:color w:themeColor="text1" w:val="000000"/>
       </w:rPr>
     </w:tblStylePr>
@@ -12836,6 +13362,7 @@
       <w:spacing w:after="0" w:line="240" w:lineRule="auto"/>
     </w:pPr>
     <w:rPr>
+      <w:rFonts w:eastAsia="黑体"/>
       <w:color w:themeColor="text1" w:val="000000"/>
     </w:rPr>
     <w:tblPr>
@@ -12862,6 +13389,7 @@
     </w:tcPr>
     <w:tblStylePr w:type="firstRow">
       <w:rPr>
+        <w:rFonts w:eastAsia="黑体"/>
         <w:b/>
         <w:bCs/>
       </w:rPr>
@@ -12880,6 +13408,7 @@
     </w:tblStylePr>
     <w:tblStylePr w:type="lastRow">
       <w:rPr>
+        <w:rFonts w:eastAsia="黑体"/>
         <w:b/>
         <w:bCs/>
         <w:color w:themeColor="background1" w:val="FFFFFF"/>
@@ -12894,6 +13423,7 @@
     </w:tblStylePr>
     <w:tblStylePr w:type="firstCol">
       <w:rPr>
+        <w:rFonts w:eastAsia="黑体"/>
         <w:color w:themeColor="background1" w:val="FFFFFF"/>
       </w:rPr>
       <w:tblPr/>
@@ -12911,6 +13441,7 @@
     </w:tblStylePr>
     <w:tblStylePr w:type="lastCol">
       <w:rPr>
+        <w:rFonts w:eastAsia="黑体"/>
         <w:color w:themeColor="background1" w:val="FFFFFF"/>
       </w:rPr>
       <w:tblPr/>
@@ -12940,11 +13471,13 @@
     </w:tblStylePr>
     <w:tblStylePr w:type="neCell">
       <w:rPr>
+        <w:rFonts w:eastAsia="黑体"/>
         <w:color w:themeColor="text1" w:val="000000"/>
       </w:rPr>
     </w:tblStylePr>
     <w:tblStylePr w:type="nwCell">
       <w:rPr>
+        <w:rFonts w:eastAsia="黑体"/>
         <w:color w:themeColor="text1" w:val="000000"/>
       </w:rPr>
     </w:tblStylePr>
@@ -12958,6 +13491,7 @@
       <w:spacing w:after="0" w:line="240" w:lineRule="auto"/>
     </w:pPr>
     <w:rPr>
+      <w:rFonts w:eastAsia="黑体"/>
       <w:color w:themeColor="text1" w:val="000000"/>
     </w:rPr>
     <w:tblPr>
@@ -12984,6 +13518,7 @@
     </w:tcPr>
     <w:tblStylePr w:type="firstRow">
       <w:rPr>
+        <w:rFonts w:eastAsia="黑体"/>
         <w:b/>
         <w:bCs/>
       </w:rPr>
@@ -13002,6 +13537,7 @@
     </w:tblStylePr>
     <w:tblStylePr w:type="lastRow">
       <w:rPr>
+        <w:rFonts w:eastAsia="黑体"/>
         <w:b/>
         <w:bCs/>
         <w:color w:themeColor="background1" w:val="FFFFFF"/>
@@ -13016,6 +13552,7 @@
     </w:tblStylePr>
     <w:tblStylePr w:type="firstCol">
       <w:rPr>
+        <w:rFonts w:eastAsia="黑体"/>
         <w:color w:themeColor="background1" w:val="FFFFFF"/>
       </w:rPr>
       <w:tblPr/>
@@ -13033,6 +13570,7 @@
     </w:tblStylePr>
     <w:tblStylePr w:type="lastCol">
       <w:rPr>
+        <w:rFonts w:eastAsia="黑体"/>
         <w:color w:themeColor="background1" w:val="FFFFFF"/>
       </w:rPr>
       <w:tblPr/>
@@ -13062,11 +13600,13 @@
     </w:tblStylePr>
     <w:tblStylePr w:type="neCell">
       <w:rPr>
+        <w:rFonts w:eastAsia="黑体"/>
         <w:color w:themeColor="text1" w:val="000000"/>
       </w:rPr>
     </w:tblStylePr>
     <w:tblStylePr w:type="nwCell">
       <w:rPr>
+        <w:rFonts w:eastAsia="黑体"/>
         <w:color w:themeColor="text1" w:val="000000"/>
       </w:rPr>
     </w:tblStylePr>
@@ -13080,6 +13620,7 @@
       <w:spacing w:after="0" w:line="240" w:lineRule="auto"/>
     </w:pPr>
     <w:rPr>
+      <w:rFonts w:eastAsia="黑体"/>
       <w:color w:themeColor="text1" w:val="000000"/>
     </w:rPr>
     <w:tblPr>
@@ -13106,6 +13647,7 @@
     </w:tcPr>
     <w:tblStylePr w:type="firstRow">
       <w:rPr>
+        <w:rFonts w:eastAsia="黑体"/>
         <w:b/>
         <w:bCs/>
       </w:rPr>
@@ -13124,6 +13666,7 @@
     </w:tblStylePr>
     <w:tblStylePr w:type="lastRow">
       <w:rPr>
+        <w:rFonts w:eastAsia="黑体"/>
         <w:b/>
         <w:bCs/>
         <w:color w:themeColor="background1" w:val="FFFFFF"/>
@@ -13138,6 +13681,7 @@
     </w:tblStylePr>
     <w:tblStylePr w:type="firstCol">
       <w:rPr>
+        <w:rFonts w:eastAsia="黑体"/>
         <w:color w:themeColor="background1" w:val="FFFFFF"/>
       </w:rPr>
       <w:tblPr/>
@@ -13155,6 +13699,7 @@
     </w:tblStylePr>
     <w:tblStylePr w:type="lastCol">
       <w:rPr>
+        <w:rFonts w:eastAsia="黑体"/>
         <w:color w:themeColor="background1" w:val="FFFFFF"/>
       </w:rPr>
       <w:tblPr/>
@@ -13192,6 +13737,7 @@
       <w:spacing w:after="0" w:line="240" w:lineRule="auto"/>
     </w:pPr>
     <w:rPr>
+      <w:rFonts w:eastAsia="黑体"/>
       <w:color w:themeColor="text1" w:val="000000"/>
     </w:rPr>
     <w:tblPr>
@@ -13218,6 +13764,7 @@
     </w:tcPr>
     <w:tblStylePr w:type="firstRow">
       <w:rPr>
+        <w:rFonts w:eastAsia="黑体"/>
         <w:b/>
         <w:bCs/>
       </w:rPr>
@@ -13236,6 +13783,7 @@
     </w:tblStylePr>
     <w:tblStylePr w:type="lastRow">
       <w:rPr>
+        <w:rFonts w:eastAsia="黑体"/>
         <w:b/>
         <w:bCs/>
         <w:color w:themeColor="background1" w:val="FFFFFF"/>
@@ -13250,6 +13798,7 @@
     </w:tblStylePr>
     <w:tblStylePr w:type="firstCol">
       <w:rPr>
+        <w:rFonts w:eastAsia="黑体"/>
         <w:color w:themeColor="background1" w:val="FFFFFF"/>
       </w:rPr>
       <w:tblPr/>
@@ -13267,6 +13816,7 @@
     </w:tblStylePr>
     <w:tblStylePr w:type="lastCol">
       <w:rPr>
+        <w:rFonts w:eastAsia="黑体"/>
         <w:color w:themeColor="background1" w:val="FFFFFF"/>
       </w:rPr>
       <w:tblPr/>
@@ -13296,11 +13846,13 @@
     </w:tblStylePr>
     <w:tblStylePr w:type="neCell">
       <w:rPr>
+        <w:rFonts w:eastAsia="黑体"/>
         <w:color w:themeColor="text1" w:val="000000"/>
       </w:rPr>
     </w:tblStylePr>
     <w:tblStylePr w:type="nwCell">
       <w:rPr>
+        <w:rFonts w:eastAsia="黑体"/>
         <w:color w:themeColor="text1" w:val="000000"/>
       </w:rPr>
     </w:tblStylePr>
@@ -13314,6 +13866,7 @@
       <w:spacing w:after="0" w:line="240" w:lineRule="auto"/>
     </w:pPr>
     <w:rPr>
+      <w:rFonts w:eastAsia="黑体"/>
       <w:color w:themeColor="text1" w:val="000000"/>
     </w:rPr>
     <w:tblPr>
@@ -13340,6 +13893,7 @@
     </w:tcPr>
     <w:tblStylePr w:type="firstRow">
       <w:rPr>
+        <w:rFonts w:eastAsia="黑体"/>
         <w:b/>
         <w:bCs/>
       </w:rPr>
@@ -13358,6 +13912,7 @@
     </w:tblStylePr>
     <w:tblStylePr w:type="lastRow">
       <w:rPr>
+        <w:rFonts w:eastAsia="黑体"/>
         <w:b/>
         <w:bCs/>
         <w:color w:themeColor="background1" w:val="FFFFFF"/>
@@ -13372,6 +13927,7 @@
     </w:tblStylePr>
     <w:tblStylePr w:type="firstCol">
       <w:rPr>
+        <w:rFonts w:eastAsia="黑体"/>
         <w:color w:themeColor="background1" w:val="FFFFFF"/>
       </w:rPr>
       <w:tblPr/>
@@ -13389,6 +13945,7 @@
     </w:tblStylePr>
     <w:tblStylePr w:type="lastCol">
       <w:rPr>
+        <w:rFonts w:eastAsia="黑体"/>
         <w:color w:themeColor="background1" w:val="FFFFFF"/>
       </w:rPr>
       <w:tblPr/>
@@ -13418,11 +13975,13 @@
     </w:tblStylePr>
     <w:tblStylePr w:type="neCell">
       <w:rPr>
+        <w:rFonts w:eastAsia="黑体"/>
         <w:color w:themeColor="text1" w:val="000000"/>
       </w:rPr>
     </w:tblStylePr>
     <w:tblStylePr w:type="nwCell">
       <w:rPr>
+        <w:rFonts w:eastAsia="黑体"/>
         <w:color w:themeColor="text1" w:val="000000"/>
       </w:rPr>
     </w:tblStylePr>
@@ -13436,6 +13995,7 @@
       <w:spacing w:after="0" w:line="240" w:lineRule="auto"/>
     </w:pPr>
     <w:rPr>
+      <w:rFonts w:eastAsia="黑体"/>
       <w:color w:themeColor="text1" w:val="000000"/>
     </w:rPr>
     <w:tblPr>
@@ -13462,6 +14022,7 @@
     </w:tcPr>
     <w:tblStylePr w:type="firstRow">
       <w:rPr>
+        <w:rFonts w:eastAsia="黑体"/>
         <w:b/>
         <w:bCs/>
       </w:rPr>
@@ -13480,6 +14041,7 @@
     </w:tblStylePr>
     <w:tblStylePr w:type="lastRow">
       <w:rPr>
+        <w:rFonts w:eastAsia="黑体"/>
         <w:b/>
         <w:bCs/>
         <w:color w:themeColor="background1" w:val="FFFFFF"/>
@@ -13494,6 +14056,7 @@
     </w:tblStylePr>
     <w:tblStylePr w:type="firstCol">
       <w:rPr>
+        <w:rFonts w:eastAsia="黑体"/>
         <w:color w:themeColor="background1" w:val="FFFFFF"/>
       </w:rPr>
       <w:tblPr/>
@@ -13511,6 +14074,7 @@
     </w:tblStylePr>
     <w:tblStylePr w:type="lastCol">
       <w:rPr>
+        <w:rFonts w:eastAsia="黑体"/>
         <w:color w:themeColor="background1" w:val="FFFFFF"/>
       </w:rPr>
       <w:tblPr/>
@@ -13540,11 +14104,13 @@
     </w:tblStylePr>
     <w:tblStylePr w:type="neCell">
       <w:rPr>
+        <w:rFonts w:eastAsia="黑体"/>
         <w:color w:themeColor="text1" w:val="000000"/>
       </w:rPr>
     </w:tblStylePr>
     <w:tblStylePr w:type="nwCell">
       <w:rPr>
+        <w:rFonts w:eastAsia="黑体"/>
         <w:color w:themeColor="text1" w:val="000000"/>
       </w:rPr>
     </w:tblStylePr>
@@ -13558,6 +14124,7 @@
       <w:spacing w:after="0" w:line="240" w:lineRule="auto"/>
     </w:pPr>
     <w:rPr>
+      <w:rFonts w:eastAsia="黑体"/>
       <w:color w:themeColor="text1" w:val="000000"/>
     </w:rPr>
     <w:tblPr>
@@ -13576,6 +14143,7 @@
     </w:tcPr>
     <w:tblStylePr w:type="firstRow">
       <w:rPr>
+        <w:rFonts w:eastAsia="黑体"/>
         <w:b/>
         <w:bCs/>
         <w:color w:themeColor="background1" w:val="FFFFFF"/>
@@ -13590,6 +14158,7 @@
     </w:tblStylePr>
     <w:tblStylePr w:type="lastRow">
       <w:rPr>
+        <w:rFonts w:eastAsia="黑体"/>
         <w:b/>
         <w:bCs/>
         <w:color w:themeColor="accent2" w:themeShade="CC" w:val="9E3A38"/>
@@ -13604,12 +14173,14 @@
     </w:tblStylePr>
     <w:tblStylePr w:type="firstCol">
       <w:rPr>
+        <w:rFonts w:eastAsia="黑体"/>
         <w:b/>
         <w:bCs/>
       </w:rPr>
     </w:tblStylePr>
     <w:tblStylePr w:type="lastCol">
       <w:rPr>
+        <w:rFonts w:eastAsia="黑体"/>
         <w:b/>
         <w:bCs/>
       </w:rPr>
@@ -13644,6 +14215,7 @@
       <w:spacing w:after="0" w:line="240" w:lineRule="auto"/>
     </w:pPr>
     <w:rPr>
+      <w:rFonts w:eastAsia="黑体"/>
       <w:color w:themeColor="text1" w:val="000000"/>
     </w:rPr>
     <w:tblPr>
@@ -13662,6 +14234,7 @@
     </w:tcPr>
     <w:tblStylePr w:type="firstRow">
       <w:rPr>
+        <w:rFonts w:eastAsia="黑体"/>
         <w:b/>
         <w:bCs/>
         <w:color w:themeColor="background1" w:val="FFFFFF"/>
@@ -13676,6 +14249,7 @@
     </w:tblStylePr>
     <w:tblStylePr w:type="lastRow">
       <w:rPr>
+        <w:rFonts w:eastAsia="黑体"/>
         <w:b/>
         <w:bCs/>
         <w:color w:themeColor="accent2" w:themeShade="CC" w:val="9E3A38"/>
@@ -13690,12 +14264,14 @@
     </w:tblStylePr>
     <w:tblStylePr w:type="firstCol">
       <w:rPr>
+        <w:rFonts w:eastAsia="黑体"/>
         <w:b/>
         <w:bCs/>
       </w:rPr>
     </w:tblStylePr>
     <w:tblStylePr w:type="lastCol">
       <w:rPr>
+        <w:rFonts w:eastAsia="黑体"/>
         <w:b/>
         <w:bCs/>
       </w:rPr>
@@ -13730,6 +14306,7 @@
       <w:spacing w:after="0" w:line="240" w:lineRule="auto"/>
     </w:pPr>
     <w:rPr>
+      <w:rFonts w:eastAsia="黑体"/>
       <w:color w:themeColor="text1" w:val="000000"/>
     </w:rPr>
     <w:tblPr>
@@ -13748,6 +14325,7 @@
     </w:tcPr>
     <w:tblStylePr w:type="firstRow">
       <w:rPr>
+        <w:rFonts w:eastAsia="黑体"/>
         <w:b/>
         <w:bCs/>
         <w:color w:themeColor="background1" w:val="FFFFFF"/>
@@ -13762,6 +14340,7 @@
     </w:tblStylePr>
     <w:tblStylePr w:type="lastRow">
       <w:rPr>
+        <w:rFonts w:eastAsia="黑体"/>
         <w:b/>
         <w:bCs/>
         <w:color w:themeColor="accent2" w:themeShade="CC" w:val="9E3A38"/>
@@ -13776,12 +14355,14 @@
     </w:tblStylePr>
     <w:tblStylePr w:type="firstCol">
       <w:rPr>
+        <w:rFonts w:eastAsia="黑体"/>
         <w:b/>
         <w:bCs/>
       </w:rPr>
     </w:tblStylePr>
     <w:tblStylePr w:type="lastCol">
       <w:rPr>
+        <w:rFonts w:eastAsia="黑体"/>
         <w:b/>
         <w:bCs/>
       </w:rPr>
@@ -13816,6 +14397,7 @@
       <w:spacing w:after="0" w:line="240" w:lineRule="auto"/>
     </w:pPr>
     <w:rPr>
+      <w:rFonts w:eastAsia="黑体"/>
       <w:color w:themeColor="text1" w:val="000000"/>
     </w:rPr>
     <w:tblPr>
@@ -13834,6 +14416,7 @@
     </w:tcPr>
     <w:tblStylePr w:type="firstRow">
       <w:rPr>
+        <w:rFonts w:eastAsia="黑体"/>
         <w:b/>
         <w:bCs/>
         <w:color w:themeColor="background1" w:val="FFFFFF"/>
@@ -13848,6 +14431,7 @@
     </w:tblStylePr>
     <w:tblStylePr w:type="lastRow">
       <w:rPr>
+        <w:rFonts w:eastAsia="黑体"/>
         <w:b/>
         <w:bCs/>
         <w:color w:themeColor="accent4" w:themeShade="CC" w:val="664E82"/>
@@ -13862,12 +14446,14 @@
     </w:tblStylePr>
     <w:tblStylePr w:type="firstCol">
       <w:rPr>
+        <w:rFonts w:eastAsia="黑体"/>
         <w:b/>
         <w:bCs/>
       </w:rPr>
     </w:tblStylePr>
     <w:tblStylePr w:type="lastCol">
       <w:rPr>
+        <w:rFonts w:eastAsia="黑体"/>
         <w:b/>
         <w:bCs/>
       </w:rPr>
@@ -13902,6 +14488,7 @@
       <w:spacing w:after="0" w:line="240" w:lineRule="auto"/>
     </w:pPr>
     <w:rPr>
+      <w:rFonts w:eastAsia="黑体"/>
       <w:color w:themeColor="text1" w:val="000000"/>
     </w:rPr>
     <w:tblPr>
@@ -13920,6 +14507,7 @@
     </w:tcPr>
     <w:tblStylePr w:type="firstRow">
       <w:rPr>
+        <w:rFonts w:eastAsia="黑体"/>
         <w:b/>
         <w:bCs/>
         <w:color w:themeColor="background1" w:val="FFFFFF"/>
@@ -13934,6 +14522,7 @@
     </w:tblStylePr>
     <w:tblStylePr w:type="lastRow">
       <w:rPr>
+        <w:rFonts w:eastAsia="黑体"/>
         <w:b/>
         <w:bCs/>
         <w:color w:themeColor="accent3" w:themeShade="CC" w:val="7E9C40"/>
@@ -13948,12 +14537,14 @@
     </w:tblStylePr>
     <w:tblStylePr w:type="firstCol">
       <w:rPr>
+        <w:rFonts w:eastAsia="黑体"/>
         <w:b/>
         <w:bCs/>
       </w:rPr>
     </w:tblStylePr>
     <w:tblStylePr w:type="lastCol">
       <w:rPr>
+        <w:rFonts w:eastAsia="黑体"/>
         <w:b/>
         <w:bCs/>
       </w:rPr>
@@ -13988,6 +14579,7 @@
       <w:spacing w:after="0" w:line="240" w:lineRule="auto"/>
     </w:pPr>
     <w:rPr>
+      <w:rFonts w:eastAsia="黑体"/>
       <w:color w:themeColor="text1" w:val="000000"/>
     </w:rPr>
     <w:tblPr>
@@ -14006,6 +14598,7 @@
     </w:tcPr>
     <w:tblStylePr w:type="firstRow">
       <w:rPr>
+        <w:rFonts w:eastAsia="黑体"/>
         <w:b/>
         <w:bCs/>
         <w:color w:themeColor="background1" w:val="FFFFFF"/>
@@ -14020,6 +14613,7 @@
     </w:tblStylePr>
     <w:tblStylePr w:type="lastRow">
       <w:rPr>
+        <w:rFonts w:eastAsia="黑体"/>
         <w:b/>
         <w:bCs/>
         <w:color w:themeColor="accent6" w:themeShade="CC" w:val="F2730A"/>
@@ -14034,12 +14628,14 @@
     </w:tblStylePr>
     <w:tblStylePr w:type="firstCol">
       <w:rPr>
+        <w:rFonts w:eastAsia="黑体"/>
         <w:b/>
         <w:bCs/>
       </w:rPr>
     </w:tblStylePr>
     <w:tblStylePr w:type="lastCol">
       <w:rPr>
+        <w:rFonts w:eastAsia="黑体"/>
         <w:b/>
         <w:bCs/>
       </w:rPr>
@@ -14074,6 +14670,7 @@
       <w:spacing w:after="0" w:line="240" w:lineRule="auto"/>
     </w:pPr>
     <w:rPr>
+      <w:rFonts w:eastAsia="黑体"/>
       <w:color w:themeColor="text1" w:val="000000"/>
     </w:rPr>
     <w:tblPr>
@@ -14092,6 +14689,7 @@
     </w:tcPr>
     <w:tblStylePr w:type="firstRow">
       <w:rPr>
+        <w:rFonts w:eastAsia="黑体"/>
         <w:b/>
         <w:bCs/>
         <w:color w:themeColor="background1" w:val="FFFFFF"/>
@@ -14106,6 +14704,7 @@
     </w:tblStylePr>
     <w:tblStylePr w:type="lastRow">
       <w:rPr>
+        <w:rFonts w:eastAsia="黑体"/>
         <w:b/>
         <w:bCs/>
         <w:color w:themeColor="accent5" w:themeShade="CC" w:val="348DA5"/>
@@ -14120,12 +14719,14 @@
     </w:tblStylePr>
     <w:tblStylePr w:type="firstCol">
       <w:rPr>
+        <w:rFonts w:eastAsia="黑体"/>
         <w:b/>
         <w:bCs/>
       </w:rPr>
     </w:tblStylePr>
     <w:tblStylePr w:type="lastCol">
       <w:rPr>
+        <w:rFonts w:eastAsia="黑体"/>
         <w:b/>
         <w:bCs/>
       </w:rPr>
@@ -14160,6 +14761,7 @@
       <w:spacing w:after="0" w:line="240" w:lineRule="auto"/>
     </w:pPr>
     <w:rPr>
+      <w:rFonts w:eastAsia="黑体"/>
       <w:color w:themeColor="text1" w:val="000000"/>
     </w:rPr>
     <w:tblPr>
@@ -14181,6 +14783,7 @@
     </w:tcPr>
     <w:tblStylePr w:type="firstRow">
       <w:rPr>
+        <w:rFonts w:eastAsia="黑体"/>
         <w:b/>
         <w:bCs/>
       </w:rPr>
@@ -14191,6 +14794,7 @@
     </w:tblStylePr>
     <w:tblStylePr w:type="lastRow">
       <w:rPr>
+        <w:rFonts w:eastAsia="黑体"/>
         <w:b/>
         <w:bCs/>
         <w:color w:themeColor="text1" w:val="000000"/>
@@ -14202,6 +14806,7 @@
     </w:tblStylePr>
     <w:tblStylePr w:type="firstCol">
       <w:rPr>
+        <w:rFonts w:eastAsia="黑体"/>
         <w:color w:themeColor="background1" w:val="FFFFFF"/>
       </w:rPr>
       <w:tblPr/>
@@ -14211,6 +14816,7 @@
     </w:tblStylePr>
     <w:tblStylePr w:type="lastCol">
       <w:rPr>
+        <w:rFonts w:eastAsia="黑体"/>
         <w:color w:themeColor="background1" w:val="FFFFFF"/>
       </w:rPr>
       <w:tblPr/>
@@ -14240,6 +14846,7 @@
       <w:spacing w:after="0" w:line="240" w:lineRule="auto"/>
     </w:pPr>
     <w:rPr>
+      <w:rFonts w:eastAsia="黑体"/>
       <w:color w:themeColor="text1" w:val="000000"/>
     </w:rPr>
     <w:tblPr>
@@ -14261,6 +14868,7 @@
     </w:tcPr>
     <w:tblStylePr w:type="firstRow">
       <w:rPr>
+        <w:rFonts w:eastAsia="黑体"/>
         <w:b/>
         <w:bCs/>
       </w:rPr>
@@ -14271,6 +14879,7 @@
     </w:tblStylePr>
     <w:tblStylePr w:type="lastRow">
       <w:rPr>
+        <w:rFonts w:eastAsia="黑体"/>
         <w:b/>
         <w:bCs/>
         <w:color w:themeColor="text1" w:val="000000"/>
@@ -14282,6 +14891,7 @@
     </w:tblStylePr>
     <w:tblStylePr w:type="firstCol">
       <w:rPr>
+        <w:rFonts w:eastAsia="黑体"/>
         <w:color w:themeColor="background1" w:val="FFFFFF"/>
       </w:rPr>
       <w:tblPr/>
@@ -14291,6 +14901,7 @@
     </w:tblStylePr>
     <w:tblStylePr w:type="lastCol">
       <w:rPr>
+        <w:rFonts w:eastAsia="黑体"/>
         <w:color w:themeColor="background1" w:val="FFFFFF"/>
       </w:rPr>
       <w:tblPr/>
@@ -14320,6 +14931,7 @@
       <w:spacing w:after="0" w:line="240" w:lineRule="auto"/>
     </w:pPr>
     <w:rPr>
+      <w:rFonts w:eastAsia="黑体"/>
       <w:color w:themeColor="text1" w:val="000000"/>
     </w:rPr>
     <w:tblPr>
@@ -14341,6 +14953,7 @@
     </w:tcPr>
     <w:tblStylePr w:type="firstRow">
       <w:rPr>
+        <w:rFonts w:eastAsia="黑体"/>
         <w:b/>
         <w:bCs/>
       </w:rPr>
@@ -14351,6 +14964,7 @@
     </w:tblStylePr>
     <w:tblStylePr w:type="lastRow">
       <w:rPr>
+        <w:rFonts w:eastAsia="黑体"/>
         <w:b/>
         <w:bCs/>
         <w:color w:themeColor="text1" w:val="000000"/>
@@ -14362,6 +14976,7 @@
     </w:tblStylePr>
     <w:tblStylePr w:type="firstCol">
       <w:rPr>
+        <w:rFonts w:eastAsia="黑体"/>
         <w:color w:themeColor="background1" w:val="FFFFFF"/>
       </w:rPr>
       <w:tblPr/>
@@ -14371,6 +14986,7 @@
     </w:tblStylePr>
     <w:tblStylePr w:type="lastCol">
       <w:rPr>
+        <w:rFonts w:eastAsia="黑体"/>
         <w:color w:themeColor="background1" w:val="FFFFFF"/>
       </w:rPr>
       <w:tblPr/>
@@ -14400,6 +15016,7 @@
       <w:spacing w:after="0" w:line="240" w:lineRule="auto"/>
     </w:pPr>
     <w:rPr>
+      <w:rFonts w:eastAsia="黑体"/>
       <w:color w:themeColor="text1" w:val="000000"/>
     </w:rPr>
     <w:tblPr>
@@ -14421,6 +15038,7 @@
     </w:tcPr>
     <w:tblStylePr w:type="firstRow">
       <w:rPr>
+        <w:rFonts w:eastAsia="黑体"/>
         <w:b/>
         <w:bCs/>
       </w:rPr>
@@ -14431,6 +15049,7 @@
     </w:tblStylePr>
     <w:tblStylePr w:type="lastRow">
       <w:rPr>
+        <w:rFonts w:eastAsia="黑体"/>
         <w:b/>
         <w:bCs/>
         <w:color w:themeColor="text1" w:val="000000"/>
@@ -14442,6 +15061,7 @@
     </w:tblStylePr>
     <w:tblStylePr w:type="firstCol">
       <w:rPr>
+        <w:rFonts w:eastAsia="黑体"/>
         <w:color w:themeColor="background1" w:val="FFFFFF"/>
       </w:rPr>
       <w:tblPr/>
@@ -14451,6 +15071,7 @@
     </w:tblStylePr>
     <w:tblStylePr w:type="lastCol">
       <w:rPr>
+        <w:rFonts w:eastAsia="黑体"/>
         <w:color w:themeColor="background1" w:val="FFFFFF"/>
       </w:rPr>
       <w:tblPr/>
@@ -14480,6 +15101,7 @@
       <w:spacing w:after="0" w:line="240" w:lineRule="auto"/>
     </w:pPr>
     <w:rPr>
+      <w:rFonts w:eastAsia="黑体"/>
       <w:color w:themeColor="text1" w:val="000000"/>
     </w:rPr>
     <w:tblPr>
@@ -14501,6 +15123,7 @@
     </w:tcPr>
     <w:tblStylePr w:type="firstRow">
       <w:rPr>
+        <w:rFonts w:eastAsia="黑体"/>
         <w:b/>
         <w:bCs/>
       </w:rPr>
@@ -14511,6 +15134,7 @@
     </w:tblStylePr>
     <w:tblStylePr w:type="lastRow">
       <w:rPr>
+        <w:rFonts w:eastAsia="黑体"/>
         <w:b/>
         <w:bCs/>
         <w:color w:themeColor="text1" w:val="000000"/>
@@ -14522,6 +15146,7 @@
     </w:tblStylePr>
     <w:tblStylePr w:type="firstCol">
       <w:rPr>
+        <w:rFonts w:eastAsia="黑体"/>
         <w:color w:themeColor="background1" w:val="FFFFFF"/>
       </w:rPr>
       <w:tblPr/>
@@ -14531,6 +15156,7 @@
     </w:tblStylePr>
     <w:tblStylePr w:type="lastCol">
       <w:rPr>
+        <w:rFonts w:eastAsia="黑体"/>
         <w:color w:themeColor="background1" w:val="FFFFFF"/>
       </w:rPr>
       <w:tblPr/>
@@ -14560,6 +15186,7 @@
       <w:spacing w:after="0" w:line="240" w:lineRule="auto"/>
     </w:pPr>
     <w:rPr>
+      <w:rFonts w:eastAsia="黑体"/>
       <w:color w:themeColor="text1" w:val="000000"/>
     </w:rPr>
     <w:tblPr>
@@ -14581,6 +15208,7 @@
     </w:tcPr>
     <w:tblStylePr w:type="firstRow">
       <w:rPr>
+        <w:rFonts w:eastAsia="黑体"/>
         <w:b/>
         <w:bCs/>
       </w:rPr>
@@ -14591,6 +15219,7 @@
     </w:tblStylePr>
     <w:tblStylePr w:type="lastRow">
       <w:rPr>
+        <w:rFonts w:eastAsia="黑体"/>
         <w:b/>
         <w:bCs/>
         <w:color w:themeColor="text1" w:val="000000"/>
@@ -14602,6 +15231,7 @@
     </w:tblStylePr>
     <w:tblStylePr w:type="firstCol">
       <w:rPr>
+        <w:rFonts w:eastAsia="黑体"/>
         <w:color w:themeColor="background1" w:val="FFFFFF"/>
       </w:rPr>
       <w:tblPr/>
@@ -14611,6 +15241,7 @@
     </w:tblStylePr>
     <w:tblStylePr w:type="lastCol">
       <w:rPr>
+        <w:rFonts w:eastAsia="黑体"/>
         <w:color w:themeColor="background1" w:val="FFFFFF"/>
       </w:rPr>
       <w:tblPr/>
@@ -14640,6 +15271,7 @@
       <w:spacing w:after="0" w:line="240" w:lineRule="auto"/>
     </w:pPr>
     <w:rPr>
+      <w:rFonts w:eastAsia="黑体"/>
       <w:color w:themeColor="text1" w:val="000000"/>
     </w:rPr>
     <w:tblPr>
@@ -14661,6 +15293,7 @@
     </w:tcPr>
     <w:tblStylePr w:type="firstRow">
       <w:rPr>
+        <w:rFonts w:eastAsia="黑体"/>
         <w:b/>
         <w:bCs/>
       </w:rPr>
@@ -14671,6 +15304,7 @@
     </w:tblStylePr>
     <w:tblStylePr w:type="lastRow">
       <w:rPr>
+        <w:rFonts w:eastAsia="黑体"/>
         <w:b/>
         <w:bCs/>
         <w:color w:themeColor="text1" w:val="000000"/>
@@ -14682,6 +15316,7 @@
     </w:tblStylePr>
     <w:tblStylePr w:type="firstCol">
       <w:rPr>
+        <w:rFonts w:eastAsia="黑体"/>
         <w:color w:themeColor="background1" w:val="FFFFFF"/>
       </w:rPr>
       <w:tblPr/>
@@ -14691,6 +15326,7 @@
     </w:tblStylePr>
     <w:tblStylePr w:type="lastCol">
       <w:rPr>
+        <w:rFonts w:eastAsia="黑体"/>
         <w:color w:themeColor="background1" w:val="FFFFFF"/>
       </w:rPr>
       <w:tblPr/>
@@ -14723,6 +15359,7 @@
     <w:name w:val="KeywordTok"/>
     <w:basedOn w:val="VerbatimChar"/>
     <w:rPr>
+      <w:rFonts w:eastAsia="黑体"/>
       <w:b/>
       <w:color w:val="007020"/>
     </w:rPr>
@@ -14731,6 +15368,7 @@
     <w:name w:val="DataTypeTok"/>
     <w:basedOn w:val="VerbatimChar"/>
     <w:rPr>
+      <w:rFonts w:eastAsia="黑体"/>
       <w:color w:val="902000"/>
     </w:rPr>
   </w:style>
@@ -14738,6 +15376,7 @@
     <w:name w:val="DecValTok"/>
     <w:basedOn w:val="VerbatimChar"/>
     <w:rPr>
+      <w:rFonts w:eastAsia="黑体"/>
       <w:color w:val="40a070"/>
     </w:rPr>
   </w:style>
@@ -14745,6 +15384,7 @@
     <w:name w:val="BaseNTok"/>
     <w:basedOn w:val="VerbatimChar"/>
     <w:rPr>
+      <w:rFonts w:eastAsia="黑体"/>
       <w:color w:val="40a070"/>
     </w:rPr>
   </w:style>
@@ -14752,6 +15392,7 @@
     <w:name w:val="FloatTok"/>
     <w:basedOn w:val="VerbatimChar"/>
     <w:rPr>
+      <w:rFonts w:eastAsia="黑体"/>
       <w:color w:val="40a070"/>
     </w:rPr>
   </w:style>
@@ -14759,6 +15400,7 @@
     <w:name w:val="ConstantTok"/>
     <w:basedOn w:val="VerbatimChar"/>
     <w:rPr>
+      <w:rFonts w:eastAsia="黑体"/>
       <w:color w:val="880000"/>
     </w:rPr>
   </w:style>
@@ -14766,6 +15408,7 @@
     <w:name w:val="CharTok"/>
     <w:basedOn w:val="VerbatimChar"/>
     <w:rPr>
+      <w:rFonts w:eastAsia="黑体"/>
       <w:color w:val="4070a0"/>
     </w:rPr>
   </w:style>
@@ -14773,6 +15416,7 @@
     <w:name w:val="SpecialCharTok"/>
     <w:basedOn w:val="VerbatimChar"/>
     <w:rPr>
+      <w:rFonts w:eastAsia="黑体"/>
       <w:color w:val="4070a0"/>
     </w:rPr>
   </w:style>
@@ -14780,6 +15424,7 @@
     <w:name w:val="StringTok"/>
     <w:basedOn w:val="VerbatimChar"/>
     <w:rPr>
+      <w:rFonts w:eastAsia="黑体"/>
       <w:color w:val="4070a0"/>
     </w:rPr>
   </w:style>
@@ -14787,6 +15432,7 @@
     <w:name w:val="VerbatimStringTok"/>
     <w:basedOn w:val="VerbatimChar"/>
     <w:rPr>
+      <w:rFonts w:eastAsia="黑体"/>
       <w:color w:val="4070a0"/>
     </w:rPr>
   </w:style>
@@ -14794,6 +15440,7 @@
     <w:name w:val="SpecialStringTok"/>
     <w:basedOn w:val="VerbatimChar"/>
     <w:rPr>
+      <w:rFonts w:eastAsia="黑体"/>
       <w:color w:val="bb6688"/>
     </w:rPr>
   </w:style>
@@ -14801,6 +15448,7 @@
     <w:name w:val="ImportTok"/>
     <w:basedOn w:val="VerbatimChar"/>
     <w:rPr>
+      <w:rFonts w:eastAsia="黑体"/>
       <w:b/>
       <w:color w:val="008000"/>
     </w:rPr>
@@ -14809,6 +15457,7 @@
     <w:name w:val="CommentTok"/>
     <w:basedOn w:val="VerbatimChar"/>
     <w:rPr>
+      <w:rFonts w:eastAsia="黑体"/>
       <w:i/>
       <w:color w:val="60a0b0"/>
     </w:rPr>
@@ -14817,6 +15466,7 @@
     <w:name w:val="DocumentationTok"/>
     <w:basedOn w:val="VerbatimChar"/>
     <w:rPr>
+      <w:rFonts w:eastAsia="黑体"/>
       <w:i/>
       <w:color w:val="ba2121"/>
     </w:rPr>
@@ -14825,6 +15475,7 @@
     <w:name w:val="AnnotationTok"/>
     <w:basedOn w:val="VerbatimChar"/>
     <w:rPr>
+      <w:rFonts w:eastAsia="黑体"/>
       <w:b/>
       <w:i/>
       <w:color w:val="60a0b0"/>
@@ -14834,6 +15485,7 @@
     <w:name w:val="CommentVarTok"/>
     <w:basedOn w:val="VerbatimChar"/>
     <w:rPr>
+      <w:rFonts w:eastAsia="黑体"/>
       <w:b/>
       <w:i/>
       <w:color w:val="60a0b0"/>
@@ -14843,6 +15495,7 @@
     <w:name w:val="OtherTok"/>
     <w:basedOn w:val="VerbatimChar"/>
     <w:rPr>
+      <w:rFonts w:eastAsia="黑体"/>
       <w:color w:val="007020"/>
     </w:rPr>
   </w:style>
@@ -14850,6 +15503,7 @@
     <w:name w:val="FunctionTok"/>
     <w:basedOn w:val="VerbatimChar"/>
     <w:rPr>
+      <w:rFonts w:eastAsia="黑体"/>
       <w:color w:val="06287e"/>
     </w:rPr>
   </w:style>
@@ -14857,6 +15511,7 @@
     <w:name w:val="VariableTok"/>
     <w:basedOn w:val="VerbatimChar"/>
     <w:rPr>
+      <w:rFonts w:eastAsia="黑体"/>
       <w:color w:val="19177c"/>
     </w:rPr>
   </w:style>
@@ -14864,6 +15519,7 @@
     <w:name w:val="ControlFlowTok"/>
     <w:basedOn w:val="VerbatimChar"/>
     <w:rPr>
+      <w:rFonts w:eastAsia="黑体"/>
       <w:b/>
       <w:color w:val="007020"/>
     </w:rPr>
@@ -14872,6 +15528,7 @@
     <w:name w:val="OperatorTok"/>
     <w:basedOn w:val="VerbatimChar"/>
     <w:rPr>
+      <w:rFonts w:eastAsia="黑体"/>
       <w:color w:val="666666"/>
     </w:rPr>
   </w:style>
@@ -14879,18 +15536,22 @@
     <w:name w:val="BuiltInTok"/>
     <w:basedOn w:val="VerbatimChar"/>
     <w:rPr>
+      <w:rFonts w:eastAsia="黑体"/>
       <w:color w:val="008000"/>
     </w:rPr>
   </w:style>
   <w:style w:type="character" w:customStyle="1" w:styleId="ExtensionTok">
     <w:name w:val="ExtensionTok"/>
     <w:basedOn w:val="VerbatimChar"/>
-    <w:rPr/>
+    <w:rPr>
+      <w:rFonts w:eastAsia="黑体"/>
+    </w:rPr>
   </w:style>
   <w:style w:type="character" w:customStyle="1" w:styleId="PreprocessorTok">
     <w:name w:val="PreprocessorTok"/>
     <w:basedOn w:val="VerbatimChar"/>
     <w:rPr>
+      <w:rFonts w:eastAsia="黑体"/>
       <w:color w:val="bc7a00"/>
     </w:rPr>
   </w:style>
@@ -14898,18 +15559,22 @@
     <w:name w:val="AttributeTok"/>
     <w:basedOn w:val="VerbatimChar"/>
     <w:rPr>
+      <w:rFonts w:eastAsia="黑体"/>
       <w:color w:val="7d9029"/>
     </w:rPr>
   </w:style>
   <w:style w:type="character" w:customStyle="1" w:styleId="RegionMarkerTok">
     <w:name w:val="RegionMarkerTok"/>
     <w:basedOn w:val="VerbatimChar"/>
-    <w:rPr/>
+    <w:rPr>
+      <w:rFonts w:eastAsia="黑体"/>
+    </w:rPr>
   </w:style>
   <w:style w:type="character" w:customStyle="1" w:styleId="InformationTok">
     <w:name w:val="InformationTok"/>
     <w:basedOn w:val="VerbatimChar"/>
     <w:rPr>
+      <w:rFonts w:eastAsia="黑体"/>
       <w:b/>
       <w:i/>
       <w:color w:val="60a0b0"/>
@@ -14919,6 +15584,7 @@
     <w:name w:val="WarningTok"/>
     <w:basedOn w:val="VerbatimChar"/>
     <w:rPr>
+      <w:rFonts w:eastAsia="黑体"/>
       <w:b/>
       <w:i/>
       <w:color w:val="60a0b0"/>
@@ -14928,6 +15594,7 @@
     <w:name w:val="AlertTok"/>
     <w:basedOn w:val="VerbatimChar"/>
     <w:rPr>
+      <w:rFonts w:eastAsia="黑体"/>
       <w:b/>
       <w:color w:val="ff0000"/>
     </w:rPr>
@@ -14936,6 +15603,7 @@
     <w:name w:val="ErrorTok"/>
     <w:basedOn w:val="VerbatimChar"/>
     <w:rPr>
+      <w:rFonts w:eastAsia="黑体"/>
       <w:b/>
       <w:color w:val="ff0000"/>
     </w:rPr>
@@ -14943,7 +15611,9 @@
   <w:style w:type="character" w:customStyle="1" w:styleId="NormalTok">
     <w:name w:val="NormalTok"/>
     <w:basedOn w:val="VerbatimChar"/>
-    <w:rPr/>
+    <w:rPr>
+      <w:rFonts w:eastAsia="黑体"/>
+    </w:rPr>
   </w:style>
 </w:styles>
 </file>
@@ -14992,12 +15662,12 @@
     <a:fontScheme name="Office">
       <a:majorFont>
         <a:latin typeface="Calibri"/>
-        <a:ea typeface=""/>
+        <a:ea typeface="黑体"/>
         <a:cs typeface=""/>
         <a:font script="Jpan" typeface="ＭＳ ゴシック"/>
         <a:font script="Hang" typeface="맑은 고딕"/>
-        <a:font script="Hans" typeface="宋体"/>
-        <a:font script="Hant" typeface="新細明體"/>
+        <a:font script="Hans" typeface="黑体"/>
+        <a:font script="Hant" typeface="黑体"/>
         <a:font script="Arab" typeface="Times New Roman"/>
         <a:font script="Hebr" typeface="Times New Roman"/>
         <a:font script="Thai" typeface="Angsana New"/>
@@ -15027,12 +15697,12 @@
       </a:majorFont>
       <a:minorFont>
         <a:latin typeface="Cambria"/>
-        <a:ea typeface=""/>
+        <a:ea typeface="黑体"/>
         <a:cs typeface=""/>
         <a:font script="Jpan" typeface="ＭＳ 明朝"/>
         <a:font script="Hang" typeface="맑은 고딕"/>
-        <a:font script="Hans" typeface="宋体"/>
-        <a:font script="Hant" typeface="新細明體"/>
+        <a:font script="Hans" typeface="黑体"/>
+        <a:font script="Hant" typeface="黑体"/>
         <a:font script="Arab" typeface="Arial"/>
         <a:font script="Hebr" typeface="Arial"/>
         <a:font script="Thai" typeface="Cordia New"/>

--- a/11-变流电路/02-逆变电路/修正正弦波逆变电路/修正正弦波逆变电路.docx
+++ b/11-变流电路/02-逆变电路/修正正弦波逆变电路/修正正弦波逆变电路.docx
@@ -2591,7 +2591,7 @@
           <w:color w:val="555555"/>
           <w:sz w:val="21"/>
         </w:rPr>
-        <w:t>材料收集者：杜文杰，WX手机：19519196569，QQ:3478827729</w:t>
+        <w:t>材料收集者：杜文杰，微信/手机：19519196569，QQ:3478827729</w:t>
       </w:r>
     </w:p>
     <w:sectPr>
